--- a/klagomål/A 25610-2026 FSC-klagomål.docx
+++ b/klagomål/A 25610-2026 FSC-klagomål.docx
@@ -1462,7 +1462,7 @@
     <w:r>
       <w:tab/>
       <w:tab/>
-      <w:t>2026-06-05</w:t>
+      <w:t>2026-06-06</w:t>
       <w:br/>
       <w:br/>
     </w:r>

--- a/klagomål/A 25610-2026 FSC-klagomål.docx
+++ b/klagomål/A 25610-2026 FSC-klagomål.docx
@@ -1462,7 +1462,7 @@
     <w:r>
       <w:tab/>
       <w:tab/>
-      <w:t>2026-06-06</w:t>
+      <w:t>2026-06-07</w:t>
       <w:br/>
       <w:br/>
     </w:r>

--- a/klagomål/A 25610-2026 FSC-klagomål.docx
+++ b/klagomål/A 25610-2026 FSC-klagomål.docx
@@ -1462,7 +1462,7 @@
     <w:r>
       <w:tab/>
       <w:tab/>
-      <w:t>2026-06-07</w:t>
+      <w:t>2026-06-08</w:t>
       <w:br/>
       <w:br/>
     </w:r>

--- a/klagomål/A 25610-2026 FSC-klagomål.docx
+++ b/klagomål/A 25610-2026 FSC-klagomål.docx
@@ -1462,7 +1462,7 @@
     <w:r>
       <w:tab/>
       <w:tab/>
-      <w:t>2026-06-08</w:t>
+      <w:t>2026-06-09</w:t>
       <w:br/>
       <w:br/>
     </w:r>

--- a/klagomål/A 25610-2026 FSC-klagomål.docx
+++ b/klagomål/A 25610-2026 FSC-klagomål.docx
@@ -1462,7 +1462,7 @@
     <w:r>
       <w:tab/>
       <w:tab/>
-      <w:t>2026-06-09</w:t>
+      <w:t>2026-06-10</w:t>
       <w:br/>
       <w:br/>
     </w:r>

--- a/klagomål/A 25610-2026 FSC-klagomål.docx
+++ b/klagomål/A 25610-2026 FSC-klagomål.docx
@@ -1462,7 +1462,7 @@
     <w:r>
       <w:tab/>
       <w:tab/>
-      <w:t>2026-06-10</w:t>
+      <w:t>2026-06-11</w:t>
       <w:br/>
       <w:br/>
     </w:r>

--- a/klagomål/A 25610-2026 FSC-klagomål.docx
+++ b/klagomål/A 25610-2026 FSC-klagomål.docx
@@ -1462,7 +1462,7 @@
     <w:r>
       <w:tab/>
       <w:tab/>
-      <w:t>2026-06-11</w:t>
+      <w:t>2026-06-12</w:t>
       <w:br/>
       <w:br/>
     </w:r>

--- a/klagomål/A 25610-2026 FSC-klagomål.docx
+++ b/klagomål/A 25610-2026 FSC-klagomål.docx
@@ -1462,7 +1462,7 @@
     <w:r>
       <w:tab/>
       <w:tab/>
-      <w:t>2026-06-12</w:t>
+      <w:t>2026-06-13</w:t>
       <w:br/>
       <w:br/>
     </w:r>

--- a/klagomål/A 25610-2026 FSC-klagomål.docx
+++ b/klagomål/A 25610-2026 FSC-klagomål.docx
@@ -1462,7 +1462,7 @@
     <w:r>
       <w:tab/>
       <w:tab/>
-      <w:t>2026-06-13</w:t>
+      <w:t>2026-06-14</w:t>
       <w:br/>
       <w:br/>
     </w:r>

--- a/klagomål/A 25610-2026 FSC-klagomål.docx
+++ b/klagomål/A 25610-2026 FSC-klagomål.docx
@@ -1462,7 +1462,7 @@
     <w:r>
       <w:tab/>
       <w:tab/>
-      <w:t>2026-06-15</w:t>
+      <w:t>2026-06-16</w:t>
       <w:br/>
       <w:br/>
     </w:r>

--- a/klagomål/A 25610-2026 FSC-klagomål.docx
+++ b/klagomål/A 25610-2026 FSC-klagomål.docx
@@ -1462,7 +1462,7 @@
     <w:r>
       <w:tab/>
       <w:tab/>
-      <w:t>2026-06-16</w:t>
+      <w:t>2026-06-17</w:t>
       <w:br/>
       <w:br/>
     </w:r>

--- a/klagomål/A 25610-2026 FSC-klagomål.docx
+++ b/klagomål/A 25610-2026 FSC-klagomål.docx
@@ -1,6 +1,6 @@
 
 <file path=word/document.xml><?xml version="1.0" encoding="utf-8"?>
-<w:document xmlns:wpc="http://schemas.microsoft.com/office/word/2010/wordprocessingCanvas" xmlns:cx="http://schemas.microsoft.com/office/drawing/2014/chartex" xmlns:cx1="http://schemas.microsoft.com/office/drawing/2015/9/8/chartex" xmlns:cx2="http://schemas.microsoft.com/office/drawing/2015/10/21/chartex" xmlns:cx3="http://schemas.microsoft.com/office/drawing/2016/5/9/chartex" xmlns:cx4="http://schemas.microsoft.com/office/drawing/2016/5/10/chartex" xmlns:cx5="http://schemas.microsoft.com/office/drawing/2016/5/11/chartex" xmlns:cx6="http://schemas.microsoft.com/office/drawing/2016/5/12/chartex" xmlns:cx7="http://schemas.microsoft.com/office/drawing/2016/5/13/chartex" xmlns:cx8="http://schemas.microsoft.com/office/drawing/2016/5/14/chartex" xmlns:mc="http://schemas.openxmlformats.org/markup-compatibility/2006" xmlns:aink="http://schemas.microsoft.com/office/drawing/2016/ink" xmlns:am3d="http://schemas.microsoft.com/office/drawing/2017/model3d" xmlns:o="urn:schemas-microsoft-com:office:office" xmlns:oel="http://schemas.microsoft.com/office/2019/extlst" xmlns:r="http://schemas.openxmlformats.org/officeDocument/2006/relationships" xmlns:m="http://schemas.openxmlformats.org/officeDocument/2006/math" xmlns:v="urn:schemas-microsoft-com:vml" xmlns:wp14="http://schemas.microsoft.com/office/word/2010/wordprocessingDrawing" xmlns:wp="http://schemas.openxmlformats.org/drawingml/2006/wordprocessingDrawing" xmlns:w10="urn:schemas-microsoft-com:office:word" xmlns:w="http://schemas.openxmlformats.org/wordprocessingml/2006/main" xmlns:w14="http://schemas.microsoft.com/office/word/2010/wordml" xmlns:w15="http://schemas.microsoft.com/office/word/2012/wordml" xmlns:w16cex="http://schemas.microsoft.com/office/word/2018/wordml/cex" xmlns:w16cid="http://schemas.microsoft.com/office/word/2016/wordml/cid" xmlns:w16="http://schemas.microsoft.com/office/word/2018/wordml" xmlns:w16sdtdh="http://schemas.microsoft.com/office/word/2020/wordml/sdtdatahash" xmlns:w16se="http://schemas.microsoft.com/office/word/2015/wordml/symex" xmlns:wpg="http://schemas.microsoft.com/office/word/2010/wordprocessingGroup" xmlns:wpi="http://schemas.microsoft.com/office/word/2010/wordprocessingInk" xmlns:wne="http://schemas.microsoft.com/office/word/2006/wordml" xmlns:wps="http://schemas.microsoft.com/office/word/2010/wordprocessingShape" mc:Ignorable="w14 w15 w16se w16cid w16 w16cex w16sdtdh wp14">
+<w:document xmlns:wpc="http://schemas.microsoft.com/office/word/2010/wordprocessingCanvas" xmlns:cx="http://schemas.microsoft.com/office/drawing/2014/chartex" xmlns:cx1="http://schemas.microsoft.com/office/drawing/2015/9/8/chartex" xmlns:cx2="http://schemas.microsoft.com/office/drawing/2015/10/21/chartex" xmlns:cx3="http://schemas.microsoft.com/office/drawing/2016/5/9/chartex" xmlns:cx4="http://schemas.microsoft.com/office/drawing/2016/5/10/chartex" xmlns:cx5="http://schemas.microsoft.com/office/drawing/2016/5/11/chartex" xmlns:cx6="http://schemas.microsoft.com/office/drawing/2016/5/12/chartex" xmlns:cx7="http://schemas.microsoft.com/office/drawing/2016/5/13/chartex" xmlns:cx8="http://schemas.microsoft.com/office/drawing/2016/5/14/chartex" xmlns:mc="http://schemas.openxmlformats.org/markup-compatibility/2006" xmlns:aink="http://schemas.microsoft.com/office/drawing/2016/ink" xmlns:am3d="http://schemas.microsoft.com/office/drawing/2017/model3d" xmlns:o="urn:schemas-microsoft-com:office:office" xmlns:oel="http://schemas.microsoft.com/office/2019/extlst" xmlns:r="http://schemas.openxmlformats.org/officeDocument/2006/relationships" xmlns:m="http://schemas.openxmlformats.org/officeDocument/2006/math" xmlns:v="urn:schemas-microsoft-com:vml" xmlns:wp14="http://schemas.microsoft.com/office/word/2010/wordprocessingDrawing" xmlns:wp="http://schemas.openxmlformats.org/drawingml/2006/wordprocessingDrawing" xmlns:w10="urn:schemas-microsoft-com:office:word" xmlns:w="http://schemas.openxmlformats.org/wordprocessingml/2006/main" xmlns:w14="http://schemas.microsoft.com/office/word/2010/wordml" xmlns:w15="http://schemas.microsoft.com/office/word/2012/wordml" xmlns:w16cex="http://schemas.microsoft.com/office/word/2018/wordml/cex" xmlns:w16cid="http://schemas.microsoft.com/office/word/2016/wordml/cid" xmlns:w16="http://schemas.microsoft.com/office/word/2018/wordml" xmlns:w16du="http://schemas.microsoft.com/office/word/2023/wordml/word16du" xmlns:w16sdtdh="http://schemas.microsoft.com/office/word/2020/wordml/sdtdatahash" xmlns:w16sdtfl="http://schemas.microsoft.com/office/word/2024/wordml/sdtformatlock" xmlns:w16se="http://schemas.microsoft.com/office/word/2015/wordml/symex" xmlns:wpg="http://schemas.microsoft.com/office/word/2010/wordprocessingGroup" xmlns:wpi="http://schemas.microsoft.com/office/word/2010/wordprocessingInk" xmlns:wne="http://schemas.microsoft.com/office/word/2006/wordml" xmlns:wps="http://schemas.microsoft.com/office/word/2010/wordprocessingShape" mc:Ignorable="w14 w15 w16se w16cid w16 w16cex w16sdtdh w16sdtfl w16du wp14">
   <w:body>
     <w:p>
       <w:r>
@@ -168,7 +168,7 @@
     </w:p>
     <w:p>
       <w:r>
-        <w:t>Detta dokument behandlar höga naturvärden i avverkningsanmälan A 25610-2026 i Nora kommun. Denna avverkningsanmälan inkom 2026-06-02 00:00:00 och omfattar 26,0 ha.</w:t>
+        <w:t>Detta dokument behandlar höga naturvärden i avverkningsanmälan A 25610-2026 i Nora kommun som inkom 2026-06-02 och omfattar 26,0 ha.</w:t>
       </w:r>
     </w:p>
     <w:p>
@@ -191,12 +191,15 @@
     </w:p>
     <w:p>
       <w:r>
-        <w:t>I avverkningsanmälan har följande 8 naturvårdsarter hittats: motaggsvamp (NT), spillkråka (NT, §4), tretåig hackspett (NT, §4), ullticka (NT), bronshjon (S), mindre märgborre (S), thomsons trägnagare (S) och tjäder (§4). Av dessa är 4 rödlistade. För rödlistade arter har rödlistekategorin angivits inom parentes. Arter som är signalarter enligt Skogsstyrelsen har markerats med (S). För fridlysta arter anges även paragrafen i Artskyddsförordningen som arten är fridlyst enligt.</w:t>
+        <w:t>I och inom 6 meter från avverkningsanmälan har följande 8 naturvårdsarter hittats: motaggsvamp (NT, T), tretåig hackspett (NT, T, §4), ullticka (NT, T), bronshjon (S, T), mindre märgborre (S, T), thomsons trägnagare (S), spillkråka (T, §4) och tjäder (T, §4). Av dessa är 3 rödlistade. För rödlistade arter har rödlistekategorin angivits inom parentes. Arter som är signalarter enligt Skogsstyrelsen har markerats med (S). Typiska arter inom Natura 2000 som är kopplade till skogsekosystem har markerats med (T). För fridlysta arter anges även paragrafen i Artskyddsförordningen som arten är fridlyst enligt.</w:t>
       </w:r>
     </w:p>
     <w:p>
       <w:r>
-        <w:t>De påträffade naturvårdsarterna är ett tydligt kvitto på att detta rör sig om en skog med höga naturvärden. I Figur 1 visas en karta över det avverkningsanmälda området, där samtliga fyndplatser för naturvårdsarter som finns registrerade på Artportalen har markerats.</w:t>
+        <w:t>De påträffade naturvårdsarterna är ett tydligt kvitto på att det rör sig om en skog med höga naturvärden.</w:t>
+      </w:r>
+      <w:r>
+        <w:t xml:space="preserve"> I Figur 1 visas fyndplatser för naturvårdsarter i området, som finns registrerade på Artportalen.</w:t>
       </w:r>
     </w:p>
     <w:p>
@@ -206,7 +209,7 @@
       <w:r>
         <w:drawing>
           <wp:inline xmlns:a="http://schemas.openxmlformats.org/drawingml/2006/main" xmlns:pic="http://schemas.openxmlformats.org/drawingml/2006/picture">
-            <wp:extent cx="5486400" cy="2547011"/>
+            <wp:extent cx="5486400" cy="3527510"/>
             <wp:docPr id="1" name="Picture 1"/>
             <wp:cNvGraphicFramePr>
               <a:graphicFrameLocks noChangeAspect="1"/>
@@ -227,7 +230,7 @@
                   <pic:spPr>
                     <a:xfrm>
                       <a:off x="0" y="0"/>
-                      <a:ext cx="5486400" cy="2547011"/>
+                      <a:ext cx="5486400" cy="3527510"/>
                     </a:xfrm>
                     <a:prstGeom prst="rect"/>
                   </pic:spPr>
@@ -241,9 +244,137 @@
     <w:p>
       <w:pPr>
         <w:pStyle w:val="Caption"/>
+        <w:spacing w:after="240"/>
       </w:pPr>
       <w:r>
-        <w:t>Figur 1. Fyndplatser för naturvårdsarter i det avverkningsanmälda området (röd linje). Markörer utan svart kant är placerade på fyndplatsen. Markörer med svart kant är placerade vid sidan av fyndplatsen och har ett svart streck som visar fyndplatsens exakta position. Kartans mittpunktskoordinat är N 6614924, E 486602 i SWEREF 99 TM.</w:t>
+        <w:t>Figur 1. Fyndplatser för naturvårdsarter i och inom 6 meter från avverkningsanmälan (röd linje). Markörer utan svart kant är placerade på fyndplatsen. Markörer med svart kant är placerade vid sidan av fyndplatsen och har ett svart streck som visar fyndplatsens exakta position. Kartans mittpunktskoordinat är N 6614924, E 486602 i SWEREF 99 TM.</w:t>
+      </w:r>
+    </w:p>
+    <w:p>
+      <w:pPr>
+        <w:pStyle w:val="Heading2"/>
+      </w:pPr>
+      <w:r>
+        <w:t>Fridlysta arter</w:t>
+      </w:r>
+    </w:p>
+    <w:p>
+      <w:r>
+        <w:t>Följande fridlysta arter har sina livsmiljöer och växtplatser i den avverkningsanmälda skogen: tretåig hackspett (NT, T, §4), spillkråka (T, §4) och tjäder (T, §4).</w:t>
+      </w:r>
+    </w:p>
+    <w:p>
+      <w:r>
+        <w:t xml:space="preserve">Observera att medlemsländerna är skyldiga att agera i enlighet med EU:s fågeldirektiv där det uttryckligen står att direktivet gäller för fåglar samt för deras ägg, bon och </w:t>
+      </w:r>
+      <w:r>
+        <w:rPr>
+          <w:b/>
+        </w:rPr>
+        <w:t xml:space="preserve">livsmiljöer </w:t>
+      </w:r>
+      <w:r>
+        <w:t>(artikel 1). Vidare att de åtgärder som vidtas inte får leda till en försämring av den nuvarande situationen beträffande bevarandet av de fågelarter som avses i artikel 1 (artikel 13). Fågeldirektivet är styrande för tillsynsansvariga myndigheters ärendehantering, ställningstaganden och beslutsfattande.</w:t>
+      </w:r>
+    </w:p>
+    <w:p>
+      <w:r>
+        <w:rPr>
+          <w:b/>
+        </w:rPr>
+        <w:t>Spillkråka (§4)</w:t>
+      </w:r>
+      <w:r>
+        <w:t xml:space="preserve"> omfattas av bilaga 1 i EU:s fågeldirektiv och är typisk art för </w:t>
+      </w:r>
+      <w:r>
+        <w:rPr>
+          <w:i/>
+        </w:rPr>
+        <w:t xml:space="preserve">9010 Taiga </w:t>
+      </w:r>
+      <w:r>
+        <w:t>och</w:t>
+      </w:r>
+      <w:r>
+        <w:rPr>
+          <w:i/>
+        </w:rPr>
+        <w:t xml:space="preserve"> 9740 Skogsbevuxen myr</w:t>
+      </w:r>
+      <w:r>
+        <w:t>. Den behöver grova träd, främst tall, asp och bok som boträd. Skogsbruk med korta omloppstider och täta, homogena ungskogar utgör det största hotet. Spillkråka är en nyckelart i skogliga miljöer vars övergivna bohål utnyttjas av flera andra hålhäckande fågelarter och fladdermöss, däribland pärluggla (EN, §4), knipa (§4), salskrake (§4) och skogsduva (§4). Hökuggla (VU, §4) och slaguggla (§4) häckar ofta i högstubbar som brutits av i höjd med ett gammalt spillkråkebo (SLU Artdatabanken, 2026; Skogsstyrelsen, 2016).</w:t>
+      </w:r>
+    </w:p>
+    <w:p>
+      <w:r>
+        <w:rPr>
+          <w:b/>
+        </w:rPr>
+        <w:t>Tjäder (§4)</w:t>
+      </w:r>
+      <w:r>
+        <w:t xml:space="preserve"> omfattas av bilaga 1 och 2 EU:s fågeldirektiv och är typisk art för </w:t>
+      </w:r>
+      <w:r>
+        <w:rPr>
+          <w:i/>
+        </w:rPr>
+        <w:t xml:space="preserve">9010 Taiga </w:t>
+      </w:r>
+      <w:r>
+        <w:t xml:space="preserve">och </w:t>
+      </w:r>
+      <w:r>
+        <w:rPr>
+          <w:i/>
+        </w:rPr>
+        <w:t>9740 Skogsbevuxen myr</w:t>
+      </w:r>
+      <w:r>
+        <w:t>. Tjädern är en utpräglad skogsfågel knuten till större sammanhängande barrskogsområden. Tupparna och hönorna utnyttjar till viss del olika miljöer, och habitatvalet varierar dessutom mellan olika delar av året. För att det ska finnas livskraftiga tjäderbestånd krävs funktionella skogslandskap med en blandning av uppvuxen, gles och luckig skog, täta sumpskogar, myrar och andra små våtmarker. Arten försvinner när skogen fragmenteras och den sammanlagda arealen hyggen och andra öppna områden blir för stor. Ett småskaligt och försiktigt virkesuttag genom hyggesfria metoder kan i vissa fall vara möjligt i området inom 200 m från lekcentrum. Längre ut från lekcentrum, inom 200–500 m bör den avverkade ytan inte överskrida 1 hektar för att undvika alltför stora och snabba förändringar (Skogsstyrelsen, 2019; SLU Artdatabanken, 2024).</w:t>
+      </w:r>
+    </w:p>
+    <w:p>
+      <w:r>
+        <w:rPr>
+          <w:b/>
+        </w:rPr>
+        <w:t>Tretåig hackspett (NT, §4)</w:t>
+      </w:r>
+      <w:r>
+        <w:t xml:space="preserve"> är rödlistad som nära hotad och ingår i bilaga 1 i EU:s fågeldirektiv. Tretåig hackspett är för sin överlevnad beroende av kontinuerlig tillförsel av äldre döende och död ved, som sker genom naturliga självgallringsprocesser i äldre grannaturskogar och barrblandade naturskogar. Om en skog genom skogsbruk gallras eller glesas ur så upphör och uteblir i stort sett den naturliga självgallringsprocessen för mycket lång tid framöver vilket omöjliggör upprätthållandet av den kontinuerliga ekologiska funktionen i ett område. Det finns studier som visar att naturskogens självgallringsprocess som den tretåiga hackspetten är beroende av, inte kan ersättas med efterlämnad hänsyn i skogsbruket (Imbeau &amp; Desrochers, 2002). Storleken på häckningsreviret varierar med skogstypen, förekomsten av död ved och graden av fragmentering, men är i allmänhet i storleksordningen 25–100 hektar. Vintertid krävs ofta betydligt större områden och det finns studier som antyder att arten behöver minst 100 hektar äldre skog. I områden med låg bonitet kan det behövas över 200 hektar lämpligt habitat för att ett par ska kunna reproducera sig. Områden med dokumenterad permanent förekomst i naturskogsmiljöer har vanligen så stora naturvärden att skogsbruk är olämpligt. Tretåig hackspett är typisk art för </w:t>
+      </w:r>
+      <w:r>
+        <w:rPr>
+          <w:i/>
+        </w:rPr>
+        <w:t xml:space="preserve">9010 Taiga, 9740 Skogsbevuxen myr, 9030 Landhöjningsskog </w:t>
+      </w:r>
+      <w:r>
+        <w:t xml:space="preserve">och </w:t>
+      </w:r>
+      <w:r>
+        <w:rPr>
+          <w:i/>
+        </w:rPr>
+        <w:t>9040 Fjällbjörkskog</w:t>
+      </w:r>
+      <w:r>
+        <w:t xml:space="preserve"> (Skogsstyrelsen, 2016; SLU Artdatabanken, 2024).</w:t>
+      </w:r>
+    </w:p>
+    <w:p>
+      <w:r>
+        <w:t>I BILAGA 1 finns mer detaljerad information om ekologi samt krav på livsmiljö hos fridlysta arter.</w:t>
+      </w:r>
+    </w:p>
+    <w:p>
+      <w:pPr>
+        <w:pStyle w:val="Heading2"/>
+      </w:pPr>
+      <w:r>
+        <w:t>Övriga naturvårdsarter</w:t>
       </w:r>
     </w:p>
     <w:p>
@@ -376,125 +507,6 @@
         <w:pStyle w:val="Heading1"/>
       </w:pPr>
       <w:r>
-        <w:t>Fridlysta arter</w:t>
-      </w:r>
-    </w:p>
-    <w:p>
-      <w:r>
-        <w:t>Följande fridlysta arter har sina livsmiljöer och växtplatser i den avverkningsanmälda skogen: spillkråka (NT, §4), tretåig hackspett (NT, §4) och tjäder (§4).</w:t>
-      </w:r>
-    </w:p>
-    <w:p>
-      <w:r>
-        <w:t xml:space="preserve">Observera att medlemsländerna är skyldiga att agera i enlighet med EU:s fågeldirektiv där det uttryckligen står att direktivet gäller för fåglar samt för deras ägg, bon och </w:t>
-      </w:r>
-      <w:r>
-        <w:rPr>
-          <w:b/>
-        </w:rPr>
-        <w:t xml:space="preserve">livsmiljöer </w:t>
-      </w:r>
-      <w:r>
-        <w:t>(artikel 1). Vidare att de åtgärder som vidtas inte får leda till en försämring av den nuvarande situationen beträffande bevarandet av de fågelarter som avses i artikel 1 (artikel 13). Fågeldirektivet är styrande för tillsynsansvariga myndigheters ärendehantering, ställningstaganden och beslutsfattande.</w:t>
-      </w:r>
-    </w:p>
-    <w:p>
-      <w:r>
-        <w:rPr>
-          <w:b/>
-        </w:rPr>
-        <w:t>Spillkråka (§4)</w:t>
-      </w:r>
-      <w:r>
-        <w:t xml:space="preserve"> omfattas av bilaga 1 i EU:s fågeldirektiv och är typisk art för </w:t>
-      </w:r>
-      <w:r>
-        <w:rPr>
-          <w:i/>
-        </w:rPr>
-        <w:t xml:space="preserve">9010 Taiga </w:t>
-      </w:r>
-      <w:r>
-        <w:t>och</w:t>
-      </w:r>
-      <w:r>
-        <w:rPr>
-          <w:i/>
-        </w:rPr>
-        <w:t xml:space="preserve"> 9740 Skogsbevuxen myr</w:t>
-      </w:r>
-      <w:r>
-        <w:t>. Den behöver grova träd, främst tall, asp och bok som boträd. Skogsbruk med korta omloppstider och täta, homogena ungskogar utgör det största hotet. Spillkråka är en nyckelart i skogliga miljöer vars övergivna bohål utnyttjas av flera andra hålhäckande fågelarter och fladdermöss, däribland pärluggla (EN, §4), knipa (§4), salskrake (§4) och skogsduva (§4). Hökuggla (VU, §4) och slaguggla (§4) häckar ofta i högstubbar som brutits av i höjd med ett gammalt spillkråkebo (SLU Artdatabanken, 2026; Skogsstyrelsen, 2016).</w:t>
-      </w:r>
-    </w:p>
-    <w:p>
-      <w:r>
-        <w:rPr>
-          <w:b/>
-        </w:rPr>
-        <w:t>Tjäder (§4)</w:t>
-      </w:r>
-      <w:r>
-        <w:t xml:space="preserve"> omfattas av bilaga 1 och 2 EU:s fågeldirektiv och är typisk art för </w:t>
-      </w:r>
-      <w:r>
-        <w:rPr>
-          <w:i/>
-        </w:rPr>
-        <w:t xml:space="preserve">9010 Taiga </w:t>
-      </w:r>
-      <w:r>
-        <w:t xml:space="preserve">och </w:t>
-      </w:r>
-      <w:r>
-        <w:rPr>
-          <w:i/>
-        </w:rPr>
-        <w:t>9740 Skogsbevuxen myr</w:t>
-      </w:r>
-      <w:r>
-        <w:t>. Tjädern är en utpräglad skogsfågel knuten till större sammanhängande barrskogsområden. Tupparna och hönorna utnyttjar till viss del olika miljöer, och habitatvalet varierar dessutom mellan olika delar av året. För att det ska finnas livskraftiga tjäderbestånd krävs funktionella skogslandskap med en blandning av uppvuxen, gles och luckig skog, täta sumpskogar, myrar och andra små våtmarker. Arten försvinner när skogen fragmenteras och den sammanlagda arealen hyggen och andra öppna områden blir för stor. Ett småskaligt och försiktigt virkesuttag genom hyggesfria metoder kan i vissa fall vara möjligt i området inom 200 m från lekcentrum. Längre ut från lekcentrum, inom 200–500 m bör den avverkade ytan inte överskrida 1 hektar för att undvika alltför stora och snabba förändringar (Skogsstyrelsen, 2019; SLU Artdatabanken, 2024).</w:t>
-      </w:r>
-    </w:p>
-    <w:p>
-      <w:r>
-        <w:rPr>
-          <w:b/>
-        </w:rPr>
-        <w:t>Tretåig hackspett (NT, §4)</w:t>
-      </w:r>
-      <w:r>
-        <w:t xml:space="preserve"> är rödlistad som nära hotad och ingår i bilaga 1 i EU:s fågeldirektiv. Tretåig hackspett är för sin överlevnad beroende av kontinuerlig tillförsel av äldre döende och död ved, som sker genom naturliga självgallringsprocesser i äldre grannaturskogar och barrblandade naturskogar. Om en skog genom skogsbruk gallras eller glesas ur så upphör och uteblir i stort sett den naturliga självgallringsprocessen för mycket lång tid framöver vilket omöjliggör upprätthållandet av den kontinuerliga ekologiska funktionen i ett område. Det finns studier som visar att naturskogens självgallringsprocess som den tretåiga hackspetten är beroende av, inte kan ersättas med efterlämnad hänsyn i skogsbruket (Imbeau &amp; Desrochers, 2002). Storleken på häckningsreviret varierar med skogstypen, förekomsten av död ved och graden av fragmentering, men är i allmänhet i storleksordningen 25–100 hektar. Vintertid krävs ofta betydligt större områden och det finns studier som antyder att arten behöver minst 100 hektar äldre skog. I områden med låg bonitet kan det behövas över 200 hektar lämpligt habitat för att ett par ska kunna reproducera sig. Områden med dokumenterad permanent förekomst i naturskogsmiljöer har vanligen så stora naturvärden att skogsbruk är olämpligt. Tretåig hackspett är typisk art för </w:t>
-      </w:r>
-      <w:r>
-        <w:rPr>
-          <w:i/>
-        </w:rPr>
-        <w:t xml:space="preserve">9010 Taiga, 9740 Skogsbevuxen myr, 9030 Landhöjningsskog </w:t>
-      </w:r>
-      <w:r>
-        <w:t xml:space="preserve">och </w:t>
-      </w:r>
-      <w:r>
-        <w:rPr>
-          <w:i/>
-        </w:rPr>
-        <w:t>9040 Fjällbjörkskog</w:t>
-      </w:r>
-      <w:r>
-        <w:t xml:space="preserve"> (Skogsstyrelsen, 2016; SLU Artdatabanken, 2024).</w:t>
-      </w:r>
-    </w:p>
-    <w:p>
-      <w:r>
-        <w:t>I BILAGA 1 finns mer detaljerad information om ekologi samt krav på livsmiljö hos fridlysta arter.</w:t>
-      </w:r>
-    </w:p>
-    <w:p>
-      <w:pPr>
-        <w:pStyle w:val="Heading1"/>
-      </w:pPr>
-      <w:r>
         <w:t>Certifiering</w:t>
       </w:r>
     </w:p>
@@ -596,7 +608,7 @@
         <w:rPr>
           <w:i/>
         </w:rPr>
-        <w:t>I det avverkningsanmälda skogsområdet har 8 naturvårdsarter varav 4 rödlistade arter sina livsmiljöer och växtplatser.</w:t>
+        <w:t>I det avverkningsanmälda skogsområdet har 8 naturvårdsarter varav 3 rödlistade arter sina livsmiljöer och växtplatser.</w:t>
       </w:r>
     </w:p>
     <w:p>
@@ -1352,7 +1364,7 @@
 </file>
 
 <file path=word/endnotes.xml><?xml version="1.0" encoding="utf-8"?>
-<w:endnotes xmlns:wpc="http://schemas.microsoft.com/office/word/2010/wordprocessingCanvas" xmlns:cx="http://schemas.microsoft.com/office/drawing/2014/chartex" xmlns:cx1="http://schemas.microsoft.com/office/drawing/2015/9/8/chartex" xmlns:cx2="http://schemas.microsoft.com/office/drawing/2015/10/21/chartex" xmlns:cx3="http://schemas.microsoft.com/office/drawing/2016/5/9/chartex" xmlns:cx4="http://schemas.microsoft.com/office/drawing/2016/5/10/chartex" xmlns:cx5="http://schemas.microsoft.com/office/drawing/2016/5/11/chartex" xmlns:cx6="http://schemas.microsoft.com/office/drawing/2016/5/12/chartex" xmlns:cx7="http://schemas.microsoft.com/office/drawing/2016/5/13/chartex" xmlns:cx8="http://schemas.microsoft.com/office/drawing/2016/5/14/chartex" xmlns:mc="http://schemas.openxmlformats.org/markup-compatibility/2006" xmlns:aink="http://schemas.microsoft.com/office/drawing/2016/ink" xmlns:am3d="http://schemas.microsoft.com/office/drawing/2017/model3d" xmlns:o="urn:schemas-microsoft-com:office:office" xmlns:oel="http://schemas.microsoft.com/office/2019/extlst" xmlns:r="http://schemas.openxmlformats.org/officeDocument/2006/relationships" xmlns:m="http://schemas.openxmlformats.org/officeDocument/2006/math" xmlns:v="urn:schemas-microsoft-com:vml" xmlns:wp14="http://schemas.microsoft.com/office/word/2010/wordprocessingDrawing" xmlns:wp="http://schemas.openxmlformats.org/drawingml/2006/wordprocessingDrawing" xmlns:w10="urn:schemas-microsoft-com:office:word" xmlns:w="http://schemas.openxmlformats.org/wordprocessingml/2006/main" xmlns:w14="http://schemas.microsoft.com/office/word/2010/wordml" xmlns:w15="http://schemas.microsoft.com/office/word/2012/wordml" xmlns:w16cex="http://schemas.microsoft.com/office/word/2018/wordml/cex" xmlns:w16cid="http://schemas.microsoft.com/office/word/2016/wordml/cid" xmlns:w16="http://schemas.microsoft.com/office/word/2018/wordml" xmlns:w16sdtdh="http://schemas.microsoft.com/office/word/2020/wordml/sdtdatahash" xmlns:w16se="http://schemas.microsoft.com/office/word/2015/wordml/symex" xmlns:wpg="http://schemas.microsoft.com/office/word/2010/wordprocessingGroup" xmlns:wpi="http://schemas.microsoft.com/office/word/2010/wordprocessingInk" xmlns:wne="http://schemas.microsoft.com/office/word/2006/wordml" xmlns:wps="http://schemas.microsoft.com/office/word/2010/wordprocessingShape" mc:Ignorable="w14 w15 w16se w16cid w16 w16cex w16sdtdh wp14">
+<w:endnotes xmlns:wpc="http://schemas.microsoft.com/office/word/2010/wordprocessingCanvas" xmlns:cx="http://schemas.microsoft.com/office/drawing/2014/chartex" xmlns:cx1="http://schemas.microsoft.com/office/drawing/2015/9/8/chartex" xmlns:cx2="http://schemas.microsoft.com/office/drawing/2015/10/21/chartex" xmlns:cx3="http://schemas.microsoft.com/office/drawing/2016/5/9/chartex" xmlns:cx4="http://schemas.microsoft.com/office/drawing/2016/5/10/chartex" xmlns:cx5="http://schemas.microsoft.com/office/drawing/2016/5/11/chartex" xmlns:cx6="http://schemas.microsoft.com/office/drawing/2016/5/12/chartex" xmlns:cx7="http://schemas.microsoft.com/office/drawing/2016/5/13/chartex" xmlns:cx8="http://schemas.microsoft.com/office/drawing/2016/5/14/chartex" xmlns:mc="http://schemas.openxmlformats.org/markup-compatibility/2006" xmlns:aink="http://schemas.microsoft.com/office/drawing/2016/ink" xmlns:am3d="http://schemas.microsoft.com/office/drawing/2017/model3d" xmlns:o="urn:schemas-microsoft-com:office:office" xmlns:oel="http://schemas.microsoft.com/office/2019/extlst" xmlns:r="http://schemas.openxmlformats.org/officeDocument/2006/relationships" xmlns:m="http://schemas.openxmlformats.org/officeDocument/2006/math" xmlns:v="urn:schemas-microsoft-com:vml" xmlns:wp14="http://schemas.microsoft.com/office/word/2010/wordprocessingDrawing" xmlns:wp="http://schemas.openxmlformats.org/drawingml/2006/wordprocessingDrawing" xmlns:w10="urn:schemas-microsoft-com:office:word" xmlns:w="http://schemas.openxmlformats.org/wordprocessingml/2006/main" xmlns:w14="http://schemas.microsoft.com/office/word/2010/wordml" xmlns:w15="http://schemas.microsoft.com/office/word/2012/wordml" xmlns:w16cex="http://schemas.microsoft.com/office/word/2018/wordml/cex" xmlns:w16cid="http://schemas.microsoft.com/office/word/2016/wordml/cid" xmlns:w16="http://schemas.microsoft.com/office/word/2018/wordml" xmlns:w16du="http://schemas.microsoft.com/office/word/2023/wordml/word16du" xmlns:w16sdtdh="http://schemas.microsoft.com/office/word/2020/wordml/sdtdatahash" xmlns:w16sdtfl="http://schemas.microsoft.com/office/word/2024/wordml/sdtformatlock" xmlns:w16se="http://schemas.microsoft.com/office/word/2015/wordml/symex" xmlns:wpg="http://schemas.microsoft.com/office/word/2010/wordprocessingGroup" xmlns:wpi="http://schemas.microsoft.com/office/word/2010/wordprocessingInk" xmlns:wne="http://schemas.microsoft.com/office/word/2006/wordml" xmlns:wps="http://schemas.microsoft.com/office/word/2010/wordprocessingShape" mc:Ignorable="w14 w15 w16se w16cid w16 w16cex w16sdtdh w16sdtfl w16du wp14">
   <w:endnote w:type="separator" w:id="-1">
     <w:p>
       <w:pPr>
@@ -1377,7 +1389,7 @@
 </file>
 
 <file path=word/footer1.xml><?xml version="1.0" encoding="utf-8"?>
-<w:ftr xmlns:wpc="http://schemas.microsoft.com/office/word/2010/wordprocessingCanvas" xmlns:cx="http://schemas.microsoft.com/office/drawing/2014/chartex" xmlns:cx1="http://schemas.microsoft.com/office/drawing/2015/9/8/chartex" xmlns:cx2="http://schemas.microsoft.com/office/drawing/2015/10/21/chartex" xmlns:cx3="http://schemas.microsoft.com/office/drawing/2016/5/9/chartex" xmlns:cx4="http://schemas.microsoft.com/office/drawing/2016/5/10/chartex" xmlns:cx5="http://schemas.microsoft.com/office/drawing/2016/5/11/chartex" xmlns:cx6="http://schemas.microsoft.com/office/drawing/2016/5/12/chartex" xmlns:cx7="http://schemas.microsoft.com/office/drawing/2016/5/13/chartex" xmlns:cx8="http://schemas.microsoft.com/office/drawing/2016/5/14/chartex" xmlns:mc="http://schemas.openxmlformats.org/markup-compatibility/2006" xmlns:aink="http://schemas.microsoft.com/office/drawing/2016/ink" xmlns:am3d="http://schemas.microsoft.com/office/drawing/2017/model3d" xmlns:o="urn:schemas-microsoft-com:office:office" xmlns:oel="http://schemas.microsoft.com/office/2019/extlst" xmlns:r="http://schemas.openxmlformats.org/officeDocument/2006/relationships" xmlns:m="http://schemas.openxmlformats.org/officeDocument/2006/math" xmlns:v="urn:schemas-microsoft-com:vml" xmlns:wp14="http://schemas.microsoft.com/office/word/2010/wordprocessingDrawing" xmlns:wp="http://schemas.openxmlformats.org/drawingml/2006/wordprocessingDrawing" xmlns:w10="urn:schemas-microsoft-com:office:word" xmlns:w="http://schemas.openxmlformats.org/wordprocessingml/2006/main" xmlns:w14="http://schemas.microsoft.com/office/word/2010/wordml" xmlns:w15="http://schemas.microsoft.com/office/word/2012/wordml" xmlns:w16cex="http://schemas.microsoft.com/office/word/2018/wordml/cex" xmlns:w16cid="http://schemas.microsoft.com/office/word/2016/wordml/cid" xmlns:w16="http://schemas.microsoft.com/office/word/2018/wordml" xmlns:w16sdtdh="http://schemas.microsoft.com/office/word/2020/wordml/sdtdatahash" xmlns:w16se="http://schemas.microsoft.com/office/word/2015/wordml/symex" xmlns:wpg="http://schemas.microsoft.com/office/word/2010/wordprocessingGroup" xmlns:wpi="http://schemas.microsoft.com/office/word/2010/wordprocessingInk" xmlns:wne="http://schemas.microsoft.com/office/word/2006/wordml" xmlns:wps="http://schemas.microsoft.com/office/word/2010/wordprocessingShape" mc:Ignorable="w14 w15 w16se w16cid w16 w16cex w16sdtdh wp14">
+<w:ftr xmlns:wpc="http://schemas.microsoft.com/office/word/2010/wordprocessingCanvas" xmlns:cx="http://schemas.microsoft.com/office/drawing/2014/chartex" xmlns:cx1="http://schemas.microsoft.com/office/drawing/2015/9/8/chartex" xmlns:cx2="http://schemas.microsoft.com/office/drawing/2015/10/21/chartex" xmlns:cx3="http://schemas.microsoft.com/office/drawing/2016/5/9/chartex" xmlns:cx4="http://schemas.microsoft.com/office/drawing/2016/5/10/chartex" xmlns:cx5="http://schemas.microsoft.com/office/drawing/2016/5/11/chartex" xmlns:cx6="http://schemas.microsoft.com/office/drawing/2016/5/12/chartex" xmlns:cx7="http://schemas.microsoft.com/office/drawing/2016/5/13/chartex" xmlns:cx8="http://schemas.microsoft.com/office/drawing/2016/5/14/chartex" xmlns:mc="http://schemas.openxmlformats.org/markup-compatibility/2006" xmlns:aink="http://schemas.microsoft.com/office/drawing/2016/ink" xmlns:am3d="http://schemas.microsoft.com/office/drawing/2017/model3d" xmlns:o="urn:schemas-microsoft-com:office:office" xmlns:oel="http://schemas.microsoft.com/office/2019/extlst" xmlns:r="http://schemas.openxmlformats.org/officeDocument/2006/relationships" xmlns:m="http://schemas.openxmlformats.org/officeDocument/2006/math" xmlns:v="urn:schemas-microsoft-com:vml" xmlns:wp14="http://schemas.microsoft.com/office/word/2010/wordprocessingDrawing" xmlns:wp="http://schemas.openxmlformats.org/drawingml/2006/wordprocessingDrawing" xmlns:w10="urn:schemas-microsoft-com:office:word" xmlns:w="http://schemas.openxmlformats.org/wordprocessingml/2006/main" xmlns:w14="http://schemas.microsoft.com/office/word/2010/wordml" xmlns:w15="http://schemas.microsoft.com/office/word/2012/wordml" xmlns:w16cex="http://schemas.microsoft.com/office/word/2018/wordml/cex" xmlns:w16cid="http://schemas.microsoft.com/office/word/2016/wordml/cid" xmlns:w16="http://schemas.microsoft.com/office/word/2018/wordml" xmlns:w16du="http://schemas.microsoft.com/office/word/2023/wordml/word16du" xmlns:w16sdtdh="http://schemas.microsoft.com/office/word/2020/wordml/sdtdatahash" xmlns:w16sdtfl="http://schemas.microsoft.com/office/word/2024/wordml/sdtformatlock" xmlns:w16se="http://schemas.microsoft.com/office/word/2015/wordml/symex" xmlns:wpg="http://schemas.microsoft.com/office/word/2010/wordprocessingGroup" xmlns:wpi="http://schemas.microsoft.com/office/word/2010/wordprocessingInk" xmlns:wne="http://schemas.microsoft.com/office/word/2006/wordml" xmlns:wps="http://schemas.microsoft.com/office/word/2010/wordprocessingShape" mc:Ignorable="w14 w15 w16se w16cid w16 w16cex w16sdtdh w16sdtfl w16du wp14">
   <w:p>
     <w:pPr>
       <w:pStyle w:val="Footer"/>
@@ -1387,7 +1399,7 @@
 </file>
 
 <file path=word/footer2.xml><?xml version="1.0" encoding="utf-8"?>
-<w:ftr xmlns:wpc="http://schemas.microsoft.com/office/word/2010/wordprocessingCanvas" xmlns:cx="http://schemas.microsoft.com/office/drawing/2014/chartex" xmlns:cx1="http://schemas.microsoft.com/office/drawing/2015/9/8/chartex" xmlns:cx2="http://schemas.microsoft.com/office/drawing/2015/10/21/chartex" xmlns:cx3="http://schemas.microsoft.com/office/drawing/2016/5/9/chartex" xmlns:cx4="http://schemas.microsoft.com/office/drawing/2016/5/10/chartex" xmlns:cx5="http://schemas.microsoft.com/office/drawing/2016/5/11/chartex" xmlns:cx6="http://schemas.microsoft.com/office/drawing/2016/5/12/chartex" xmlns:cx7="http://schemas.microsoft.com/office/drawing/2016/5/13/chartex" xmlns:cx8="http://schemas.microsoft.com/office/drawing/2016/5/14/chartex" xmlns:mc="http://schemas.openxmlformats.org/markup-compatibility/2006" xmlns:aink="http://schemas.microsoft.com/office/drawing/2016/ink" xmlns:am3d="http://schemas.microsoft.com/office/drawing/2017/model3d" xmlns:o="urn:schemas-microsoft-com:office:office" xmlns:oel="http://schemas.microsoft.com/office/2019/extlst" xmlns:r="http://schemas.openxmlformats.org/officeDocument/2006/relationships" xmlns:m="http://schemas.openxmlformats.org/officeDocument/2006/math" xmlns:v="urn:schemas-microsoft-com:vml" xmlns:wp14="http://schemas.microsoft.com/office/word/2010/wordprocessingDrawing" xmlns:wp="http://schemas.openxmlformats.org/drawingml/2006/wordprocessingDrawing" xmlns:w10="urn:schemas-microsoft-com:office:word" xmlns:w="http://schemas.openxmlformats.org/wordprocessingml/2006/main" xmlns:w14="http://schemas.microsoft.com/office/word/2010/wordml" xmlns:w15="http://schemas.microsoft.com/office/word/2012/wordml" xmlns:w16cex="http://schemas.microsoft.com/office/word/2018/wordml/cex" xmlns:w16cid="http://schemas.microsoft.com/office/word/2016/wordml/cid" xmlns:w16="http://schemas.microsoft.com/office/word/2018/wordml" xmlns:w16sdtdh="http://schemas.microsoft.com/office/word/2020/wordml/sdtdatahash" xmlns:w16se="http://schemas.microsoft.com/office/word/2015/wordml/symex" xmlns:wpg="http://schemas.microsoft.com/office/word/2010/wordprocessingGroup" xmlns:wpi="http://schemas.microsoft.com/office/word/2010/wordprocessingInk" xmlns:wne="http://schemas.microsoft.com/office/word/2006/wordml" xmlns:wps="http://schemas.microsoft.com/office/word/2010/wordprocessingShape" mc:Ignorable="w14 w15 w16se w16cid w16 w16cex w16sdtdh wp14">
+<w:ftr xmlns:wpc="http://schemas.microsoft.com/office/word/2010/wordprocessingCanvas" xmlns:cx="http://schemas.microsoft.com/office/drawing/2014/chartex" xmlns:cx1="http://schemas.microsoft.com/office/drawing/2015/9/8/chartex" xmlns:cx2="http://schemas.microsoft.com/office/drawing/2015/10/21/chartex" xmlns:cx3="http://schemas.microsoft.com/office/drawing/2016/5/9/chartex" xmlns:cx4="http://schemas.microsoft.com/office/drawing/2016/5/10/chartex" xmlns:cx5="http://schemas.microsoft.com/office/drawing/2016/5/11/chartex" xmlns:cx6="http://schemas.microsoft.com/office/drawing/2016/5/12/chartex" xmlns:cx7="http://schemas.microsoft.com/office/drawing/2016/5/13/chartex" xmlns:cx8="http://schemas.microsoft.com/office/drawing/2016/5/14/chartex" xmlns:mc="http://schemas.openxmlformats.org/markup-compatibility/2006" xmlns:aink="http://schemas.microsoft.com/office/drawing/2016/ink" xmlns:am3d="http://schemas.microsoft.com/office/drawing/2017/model3d" xmlns:o="urn:schemas-microsoft-com:office:office" xmlns:oel="http://schemas.microsoft.com/office/2019/extlst" xmlns:r="http://schemas.openxmlformats.org/officeDocument/2006/relationships" xmlns:m="http://schemas.openxmlformats.org/officeDocument/2006/math" xmlns:v="urn:schemas-microsoft-com:vml" xmlns:wp14="http://schemas.microsoft.com/office/word/2010/wordprocessingDrawing" xmlns:wp="http://schemas.openxmlformats.org/drawingml/2006/wordprocessingDrawing" xmlns:w10="urn:schemas-microsoft-com:office:word" xmlns:w="http://schemas.openxmlformats.org/wordprocessingml/2006/main" xmlns:w14="http://schemas.microsoft.com/office/word/2010/wordml" xmlns:w15="http://schemas.microsoft.com/office/word/2012/wordml" xmlns:w16cex="http://schemas.microsoft.com/office/word/2018/wordml/cex" xmlns:w16cid="http://schemas.microsoft.com/office/word/2016/wordml/cid" xmlns:w16="http://schemas.microsoft.com/office/word/2018/wordml" xmlns:w16du="http://schemas.microsoft.com/office/word/2023/wordml/word16du" xmlns:w16sdtdh="http://schemas.microsoft.com/office/word/2020/wordml/sdtdatahash" xmlns:w16sdtfl="http://schemas.microsoft.com/office/word/2024/wordml/sdtformatlock" xmlns:w16se="http://schemas.microsoft.com/office/word/2015/wordml/symex" xmlns:wpg="http://schemas.microsoft.com/office/word/2010/wordprocessingGroup" xmlns:wpi="http://schemas.microsoft.com/office/word/2010/wordprocessingInk" xmlns:wne="http://schemas.microsoft.com/office/word/2006/wordml" xmlns:wps="http://schemas.microsoft.com/office/word/2010/wordprocessingShape" mc:Ignorable="w14 w15 w16se w16cid w16 w16cex w16sdtdh w16sdtfl w16du wp14">
   <w:p>
     <w:pPr>
       <w:pStyle w:val="Footer"/>
@@ -1397,7 +1409,7 @@
 </file>
 
 <file path=word/footer3.xml><?xml version="1.0" encoding="utf-8"?>
-<w:ftr xmlns:wpc="http://schemas.microsoft.com/office/word/2010/wordprocessingCanvas" xmlns:cx="http://schemas.microsoft.com/office/drawing/2014/chartex" xmlns:cx1="http://schemas.microsoft.com/office/drawing/2015/9/8/chartex" xmlns:cx2="http://schemas.microsoft.com/office/drawing/2015/10/21/chartex" xmlns:cx3="http://schemas.microsoft.com/office/drawing/2016/5/9/chartex" xmlns:cx4="http://schemas.microsoft.com/office/drawing/2016/5/10/chartex" xmlns:cx5="http://schemas.microsoft.com/office/drawing/2016/5/11/chartex" xmlns:cx6="http://schemas.microsoft.com/office/drawing/2016/5/12/chartex" xmlns:cx7="http://schemas.microsoft.com/office/drawing/2016/5/13/chartex" xmlns:cx8="http://schemas.microsoft.com/office/drawing/2016/5/14/chartex" xmlns:mc="http://schemas.openxmlformats.org/markup-compatibility/2006" xmlns:aink="http://schemas.microsoft.com/office/drawing/2016/ink" xmlns:am3d="http://schemas.microsoft.com/office/drawing/2017/model3d" xmlns:o="urn:schemas-microsoft-com:office:office" xmlns:oel="http://schemas.microsoft.com/office/2019/extlst" xmlns:r="http://schemas.openxmlformats.org/officeDocument/2006/relationships" xmlns:m="http://schemas.openxmlformats.org/officeDocument/2006/math" xmlns:v="urn:schemas-microsoft-com:vml" xmlns:wp14="http://schemas.microsoft.com/office/word/2010/wordprocessingDrawing" xmlns:wp="http://schemas.openxmlformats.org/drawingml/2006/wordprocessingDrawing" xmlns:w10="urn:schemas-microsoft-com:office:word" xmlns:w="http://schemas.openxmlformats.org/wordprocessingml/2006/main" xmlns:w14="http://schemas.microsoft.com/office/word/2010/wordml" xmlns:w15="http://schemas.microsoft.com/office/word/2012/wordml" xmlns:w16cex="http://schemas.microsoft.com/office/word/2018/wordml/cex" xmlns:w16cid="http://schemas.microsoft.com/office/word/2016/wordml/cid" xmlns:w16="http://schemas.microsoft.com/office/word/2018/wordml" xmlns:w16sdtdh="http://schemas.microsoft.com/office/word/2020/wordml/sdtdatahash" xmlns:w16se="http://schemas.microsoft.com/office/word/2015/wordml/symex" xmlns:wpg="http://schemas.microsoft.com/office/word/2010/wordprocessingGroup" xmlns:wpi="http://schemas.microsoft.com/office/word/2010/wordprocessingInk" xmlns:wne="http://schemas.microsoft.com/office/word/2006/wordml" xmlns:wps="http://schemas.microsoft.com/office/word/2010/wordprocessingShape" mc:Ignorable="w14 w15 w16se w16cid w16 w16cex w16sdtdh wp14">
+<w:ftr xmlns:wpc="http://schemas.microsoft.com/office/word/2010/wordprocessingCanvas" xmlns:cx="http://schemas.microsoft.com/office/drawing/2014/chartex" xmlns:cx1="http://schemas.microsoft.com/office/drawing/2015/9/8/chartex" xmlns:cx2="http://schemas.microsoft.com/office/drawing/2015/10/21/chartex" xmlns:cx3="http://schemas.microsoft.com/office/drawing/2016/5/9/chartex" xmlns:cx4="http://schemas.microsoft.com/office/drawing/2016/5/10/chartex" xmlns:cx5="http://schemas.microsoft.com/office/drawing/2016/5/11/chartex" xmlns:cx6="http://schemas.microsoft.com/office/drawing/2016/5/12/chartex" xmlns:cx7="http://schemas.microsoft.com/office/drawing/2016/5/13/chartex" xmlns:cx8="http://schemas.microsoft.com/office/drawing/2016/5/14/chartex" xmlns:mc="http://schemas.openxmlformats.org/markup-compatibility/2006" xmlns:aink="http://schemas.microsoft.com/office/drawing/2016/ink" xmlns:am3d="http://schemas.microsoft.com/office/drawing/2017/model3d" xmlns:o="urn:schemas-microsoft-com:office:office" xmlns:oel="http://schemas.microsoft.com/office/2019/extlst" xmlns:r="http://schemas.openxmlformats.org/officeDocument/2006/relationships" xmlns:m="http://schemas.openxmlformats.org/officeDocument/2006/math" xmlns:v="urn:schemas-microsoft-com:vml" xmlns:wp14="http://schemas.microsoft.com/office/word/2010/wordprocessingDrawing" xmlns:wp="http://schemas.openxmlformats.org/drawingml/2006/wordprocessingDrawing" xmlns:w10="urn:schemas-microsoft-com:office:word" xmlns:w="http://schemas.openxmlformats.org/wordprocessingml/2006/main" xmlns:w14="http://schemas.microsoft.com/office/word/2010/wordml" xmlns:w15="http://schemas.microsoft.com/office/word/2012/wordml" xmlns:w16cex="http://schemas.microsoft.com/office/word/2018/wordml/cex" xmlns:w16cid="http://schemas.microsoft.com/office/word/2016/wordml/cid" xmlns:w16="http://schemas.microsoft.com/office/word/2018/wordml" xmlns:w16du="http://schemas.microsoft.com/office/word/2023/wordml/word16du" xmlns:w16sdtdh="http://schemas.microsoft.com/office/word/2020/wordml/sdtdatahash" xmlns:w16sdtfl="http://schemas.microsoft.com/office/word/2024/wordml/sdtformatlock" xmlns:w16se="http://schemas.microsoft.com/office/word/2015/wordml/symex" xmlns:wpg="http://schemas.microsoft.com/office/word/2010/wordprocessingGroup" xmlns:wpi="http://schemas.microsoft.com/office/word/2010/wordprocessingInk" xmlns:wne="http://schemas.microsoft.com/office/word/2006/wordml" xmlns:wps="http://schemas.microsoft.com/office/word/2010/wordprocessingShape" mc:Ignorable="w14 w15 w16se w16cid w16 w16cex w16sdtdh w16sdtfl w16du wp14">
   <w:p>
     <w:pPr>
       <w:pStyle w:val="Footer"/>
@@ -1407,7 +1419,7 @@
 </file>
 
 <file path=word/footnotes.xml><?xml version="1.0" encoding="utf-8"?>
-<w:footnotes xmlns:wpc="http://schemas.microsoft.com/office/word/2010/wordprocessingCanvas" xmlns:cx="http://schemas.microsoft.com/office/drawing/2014/chartex" xmlns:cx1="http://schemas.microsoft.com/office/drawing/2015/9/8/chartex" xmlns:cx2="http://schemas.microsoft.com/office/drawing/2015/10/21/chartex" xmlns:cx3="http://schemas.microsoft.com/office/drawing/2016/5/9/chartex" xmlns:cx4="http://schemas.microsoft.com/office/drawing/2016/5/10/chartex" xmlns:cx5="http://schemas.microsoft.com/office/drawing/2016/5/11/chartex" xmlns:cx6="http://schemas.microsoft.com/office/drawing/2016/5/12/chartex" xmlns:cx7="http://schemas.microsoft.com/office/drawing/2016/5/13/chartex" xmlns:cx8="http://schemas.microsoft.com/office/drawing/2016/5/14/chartex" xmlns:mc="http://schemas.openxmlformats.org/markup-compatibility/2006" xmlns:aink="http://schemas.microsoft.com/office/drawing/2016/ink" xmlns:am3d="http://schemas.microsoft.com/office/drawing/2017/model3d" xmlns:o="urn:schemas-microsoft-com:office:office" xmlns:oel="http://schemas.microsoft.com/office/2019/extlst" xmlns:r="http://schemas.openxmlformats.org/officeDocument/2006/relationships" xmlns:m="http://schemas.openxmlformats.org/officeDocument/2006/math" xmlns:v="urn:schemas-microsoft-com:vml" xmlns:wp14="http://schemas.microsoft.com/office/word/2010/wordprocessingDrawing" xmlns:wp="http://schemas.openxmlformats.org/drawingml/2006/wordprocessingDrawing" xmlns:w10="urn:schemas-microsoft-com:office:word" xmlns:w="http://schemas.openxmlformats.org/wordprocessingml/2006/main" xmlns:w14="http://schemas.microsoft.com/office/word/2010/wordml" xmlns:w15="http://schemas.microsoft.com/office/word/2012/wordml" xmlns:w16cex="http://schemas.microsoft.com/office/word/2018/wordml/cex" xmlns:w16cid="http://schemas.microsoft.com/office/word/2016/wordml/cid" xmlns:w16="http://schemas.microsoft.com/office/word/2018/wordml" xmlns:w16sdtdh="http://schemas.microsoft.com/office/word/2020/wordml/sdtdatahash" xmlns:w16se="http://schemas.microsoft.com/office/word/2015/wordml/symex" xmlns:wpg="http://schemas.microsoft.com/office/word/2010/wordprocessingGroup" xmlns:wpi="http://schemas.microsoft.com/office/word/2010/wordprocessingInk" xmlns:wne="http://schemas.microsoft.com/office/word/2006/wordml" xmlns:wps="http://schemas.microsoft.com/office/word/2010/wordprocessingShape" mc:Ignorable="w14 w15 w16se w16cid w16 w16cex w16sdtdh wp14">
+<w:footnotes xmlns:wpc="http://schemas.microsoft.com/office/word/2010/wordprocessingCanvas" xmlns:cx="http://schemas.microsoft.com/office/drawing/2014/chartex" xmlns:cx1="http://schemas.microsoft.com/office/drawing/2015/9/8/chartex" xmlns:cx2="http://schemas.microsoft.com/office/drawing/2015/10/21/chartex" xmlns:cx3="http://schemas.microsoft.com/office/drawing/2016/5/9/chartex" xmlns:cx4="http://schemas.microsoft.com/office/drawing/2016/5/10/chartex" xmlns:cx5="http://schemas.microsoft.com/office/drawing/2016/5/11/chartex" xmlns:cx6="http://schemas.microsoft.com/office/drawing/2016/5/12/chartex" xmlns:cx7="http://schemas.microsoft.com/office/drawing/2016/5/13/chartex" xmlns:cx8="http://schemas.microsoft.com/office/drawing/2016/5/14/chartex" xmlns:mc="http://schemas.openxmlformats.org/markup-compatibility/2006" xmlns:aink="http://schemas.microsoft.com/office/drawing/2016/ink" xmlns:am3d="http://schemas.microsoft.com/office/drawing/2017/model3d" xmlns:o="urn:schemas-microsoft-com:office:office" xmlns:oel="http://schemas.microsoft.com/office/2019/extlst" xmlns:r="http://schemas.openxmlformats.org/officeDocument/2006/relationships" xmlns:m="http://schemas.openxmlformats.org/officeDocument/2006/math" xmlns:v="urn:schemas-microsoft-com:vml" xmlns:wp14="http://schemas.microsoft.com/office/word/2010/wordprocessingDrawing" xmlns:wp="http://schemas.openxmlformats.org/drawingml/2006/wordprocessingDrawing" xmlns:w10="urn:schemas-microsoft-com:office:word" xmlns:w="http://schemas.openxmlformats.org/wordprocessingml/2006/main" xmlns:w14="http://schemas.microsoft.com/office/word/2010/wordml" xmlns:w15="http://schemas.microsoft.com/office/word/2012/wordml" xmlns:w16cex="http://schemas.microsoft.com/office/word/2018/wordml/cex" xmlns:w16cid="http://schemas.microsoft.com/office/word/2016/wordml/cid" xmlns:w16="http://schemas.microsoft.com/office/word/2018/wordml" xmlns:w16du="http://schemas.microsoft.com/office/word/2023/wordml/word16du" xmlns:w16sdtdh="http://schemas.microsoft.com/office/word/2020/wordml/sdtdatahash" xmlns:w16sdtfl="http://schemas.microsoft.com/office/word/2024/wordml/sdtformatlock" xmlns:w16se="http://schemas.microsoft.com/office/word/2015/wordml/symex" xmlns:wpg="http://schemas.microsoft.com/office/word/2010/wordprocessingGroup" xmlns:wpi="http://schemas.microsoft.com/office/word/2010/wordprocessingInk" xmlns:wne="http://schemas.microsoft.com/office/word/2006/wordml" xmlns:wps="http://schemas.microsoft.com/office/word/2010/wordprocessingShape" mc:Ignorable="w14 w15 w16se w16cid w16 w16cex w16sdtdh w16sdtfl w16du wp14">
   <w:footnote w:type="separator" w:id="-1">
     <w:p>
       <w:pPr>
@@ -1432,7 +1444,7 @@
 </file>
 
 <file path=word/header1.xml><?xml version="1.0" encoding="utf-8"?>
-<w:hdr xmlns:wpc="http://schemas.microsoft.com/office/word/2010/wordprocessingCanvas" xmlns:cx="http://schemas.microsoft.com/office/drawing/2014/chartex" xmlns:cx1="http://schemas.microsoft.com/office/drawing/2015/9/8/chartex" xmlns:cx2="http://schemas.microsoft.com/office/drawing/2015/10/21/chartex" xmlns:cx3="http://schemas.microsoft.com/office/drawing/2016/5/9/chartex" xmlns:cx4="http://schemas.microsoft.com/office/drawing/2016/5/10/chartex" xmlns:cx5="http://schemas.microsoft.com/office/drawing/2016/5/11/chartex" xmlns:cx6="http://schemas.microsoft.com/office/drawing/2016/5/12/chartex" xmlns:cx7="http://schemas.microsoft.com/office/drawing/2016/5/13/chartex" xmlns:cx8="http://schemas.microsoft.com/office/drawing/2016/5/14/chartex" xmlns:mc="http://schemas.openxmlformats.org/markup-compatibility/2006" xmlns:aink="http://schemas.microsoft.com/office/drawing/2016/ink" xmlns:am3d="http://schemas.microsoft.com/office/drawing/2017/model3d" xmlns:o="urn:schemas-microsoft-com:office:office" xmlns:oel="http://schemas.microsoft.com/office/2019/extlst" xmlns:r="http://schemas.openxmlformats.org/officeDocument/2006/relationships" xmlns:m="http://schemas.openxmlformats.org/officeDocument/2006/math" xmlns:v="urn:schemas-microsoft-com:vml" xmlns:wp14="http://schemas.microsoft.com/office/word/2010/wordprocessingDrawing" xmlns:wp="http://schemas.openxmlformats.org/drawingml/2006/wordprocessingDrawing" xmlns:w10="urn:schemas-microsoft-com:office:word" xmlns:w="http://schemas.openxmlformats.org/wordprocessingml/2006/main" xmlns:w14="http://schemas.microsoft.com/office/word/2010/wordml" xmlns:w15="http://schemas.microsoft.com/office/word/2012/wordml" xmlns:w16cex="http://schemas.microsoft.com/office/word/2018/wordml/cex" xmlns:w16cid="http://schemas.microsoft.com/office/word/2016/wordml/cid" xmlns:w16="http://schemas.microsoft.com/office/word/2018/wordml" xmlns:w16sdtdh="http://schemas.microsoft.com/office/word/2020/wordml/sdtdatahash" xmlns:w16se="http://schemas.microsoft.com/office/word/2015/wordml/symex" xmlns:wpg="http://schemas.microsoft.com/office/word/2010/wordprocessingGroup" xmlns:wpi="http://schemas.microsoft.com/office/word/2010/wordprocessingInk" xmlns:wne="http://schemas.microsoft.com/office/word/2006/wordml" xmlns:wps="http://schemas.microsoft.com/office/word/2010/wordprocessingShape" mc:Ignorable="w14 w15 w16se w16cid w16 w16cex w16sdtdh wp14">
+<w:hdr xmlns:wpc="http://schemas.microsoft.com/office/word/2010/wordprocessingCanvas" xmlns:cx="http://schemas.microsoft.com/office/drawing/2014/chartex" xmlns:cx1="http://schemas.microsoft.com/office/drawing/2015/9/8/chartex" xmlns:cx2="http://schemas.microsoft.com/office/drawing/2015/10/21/chartex" xmlns:cx3="http://schemas.microsoft.com/office/drawing/2016/5/9/chartex" xmlns:cx4="http://schemas.microsoft.com/office/drawing/2016/5/10/chartex" xmlns:cx5="http://schemas.microsoft.com/office/drawing/2016/5/11/chartex" xmlns:cx6="http://schemas.microsoft.com/office/drawing/2016/5/12/chartex" xmlns:cx7="http://schemas.microsoft.com/office/drawing/2016/5/13/chartex" xmlns:cx8="http://schemas.microsoft.com/office/drawing/2016/5/14/chartex" xmlns:mc="http://schemas.openxmlformats.org/markup-compatibility/2006" xmlns:aink="http://schemas.microsoft.com/office/drawing/2016/ink" xmlns:am3d="http://schemas.microsoft.com/office/drawing/2017/model3d" xmlns:o="urn:schemas-microsoft-com:office:office" xmlns:oel="http://schemas.microsoft.com/office/2019/extlst" xmlns:r="http://schemas.openxmlformats.org/officeDocument/2006/relationships" xmlns:m="http://schemas.openxmlformats.org/officeDocument/2006/math" xmlns:v="urn:schemas-microsoft-com:vml" xmlns:wp14="http://schemas.microsoft.com/office/word/2010/wordprocessingDrawing" xmlns:wp="http://schemas.openxmlformats.org/drawingml/2006/wordprocessingDrawing" xmlns:w10="urn:schemas-microsoft-com:office:word" xmlns:w="http://schemas.openxmlformats.org/wordprocessingml/2006/main" xmlns:w14="http://schemas.microsoft.com/office/word/2010/wordml" xmlns:w15="http://schemas.microsoft.com/office/word/2012/wordml" xmlns:w16cex="http://schemas.microsoft.com/office/word/2018/wordml/cex" xmlns:w16cid="http://schemas.microsoft.com/office/word/2016/wordml/cid" xmlns:w16="http://schemas.microsoft.com/office/word/2018/wordml" xmlns:w16du="http://schemas.microsoft.com/office/word/2023/wordml/word16du" xmlns:w16sdtdh="http://schemas.microsoft.com/office/word/2020/wordml/sdtdatahash" xmlns:w16sdtfl="http://schemas.microsoft.com/office/word/2024/wordml/sdtformatlock" xmlns:w16se="http://schemas.microsoft.com/office/word/2015/wordml/symex" xmlns:wpg="http://schemas.microsoft.com/office/word/2010/wordprocessingGroup" xmlns:wpi="http://schemas.microsoft.com/office/word/2010/wordprocessingInk" xmlns:wne="http://schemas.microsoft.com/office/word/2006/wordml" xmlns:wps="http://schemas.microsoft.com/office/word/2010/wordprocessingShape" mc:Ignorable="w14 w15 w16se w16cid w16 w16cex w16sdtdh w16sdtfl w16du wp14">
   <w:p>
     <w:pPr>
       <w:pStyle w:val="Header"/>
@@ -1442,7 +1454,7 @@
 </file>
 
 <file path=word/header2.xml><?xml version="1.0" encoding="utf-8"?>
-<w:hdr xmlns:wpc="http://schemas.microsoft.com/office/word/2010/wordprocessingCanvas" xmlns:cx="http://schemas.microsoft.com/office/drawing/2014/chartex" xmlns:cx1="http://schemas.microsoft.com/office/drawing/2015/9/8/chartex" xmlns:cx2="http://schemas.microsoft.com/office/drawing/2015/10/21/chartex" xmlns:cx3="http://schemas.microsoft.com/office/drawing/2016/5/9/chartex" xmlns:cx4="http://schemas.microsoft.com/office/drawing/2016/5/10/chartex" xmlns:cx5="http://schemas.microsoft.com/office/drawing/2016/5/11/chartex" xmlns:cx6="http://schemas.microsoft.com/office/drawing/2016/5/12/chartex" xmlns:cx7="http://schemas.microsoft.com/office/drawing/2016/5/13/chartex" xmlns:cx8="http://schemas.microsoft.com/office/drawing/2016/5/14/chartex" xmlns:mc="http://schemas.openxmlformats.org/markup-compatibility/2006" xmlns:aink="http://schemas.microsoft.com/office/drawing/2016/ink" xmlns:am3d="http://schemas.microsoft.com/office/drawing/2017/model3d" xmlns:o="urn:schemas-microsoft-com:office:office" xmlns:oel="http://schemas.microsoft.com/office/2019/extlst" xmlns:r="http://schemas.openxmlformats.org/officeDocument/2006/relationships" xmlns:m="http://schemas.openxmlformats.org/officeDocument/2006/math" xmlns:v="urn:schemas-microsoft-com:vml" xmlns:wp14="http://schemas.microsoft.com/office/word/2010/wordprocessingDrawing" xmlns:wp="http://schemas.openxmlformats.org/drawingml/2006/wordprocessingDrawing" xmlns:w10="urn:schemas-microsoft-com:office:word" xmlns:w="http://schemas.openxmlformats.org/wordprocessingml/2006/main" xmlns:w14="http://schemas.microsoft.com/office/word/2010/wordml" xmlns:w15="http://schemas.microsoft.com/office/word/2012/wordml" xmlns:w16cex="http://schemas.microsoft.com/office/word/2018/wordml/cex" xmlns:w16cid="http://schemas.microsoft.com/office/word/2016/wordml/cid" xmlns:w16="http://schemas.microsoft.com/office/word/2018/wordml" xmlns:w16sdtdh="http://schemas.microsoft.com/office/word/2020/wordml/sdtdatahash" xmlns:w16se="http://schemas.microsoft.com/office/word/2015/wordml/symex" xmlns:wpg="http://schemas.microsoft.com/office/word/2010/wordprocessingGroup" xmlns:wpi="http://schemas.microsoft.com/office/word/2010/wordprocessingInk" xmlns:wne="http://schemas.microsoft.com/office/word/2006/wordml" xmlns:wps="http://schemas.microsoft.com/office/word/2010/wordprocessingShape" mc:Ignorable="w14 w15 w16se w16cid w16 w16cex w16sdtdh wp14">
+<w:hdr xmlns:wpc="http://schemas.microsoft.com/office/word/2010/wordprocessingCanvas" xmlns:cx="http://schemas.microsoft.com/office/drawing/2014/chartex" xmlns:cx1="http://schemas.microsoft.com/office/drawing/2015/9/8/chartex" xmlns:cx2="http://schemas.microsoft.com/office/drawing/2015/10/21/chartex" xmlns:cx3="http://schemas.microsoft.com/office/drawing/2016/5/9/chartex" xmlns:cx4="http://schemas.microsoft.com/office/drawing/2016/5/10/chartex" xmlns:cx5="http://schemas.microsoft.com/office/drawing/2016/5/11/chartex" xmlns:cx6="http://schemas.microsoft.com/office/drawing/2016/5/12/chartex" xmlns:cx7="http://schemas.microsoft.com/office/drawing/2016/5/13/chartex" xmlns:cx8="http://schemas.microsoft.com/office/drawing/2016/5/14/chartex" xmlns:mc="http://schemas.openxmlformats.org/markup-compatibility/2006" xmlns:aink="http://schemas.microsoft.com/office/drawing/2016/ink" xmlns:am3d="http://schemas.microsoft.com/office/drawing/2017/model3d" xmlns:o="urn:schemas-microsoft-com:office:office" xmlns:oel="http://schemas.microsoft.com/office/2019/extlst" xmlns:r="http://schemas.openxmlformats.org/officeDocument/2006/relationships" xmlns:m="http://schemas.openxmlformats.org/officeDocument/2006/math" xmlns:v="urn:schemas-microsoft-com:vml" xmlns:wp14="http://schemas.microsoft.com/office/word/2010/wordprocessingDrawing" xmlns:wp="http://schemas.openxmlformats.org/drawingml/2006/wordprocessingDrawing" xmlns:w10="urn:schemas-microsoft-com:office:word" xmlns:w="http://schemas.openxmlformats.org/wordprocessingml/2006/main" xmlns:w14="http://schemas.microsoft.com/office/word/2010/wordml" xmlns:w15="http://schemas.microsoft.com/office/word/2012/wordml" xmlns:w16cex="http://schemas.microsoft.com/office/word/2018/wordml/cex" xmlns:w16cid="http://schemas.microsoft.com/office/word/2016/wordml/cid" xmlns:w16="http://schemas.microsoft.com/office/word/2018/wordml" xmlns:w16du="http://schemas.microsoft.com/office/word/2023/wordml/word16du" xmlns:w16sdtdh="http://schemas.microsoft.com/office/word/2020/wordml/sdtdatahash" xmlns:w16sdtfl="http://schemas.microsoft.com/office/word/2024/wordml/sdtformatlock" xmlns:w16se="http://schemas.microsoft.com/office/word/2015/wordml/symex" xmlns:wpg="http://schemas.microsoft.com/office/word/2010/wordprocessingGroup" xmlns:wpi="http://schemas.microsoft.com/office/word/2010/wordprocessingInk" xmlns:wne="http://schemas.microsoft.com/office/word/2006/wordml" xmlns:wps="http://schemas.microsoft.com/office/word/2010/wordprocessingShape" mc:Ignorable="w14 w15 w16se w16cid w16 w16cex w16sdtdh w16sdtfl w16du wp14">
   <w:p>
     <w:pPr>
       <w:pStyle w:val="Header"/>
@@ -1453,7 +1465,7 @@
 </file>
 
 <file path=word/header3.xml><?xml version="1.0" encoding="utf-8"?>
-<w:hdr xmlns:wpc="http://schemas.microsoft.com/office/word/2010/wordprocessingCanvas" xmlns:cx="http://schemas.microsoft.com/office/drawing/2014/chartex" xmlns:cx1="http://schemas.microsoft.com/office/drawing/2015/9/8/chartex" xmlns:cx2="http://schemas.microsoft.com/office/drawing/2015/10/21/chartex" xmlns:cx3="http://schemas.microsoft.com/office/drawing/2016/5/9/chartex" xmlns:cx4="http://schemas.microsoft.com/office/drawing/2016/5/10/chartex" xmlns:cx5="http://schemas.microsoft.com/office/drawing/2016/5/11/chartex" xmlns:cx6="http://schemas.microsoft.com/office/drawing/2016/5/12/chartex" xmlns:cx7="http://schemas.microsoft.com/office/drawing/2016/5/13/chartex" xmlns:cx8="http://schemas.microsoft.com/office/drawing/2016/5/14/chartex" xmlns:mc="http://schemas.openxmlformats.org/markup-compatibility/2006" xmlns:aink="http://schemas.microsoft.com/office/drawing/2016/ink" xmlns:am3d="http://schemas.microsoft.com/office/drawing/2017/model3d" xmlns:o="urn:schemas-microsoft-com:office:office" xmlns:oel="http://schemas.microsoft.com/office/2019/extlst" xmlns:r="http://schemas.openxmlformats.org/officeDocument/2006/relationships" xmlns:m="http://schemas.openxmlformats.org/officeDocument/2006/math" xmlns:v="urn:schemas-microsoft-com:vml" xmlns:wp14="http://schemas.microsoft.com/office/word/2010/wordprocessingDrawing" xmlns:wp="http://schemas.openxmlformats.org/drawingml/2006/wordprocessingDrawing" xmlns:w10="urn:schemas-microsoft-com:office:word" xmlns:w="http://schemas.openxmlformats.org/wordprocessingml/2006/main" xmlns:w14="http://schemas.microsoft.com/office/word/2010/wordml" xmlns:w15="http://schemas.microsoft.com/office/word/2012/wordml" xmlns:w16cex="http://schemas.microsoft.com/office/word/2018/wordml/cex" xmlns:w16cid="http://schemas.microsoft.com/office/word/2016/wordml/cid" xmlns:w16="http://schemas.microsoft.com/office/word/2018/wordml" xmlns:w16sdtdh="http://schemas.microsoft.com/office/word/2020/wordml/sdtdatahash" xmlns:w16se="http://schemas.microsoft.com/office/word/2015/wordml/symex" xmlns:wpg="http://schemas.microsoft.com/office/word/2010/wordprocessingGroup" xmlns:wpi="http://schemas.microsoft.com/office/word/2010/wordprocessingInk" xmlns:wne="http://schemas.microsoft.com/office/word/2006/wordml" xmlns:wps="http://schemas.microsoft.com/office/word/2010/wordprocessingShape" mc:Ignorable="w14 w15 w16se w16cid w16 w16cex w16sdtdh wp14">
+<w:hdr xmlns:wpc="http://schemas.microsoft.com/office/word/2010/wordprocessingCanvas" xmlns:cx="http://schemas.microsoft.com/office/drawing/2014/chartex" xmlns:cx1="http://schemas.microsoft.com/office/drawing/2015/9/8/chartex" xmlns:cx2="http://schemas.microsoft.com/office/drawing/2015/10/21/chartex" xmlns:cx3="http://schemas.microsoft.com/office/drawing/2016/5/9/chartex" xmlns:cx4="http://schemas.microsoft.com/office/drawing/2016/5/10/chartex" xmlns:cx5="http://schemas.microsoft.com/office/drawing/2016/5/11/chartex" xmlns:cx6="http://schemas.microsoft.com/office/drawing/2016/5/12/chartex" xmlns:cx7="http://schemas.microsoft.com/office/drawing/2016/5/13/chartex" xmlns:cx8="http://schemas.microsoft.com/office/drawing/2016/5/14/chartex" xmlns:mc="http://schemas.openxmlformats.org/markup-compatibility/2006" xmlns:aink="http://schemas.microsoft.com/office/drawing/2016/ink" xmlns:am3d="http://schemas.microsoft.com/office/drawing/2017/model3d" xmlns:o="urn:schemas-microsoft-com:office:office" xmlns:oel="http://schemas.microsoft.com/office/2019/extlst" xmlns:r="http://schemas.openxmlformats.org/officeDocument/2006/relationships" xmlns:m="http://schemas.openxmlformats.org/officeDocument/2006/math" xmlns:v="urn:schemas-microsoft-com:vml" xmlns:wp14="http://schemas.microsoft.com/office/word/2010/wordprocessingDrawing" xmlns:wp="http://schemas.openxmlformats.org/drawingml/2006/wordprocessingDrawing" xmlns:w10="urn:schemas-microsoft-com:office:word" xmlns:w="http://schemas.openxmlformats.org/wordprocessingml/2006/main" xmlns:w14="http://schemas.microsoft.com/office/word/2010/wordml" xmlns:w15="http://schemas.microsoft.com/office/word/2012/wordml" xmlns:w16cex="http://schemas.microsoft.com/office/word/2018/wordml/cex" xmlns:w16cid="http://schemas.microsoft.com/office/word/2016/wordml/cid" xmlns:w16="http://schemas.microsoft.com/office/word/2018/wordml" xmlns:w16du="http://schemas.microsoft.com/office/word/2023/wordml/word16du" xmlns:w16sdtdh="http://schemas.microsoft.com/office/word/2020/wordml/sdtdatahash" xmlns:w16sdtfl="http://schemas.microsoft.com/office/word/2024/wordml/sdtformatlock" xmlns:w16se="http://schemas.microsoft.com/office/word/2015/wordml/symex" xmlns:wpg="http://schemas.microsoft.com/office/word/2010/wordprocessingGroup" xmlns:wpi="http://schemas.microsoft.com/office/word/2010/wordprocessingInk" xmlns:wne="http://schemas.microsoft.com/office/word/2006/wordml" xmlns:wps="http://schemas.microsoft.com/office/word/2010/wordprocessingShape" mc:Ignorable="w14 w15 w16se w16cid w16 w16cex w16sdtdh w16sdtfl w16du wp14">
   <w:p>
     <w:pPr>
       <w:pStyle w:val="Header"/>
@@ -1462,7 +1474,7 @@
     <w:r>
       <w:tab/>
       <w:tab/>
-      <w:t>2026-06-17</w:t>
+      <w:t>2026-06-18</w:t>
       <w:br/>
       <w:br/>
     </w:r>
@@ -1479,7 +1491,7 @@
 </file>
 
 <file path=word/numbering.xml><?xml version="1.0" encoding="utf-8"?>
-<w:numbering xmlns:wpc="http://schemas.microsoft.com/office/word/2010/wordprocessingCanvas" xmlns:cx="http://schemas.microsoft.com/office/drawing/2014/chartex" xmlns:cx1="http://schemas.microsoft.com/office/drawing/2015/9/8/chartex" xmlns:cx2="http://schemas.microsoft.com/office/drawing/2015/10/21/chartex" xmlns:cx3="http://schemas.microsoft.com/office/drawing/2016/5/9/chartex" xmlns:cx4="http://schemas.microsoft.com/office/drawing/2016/5/10/chartex" xmlns:cx5="http://schemas.microsoft.com/office/drawing/2016/5/11/chartex" xmlns:cx6="http://schemas.microsoft.com/office/drawing/2016/5/12/chartex" xmlns:cx7="http://schemas.microsoft.com/office/drawing/2016/5/13/chartex" xmlns:cx8="http://schemas.microsoft.com/office/drawing/2016/5/14/chartex" xmlns:mc="http://schemas.openxmlformats.org/markup-compatibility/2006" xmlns:aink="http://schemas.microsoft.com/office/drawing/2016/ink" xmlns:am3d="http://schemas.microsoft.com/office/drawing/2017/model3d" xmlns:o="urn:schemas-microsoft-com:office:office" xmlns:oel="http://schemas.microsoft.com/office/2019/extlst" xmlns:r="http://schemas.openxmlformats.org/officeDocument/2006/relationships" xmlns:m="http://schemas.openxmlformats.org/officeDocument/2006/math" xmlns:v="urn:schemas-microsoft-com:vml" xmlns:wp14="http://schemas.microsoft.com/office/word/2010/wordprocessingDrawing" xmlns:wp="http://schemas.openxmlformats.org/drawingml/2006/wordprocessingDrawing" xmlns:w10="urn:schemas-microsoft-com:office:word" xmlns:w="http://schemas.openxmlformats.org/wordprocessingml/2006/main" xmlns:w14="http://schemas.microsoft.com/office/word/2010/wordml" xmlns:w15="http://schemas.microsoft.com/office/word/2012/wordml" xmlns:w16cex="http://schemas.microsoft.com/office/word/2018/wordml/cex" xmlns:w16cid="http://schemas.microsoft.com/office/word/2016/wordml/cid" xmlns:w16="http://schemas.microsoft.com/office/word/2018/wordml" xmlns:w16sdtdh="http://schemas.microsoft.com/office/word/2020/wordml/sdtdatahash" xmlns:w16se="http://schemas.microsoft.com/office/word/2015/wordml/symex" xmlns:wpg="http://schemas.microsoft.com/office/word/2010/wordprocessingGroup" xmlns:wpi="http://schemas.microsoft.com/office/word/2010/wordprocessingInk" xmlns:wne="http://schemas.microsoft.com/office/word/2006/wordml" xmlns:wps="http://schemas.microsoft.com/office/word/2010/wordprocessingShape" mc:Ignorable="w14 w15 w16se w16cid w16 w16cex w16sdtdh wp14">
+<w:numbering xmlns:wpc="http://schemas.microsoft.com/office/word/2010/wordprocessingCanvas" xmlns:cx="http://schemas.microsoft.com/office/drawing/2014/chartex" xmlns:cx1="http://schemas.microsoft.com/office/drawing/2015/9/8/chartex" xmlns:cx2="http://schemas.microsoft.com/office/drawing/2015/10/21/chartex" xmlns:cx3="http://schemas.microsoft.com/office/drawing/2016/5/9/chartex" xmlns:cx4="http://schemas.microsoft.com/office/drawing/2016/5/10/chartex" xmlns:cx5="http://schemas.microsoft.com/office/drawing/2016/5/11/chartex" xmlns:cx6="http://schemas.microsoft.com/office/drawing/2016/5/12/chartex" xmlns:cx7="http://schemas.microsoft.com/office/drawing/2016/5/13/chartex" xmlns:cx8="http://schemas.microsoft.com/office/drawing/2016/5/14/chartex" xmlns:mc="http://schemas.openxmlformats.org/markup-compatibility/2006" xmlns:aink="http://schemas.microsoft.com/office/drawing/2016/ink" xmlns:am3d="http://schemas.microsoft.com/office/drawing/2017/model3d" xmlns:o="urn:schemas-microsoft-com:office:office" xmlns:oel="http://schemas.microsoft.com/office/2019/extlst" xmlns:r="http://schemas.openxmlformats.org/officeDocument/2006/relationships" xmlns:m="http://schemas.openxmlformats.org/officeDocument/2006/math" xmlns:v="urn:schemas-microsoft-com:vml" xmlns:wp14="http://schemas.microsoft.com/office/word/2010/wordprocessingDrawing" xmlns:wp="http://schemas.openxmlformats.org/drawingml/2006/wordprocessingDrawing" xmlns:w10="urn:schemas-microsoft-com:office:word" xmlns:w="http://schemas.openxmlformats.org/wordprocessingml/2006/main" xmlns:w14="http://schemas.microsoft.com/office/word/2010/wordml" xmlns:w15="http://schemas.microsoft.com/office/word/2012/wordml" xmlns:w16cex="http://schemas.microsoft.com/office/word/2018/wordml/cex" xmlns:w16cid="http://schemas.microsoft.com/office/word/2016/wordml/cid" xmlns:w16="http://schemas.microsoft.com/office/word/2018/wordml" xmlns:w16du="http://schemas.microsoft.com/office/word/2023/wordml/word16du" xmlns:w16sdtdh="http://schemas.microsoft.com/office/word/2020/wordml/sdtdatahash" xmlns:w16sdtfl="http://schemas.microsoft.com/office/word/2024/wordml/sdtformatlock" xmlns:w16se="http://schemas.microsoft.com/office/word/2015/wordml/symex" xmlns:wpg="http://schemas.microsoft.com/office/word/2010/wordprocessingGroup" xmlns:wpi="http://schemas.microsoft.com/office/word/2010/wordprocessingInk" xmlns:wne="http://schemas.microsoft.com/office/word/2006/wordml" xmlns:wps="http://schemas.microsoft.com/office/word/2010/wordprocessingShape" mc:Ignorable="w14 w15 w16se w16cid w16 w16cex w16sdtdh w16sdtfl w16du wp14">
   <w:abstractNum w:abstractNumId="0" w15:restartNumberingAfterBreak="0">
     <w:nsid w:val="FFFFFF7C"/>
     <w:multiLevelType w:val="singleLevel"/>
@@ -1682,7 +1694,7 @@
 </file>
 
 <file path=word/styles.xml><?xml version="1.0" encoding="utf-8"?>
-<w:styles xmlns:mc="http://schemas.openxmlformats.org/markup-compatibility/2006" xmlns:r="http://schemas.openxmlformats.org/officeDocument/2006/relationships" xmlns:w="http://schemas.openxmlformats.org/wordprocessingml/2006/main" xmlns:w14="http://schemas.microsoft.com/office/word/2010/wordml" xmlns:w15="http://schemas.microsoft.com/office/word/2012/wordml" xmlns:w16cex="http://schemas.microsoft.com/office/word/2018/wordml/cex" xmlns:w16cid="http://schemas.microsoft.com/office/word/2016/wordml/cid" xmlns:w16="http://schemas.microsoft.com/office/word/2018/wordml" xmlns:w16sdtdh="http://schemas.microsoft.com/office/word/2020/wordml/sdtdatahash" xmlns:w16se="http://schemas.microsoft.com/office/word/2015/wordml/symex" mc:Ignorable="w14 w15 w16se w16cid w16 w16cex w16sdtdh">
+<w:styles xmlns:mc="http://schemas.openxmlformats.org/markup-compatibility/2006" xmlns:r="http://schemas.openxmlformats.org/officeDocument/2006/relationships" xmlns:w="http://schemas.openxmlformats.org/wordprocessingml/2006/main" xmlns:w14="http://schemas.microsoft.com/office/word/2010/wordml" xmlns:w15="http://schemas.microsoft.com/office/word/2012/wordml" xmlns:w16cex="http://schemas.microsoft.com/office/word/2018/wordml/cex" xmlns:w16cid="http://schemas.microsoft.com/office/word/2016/wordml/cid" xmlns:w16="http://schemas.microsoft.com/office/word/2018/wordml" xmlns:w16du="http://schemas.microsoft.com/office/word/2023/wordml/word16du" xmlns:w16sdtdh="http://schemas.microsoft.com/office/word/2020/wordml/sdtdatahash" xmlns:w16sdtfl="http://schemas.microsoft.com/office/word/2024/wordml/sdtformatlock" xmlns:w16se="http://schemas.microsoft.com/office/word/2015/wordml/symex" mc:Ignorable="w14 w15 w16se w16cid w16 w16cex w16sdtdh w16sdtfl w16du">
   <w:docDefaults>
     <w:rPrDefault>
       <w:rPr>
@@ -2440,7 +2452,7 @@
     <w:link w:val="TitleChar"/>
     <w:uiPriority w:val="10"/>
     <w:qFormat/>
-    <w:rsid w:val="007106C8"/>
+    <w:rsid w:val="00E854FA"/>
     <w:pPr>
       <w:spacing w:after="300" w:line="240" w:lineRule="auto"/>
       <w:contextualSpacing/>
@@ -2450,7 +2462,7 @@
       <w:rFonts w:eastAsiaTheme="majorEastAsia" w:cstheme="majorBidi"/>
       <w:spacing w:val="5"/>
       <w:kern w:val="28"/>
-      <w:sz w:val="52"/>
+      <w:sz w:val="40"/>
       <w:szCs w:val="52"/>
       <w:lang w:val="sv-SE" w:eastAsia="en-US" w:bidi="ar-SA"/>
     </w:rPr>
@@ -2460,12 +2472,12 @@
     <w:basedOn w:val="DefaultParagraphFont"/>
     <w:link w:val="Title"/>
     <w:uiPriority w:val="10"/>
-    <w:rsid w:val="007106C8"/>
+    <w:rsid w:val="00E854FA"/>
     <w:rPr>
       <w:rFonts w:ascii="Times New Roman" w:eastAsiaTheme="majorEastAsia" w:hAnsi="Times New Roman" w:cstheme="majorBidi"/>
       <w:spacing w:val="5"/>
       <w:kern w:val="28"/>
-      <w:sz w:val="52"/>
+      <w:sz w:val="40"/>
       <w:szCs w:val="52"/>
       <w:lang w:val="sv-SE" w:eastAsia="en-US" w:bidi="ar-SA"/>
     </w:rPr>

--- a/klagomål/A 25610-2026 FSC-klagomål.docx
+++ b/klagomål/A 25610-2026 FSC-klagomål.docx
@@ -1474,7 +1474,7 @@
     <w:r>
       <w:tab/>
       <w:tab/>
-      <w:t>2026-06-18</w:t>
+      <w:t>2026-06-19</w:t>
       <w:br/>
       <w:br/>
     </w:r>

--- a/klagomål/A 25610-2026 FSC-klagomål.docx
+++ b/klagomål/A 25610-2026 FSC-klagomål.docx
@@ -1474,7 +1474,7 @@
     <w:r>
       <w:tab/>
       <w:tab/>
-      <w:t>2026-06-19</w:t>
+      <w:t>2026-06-20</w:t>
       <w:br/>
       <w:br/>
     </w:r>

--- a/klagomål/A 25610-2026 FSC-klagomål.docx
+++ b/klagomål/A 25610-2026 FSC-klagomål.docx
@@ -168,38 +168,7 @@
     </w:p>
     <w:p>
       <w:r>
-        <w:t>Detta dokument behandlar höga naturvärden i avverkningsanmälan A 25610-2026 i Nora kommun som inkom 2026-06-02 och omfattar 26,0 ha.</w:t>
-      </w:r>
-    </w:p>
-    <w:p>
-      <w:r>
-        <w:t>Nedan presenteras fynd av naturvårdsarter och fridlysta arter som gjorts i det avverkningsanmälda området, samt relevanta utdrag ur standarderna för FSC, Chain of Custody, Controlled Wood och PEFC. I BILAGA 1 finns artfakta om fridlysta och rödlistade arter.</w:t>
-      </w:r>
-    </w:p>
-    <w:p>
-      <w:r>
-        <w:t>Vi förväntar oss att ni återkommer med ett skriftligt svar på vårt klagomål och även beskriver vilka korrigerande åtgärder ni satt in för att rätta till identifierade brister i er efterlevnad av den svenska FSC standarden.</w:t>
-      </w:r>
-    </w:p>
-    <w:p>
-      <w:pPr>
-        <w:pStyle w:val="Heading1"/>
-      </w:pPr>
-      <w:r>
-        <w:t>Naturvårdsarter</w:t>
-      </w:r>
-    </w:p>
-    <w:p>
-      <w:r>
-        <w:t>I och inom 6 meter från avverkningsanmälan har följande 8 naturvårdsarter hittats: motaggsvamp (NT, T), tretåig hackspett (NT, T, §4), ullticka (NT, T), bronshjon (S, T), mindre märgborre (S, T), thomsons trägnagare (S), spillkråka (T, §4) och tjäder (T, §4). Av dessa är 3 rödlistade. För rödlistade arter har rödlistekategorin angivits inom parentes. Arter som är signalarter enligt Skogsstyrelsen har markerats med (S). Typiska arter inom Natura 2000 som är kopplade till skogsekosystem har markerats med (T). För fridlysta arter anges även paragrafen i Artskyddsförordningen som arten är fridlyst enligt.</w:t>
-      </w:r>
-    </w:p>
-    <w:p>
-      <w:r>
-        <w:t>De påträffade naturvårdsarterna är ett tydligt kvitto på att det rör sig om en skog med höga naturvärden.</w:t>
-      </w:r>
-      <w:r>
-        <w:t xml:space="preserve"> I Figur 1 visas fyndplatser för naturvårdsarter i området, som finns registrerade på Artportalen.</w:t>
+        <w:t>Detta klagomål behandlar höga naturvärden i avverkningsanmälan A 25610-2026 i Nora kommun som inkom 2026-06-02 och omfattar 26,0 ha.</w:t>
       </w:r>
     </w:p>
     <w:p>
@@ -247,7 +216,255 @@
         <w:spacing w:after="240"/>
       </w:pPr>
       <w:r>
-        <w:t>Figur 1. Fyndplatser för naturvårdsarter i och inom 6 meter från avverkningsanmälan (röd linje). Markörer utan svart kant är placerade på fyndplatsen. Markörer med svart kant är placerade vid sidan av fyndplatsen och har ett svart streck som visar fyndplatsens exakta position. Kartans mittpunktskoordinat är N 6614924, E 486602 i SWEREF 99 TM.</w:t>
+        <w:t>Figur 1. Fyndplatser för naturvårdsarter i och inom 6 meter från avverkningsanmälan. Markörer utan svart kant är placerade på fyndplatsen. Markörer med svart kant är placerade vid sidan av fyndplatsen har ett svart streck som visar fyndplatsens exakta position. Kartans mittpunktskoordinat är N 6614924, E 486602 i SWEREF 99 TM.</w:t>
+      </w:r>
+    </w:p>
+    <w:p>
+      <w:r>
+        <w:t>I och inom 6 meter från avverkningsanmälan finns fynd av 8 naturvårdsarter, varav 3 är rödlistade, 3 är fridlysta, 7 är typiska (T) och 3 är signalarter (S): motaggsvamp (NT, T), tretåig hackspett (NT, T, §4), ullticka (NT, T), bronshjon (S, T), mindre märgborre (S, T), thomsons trägnagare (S), spillkråka (T, §4) och tjäder (T, §4). Se Figur 1.</w:t>
+      </w:r>
+    </w:p>
+    <w:p>
+      <w:r>
+        <w:t>Nedan presenteras relevanta utdrag ur standarderna för FSC, Chain of Custody, Controlled Wood och PEFC.</w:t>
+      </w:r>
+    </w:p>
+    <w:p>
+      <w:r>
+        <w:t>Vi förväntar oss att ni återkommer med ett skriftligt svar på vårt klagomål och även beskriver vilka korrigerande åtgärder ni satt in för att rätta till identifierade brister i er efterlevnad av den svenska FSC standarden.</w:t>
+      </w:r>
+    </w:p>
+    <w:p>
+      <w:pPr>
+        <w:pStyle w:val="Heading1"/>
+      </w:pPr>
+      <w:r>
+        <w:t>Naturvårdsarter och fridlysta arter</w:t>
+      </w:r>
+    </w:p>
+    <w:p>
+      <w:r>
+        <w:t>Nedan följer beskrivningar av de naturvårdsarter och fridlysta arter som har sina livsmiljöer och växtplatser i den avverkningsanmälda skogen. Se även ytterligare artfakta i BILAGA 1. De påträffade naturvårdsarterna är ett tydligt kvitto på att det rör sig om en skog med höga naturvärden.</w:t>
+      </w:r>
+    </w:p>
+    <w:p>
+      <w:r>
+        <w:rPr>
+          <w:b/>
+        </w:rPr>
+        <w:t xml:space="preserve">Motaggsvamp (NT) </w:t>
+      </w:r>
+      <w:r>
+        <w:t xml:space="preserve">bildar mykorrhiza med tall i tallskog och hittas huvudsakligen i äldre, glesare skogsbestånd och hällmarksimpediment. Arten hotas främst av skogsavverkning och tycks försvinna efter slutavverkning, markberedning och plantering. Motaggsvamp är typisk art för </w:t>
+      </w:r>
+      <w:r>
+        <w:rPr>
+          <w:i/>
+        </w:rPr>
+        <w:t>9010 Taiga</w:t>
+      </w:r>
+      <w:r>
+        <w:t xml:space="preserve"> (SLU Artdatabanken, 2024).</w:t>
+      </w:r>
+    </w:p>
+    <w:p>
+      <w:r>
+        <w:rPr>
+          <w:b/>
+        </w:rPr>
+        <w:t>Tretåig hackspett (NT, §4)</w:t>
+      </w:r>
+      <w:r>
+        <w:t xml:space="preserve"> är rödlistad som nära hotad och ingår i bilaga 1 i EU:s fågeldirektiv. Tretåig hackspett är för sin överlevnad beroende av kontinuerlig tillförsel av äldre döende och död ved, som sker genom naturliga självgallringsprocesser i äldre grannaturskogar och barrblandade naturskogar. Om en skog genom skogsbruk gallras eller glesas ur så upphör och uteblir i stort sett den naturliga självgallringsprocessen för mycket lång tid framöver vilket omöjliggör upprätthållandet av den kontinuerliga ekologiska funktionen i ett område. Det finns studier som visar att naturskogens självgallringsprocess som den tretåiga hackspetten är beroende av, inte kan ersättas med efterlämnad hänsyn i skogsbruket (Imbeau &amp; Desrochers, 2002). Storleken på häckningsreviret varierar med skogstypen, förekomsten av död ved och graden av fragmentering, men är i allmänhet i storleksordningen 25–100 hektar. Vintertid krävs ofta betydligt större områden och det finns studier som antyder att arten behöver minst 100 hektar äldre skog. I områden med låg bonitet kan det behövas över 200 hektar lämpligt habitat för att ett par ska kunna reproducera sig. Områden med dokumenterad permanent förekomst i naturskogsmiljöer har vanligen så stora naturvärden att skogsbruk är olämpligt. Tretåig hackspett är typisk art för </w:t>
+      </w:r>
+      <w:r>
+        <w:rPr>
+          <w:i/>
+        </w:rPr>
+        <w:t xml:space="preserve">9010 Taiga, 9740 Skogsbevuxen myr, 9030 Landhöjningsskog </w:t>
+      </w:r>
+      <w:r>
+        <w:t xml:space="preserve">och </w:t>
+      </w:r>
+      <w:r>
+        <w:rPr>
+          <w:i/>
+        </w:rPr>
+        <w:t>9040 Fjällbjörkskog</w:t>
+      </w:r>
+      <w:r>
+        <w:t xml:space="preserve"> (Skogsstyrelsen, 2016; SLU Artdatabanken, 2024).</w:t>
+      </w:r>
+    </w:p>
+    <w:p>
+      <w:r>
+        <w:rPr>
+          <w:b/>
+        </w:rPr>
+        <w:t>Ullticka (NT)</w:t>
+      </w:r>
+      <w:r>
+        <w:t xml:space="preserve"> är knuten till restbestånd av barrnaturskog och förekommer med ett tydligt optimum i orörda eller måttligt påverkade gamla granskogar där det föreligger viss kontinuitet av grov död ved. Ullticka är en bra signalart inom hela sitt utbredningsområde och i södra Sverige är den sällsynt och en god signalart för skyddsvärda granskogsmiljöer. Den hotas av avverkning och fragmentering av naturskog och äldre granskog med lång trädkontinuitet. På ullticka kan ibland ulltickeporing (VU) påträffas - det är en sällsynt ticka som nyligen delats upp i de tre olika arterna ulltickeporing </w:t>
+      </w:r>
+      <w:r>
+        <w:rPr>
+          <w:i/>
+        </w:rPr>
+        <w:t xml:space="preserve">Skeletocutis brevispora </w:t>
+      </w:r>
+      <w:r>
+        <w:t>(VU)</w:t>
+      </w:r>
+      <w:r>
+        <w:rPr>
+          <w:i/>
+        </w:rPr>
+        <w:t>, Skeletocutis delicata</w:t>
+      </w:r>
+      <w:r>
+        <w:t xml:space="preserve"> (VU)</w:t>
+      </w:r>
+      <w:r>
+        <w:rPr>
+          <w:i/>
+        </w:rPr>
+        <w:t xml:space="preserve"> och Skeletocutis exilis</w:t>
+      </w:r>
+      <w:r>
+        <w:t xml:space="preserve"> (NT). Ullticka är typisk art för </w:t>
+      </w:r>
+      <w:r>
+        <w:rPr>
+          <w:i/>
+        </w:rPr>
+        <w:t xml:space="preserve">9010 Taiga, 9050 Näringsrik granskog </w:t>
+      </w:r>
+      <w:r>
+        <w:t xml:space="preserve">och </w:t>
+      </w:r>
+      <w:r>
+        <w:rPr>
+          <w:i/>
+        </w:rPr>
+        <w:t>9030 Landhöjningsskog</w:t>
+      </w:r>
+      <w:r>
+        <w:t xml:space="preserve"> (SLU Artdatabanken, 2026; Nitare &amp; Skogsstyrelsen, 2019; Miettinen &amp; Niemelä, 2018).</w:t>
+      </w:r>
+    </w:p>
+    <w:p>
+      <w:r>
+        <w:rPr>
+          <w:b/>
+        </w:rPr>
+        <w:t>Bronshjon</w:t>
+      </w:r>
+      <w:r>
+        <w:t xml:space="preserve"> är en skalbagge vars larvutveckling sker under grov bark på stammar av döda eller döende barrträd, främst gran, i mindre omfattning tall. Arten är knuten till äldre, naturskogslik granskog med inslag av torkande träd. Bronshjon är typisk art för </w:t>
+      </w:r>
+      <w:r>
+        <w:rPr>
+          <w:i/>
+        </w:rPr>
+        <w:t>9010 Taiga</w:t>
+      </w:r>
+      <w:r>
+        <w:t xml:space="preserve"> (SLU Artdatabanken, 2025).</w:t>
+      </w:r>
+    </w:p>
+    <w:p>
+      <w:r>
+        <w:rPr>
+          <w:b/>
+        </w:rPr>
+        <w:t>Mindre märgborre</w:t>
+      </w:r>
+      <w:r>
+        <w:t xml:space="preserve"> är en signalart för tallskog med höga naturvärden och betraktas tillsammans med skarptandad barkborre som nyckelarter för ett antal sällsynta åtgärdsprogramsarter som är beroende av deras gångsystem. Bland dessa kan nämnas avlång barkborre (VU), </w:t>
+      </w:r>
+      <w:r>
+        <w:rPr>
+          <w:i/>
+        </w:rPr>
+        <w:t>Corticeus longulus</w:t>
+      </w:r>
+      <w:r>
+        <w:t xml:space="preserve"> (VU), tallgångbagge (VU), cholodkovskys bastborre (NT) och tallbarksvartbagge (NT). Den mindre märgborrens måsvingeliknande gnaggångar är lätta att känna igen och hittas ofta på grova tallgrenar på marken. Rika förekomster av främst mindre märgborre men även skarptandad barkborre är en signal för artrikedom och inventeringar har visat att det är i skogar med en naturlig självgallring som det skapas förutsättningar för dessa arter samt de efterföljande åtgärdsprogramsarterna. Tallskogar med stark förekomst av mindre märgborre och skarptandad barkborre bör avsättas som reservat. Generellt bör hänsyn tas vid slutavverkning av talldominerad skog så att avverkningsrester som gren- och toppdelar lämnas. Mindre märgborre är typisk art för </w:t>
+      </w:r>
+      <w:r>
+        <w:rPr>
+          <w:i/>
+        </w:rPr>
+        <w:t>9060 Åsbarrskog</w:t>
+      </w:r>
+      <w:r>
+        <w:t xml:space="preserve"> (SLU Artdatabanken, 2026; Pettersson, 2014; Hedgren, 2012; Gunnarsson m fl., 1999).</w:t>
+      </w:r>
+    </w:p>
+    <w:p>
+      <w:r>
+        <w:rPr>
+          <w:b/>
+        </w:rPr>
+        <w:t>Spillkråka (§4)</w:t>
+      </w:r>
+      <w:r>
+        <w:t xml:space="preserve"> omfattas av bilaga 1 i EU:s fågeldirektiv och är typisk art för </w:t>
+      </w:r>
+      <w:r>
+        <w:rPr>
+          <w:i/>
+        </w:rPr>
+        <w:t xml:space="preserve">9010 Taiga </w:t>
+      </w:r>
+      <w:r>
+        <w:t>och</w:t>
+      </w:r>
+      <w:r>
+        <w:rPr>
+          <w:i/>
+        </w:rPr>
+        <w:t xml:space="preserve"> 9740 Skogsbevuxen myr</w:t>
+      </w:r>
+      <w:r>
+        <w:t>. Den behöver grova träd, främst tall, asp och bok som boträd. Skogsbruk med korta omloppstider och täta, homogena ungskogar utgör det största hotet. Spillkråka är en nyckelart i skogliga miljöer vars övergivna bohål utnyttjas av flera andra hålhäckande fågelarter och fladdermöss, däribland pärluggla (EN, §4), knipa (§4), salskrake (§4) och skogsduva (§4). Hökuggla (VU, §4) och slaguggla (§4) häckar ofta i högstubbar som brutits av i höjd med ett gammalt spillkråkebo (SLU Artdatabanken, 2026; Skogsstyrelsen, 2016).</w:t>
+      </w:r>
+    </w:p>
+    <w:p>
+      <w:r>
+        <w:rPr>
+          <w:b/>
+        </w:rPr>
+        <w:t>Tjäder (§4)</w:t>
+      </w:r>
+      <w:r>
+        <w:t xml:space="preserve"> omfattas av bilaga 1 och 2 EU:s fågeldirektiv och är typisk art för </w:t>
+      </w:r>
+      <w:r>
+        <w:rPr>
+          <w:i/>
+        </w:rPr>
+        <w:t xml:space="preserve">9010 Taiga </w:t>
+      </w:r>
+      <w:r>
+        <w:t xml:space="preserve">och </w:t>
+      </w:r>
+      <w:r>
+        <w:rPr>
+          <w:i/>
+        </w:rPr>
+        <w:t>9740 Skogsbevuxen myr</w:t>
+      </w:r>
+      <w:r>
+        <w:t>. Tjädern är en utpräglad skogsfågel knuten till större sammanhängande barrskogsområden. Tupparna och hönorna utnyttjar till viss del olika miljöer, och habitatvalet varierar dessutom mellan olika delar av året. För att det ska finnas livskraftiga tjäderbestånd krävs funktionella skogslandskap med en blandning av uppvuxen, gles och luckig skog, täta sumpskogar, myrar och andra små våtmarker. Arten försvinner när skogen fragmenteras och den sammanlagda arealen hyggen och andra öppna områden blir för stor. Ett småskaligt och försiktigt virkesuttag genom hyggesfria metoder kan i vissa fall vara möjligt i området inom 200 m från lekcentrum. Längre ut från lekcentrum, inom 200–500 m bör den avverkade ytan inte överskrida 1 hektar för att undvika alltför stora och snabba förändringar (Skogsstyrelsen, 2019; SLU Artdatabanken, 2024).</w:t>
+      </w:r>
+    </w:p>
+    <w:p>
+      <w:pPr>
+        <w:pStyle w:val="Heading1"/>
+      </w:pPr>
+      <w:r>
+        <w:t>Certifiering</w:t>
       </w:r>
     </w:p>
     <w:p>
@@ -255,26 +472,18 @@
         <w:pStyle w:val="Heading2"/>
       </w:pPr>
       <w:r>
-        <w:t>Fridlysta arter</w:t>
+        <w:t>Ur FSC-standarden</w:t>
       </w:r>
     </w:p>
     <w:p>
-      <w:r>
-        <w:t>Följande fridlysta arter har sina livsmiljöer och växtplatser i den avverkningsanmälda skogen: tretåig hackspett (NT, T, §4), spillkråka (T, §4) och tjäder (T, §4).</w:t>
-      </w:r>
-    </w:p>
-    <w:p>
-      <w:r>
-        <w:t xml:space="preserve">Observera att medlemsländerna är skyldiga att agera i enlighet med EU:s fågeldirektiv där det uttryckligen står att direktivet gäller för fåglar samt för deras ägg, bon och </w:t>
-      </w:r>
       <w:r>
         <w:rPr>
           <w:b/>
         </w:rPr>
-        <w:t xml:space="preserve">livsmiljöer </w:t>
-      </w:r>
-      <w:r>
-        <w:t>(artikel 1). Vidare att de åtgärder som vidtas inte får leda till en försämring av den nuvarande situationen beträffande bevarandet av de fågelarter som avses i artikel 1 (artikel 13). Fågeldirektivet är styrande för tillsynsansvariga myndigheters ärendehantering, ställningstaganden och beslutsfattande.</w:t>
+        <w:t xml:space="preserve">PRINCIP 1: LAGEFTERLEVNAD: </w:t>
+      </w:r>
+      <w:r>
+        <w:t>Certifikatsinnehavaren ska följa alla tillämpliga lagar, förordningar och nationellt ratificerade internationella avtal, konventioner och överenskommelser.</w:t>
       </w:r>
     </w:p>
     <w:p>
@@ -282,91 +491,81 @@
         <w:rPr>
           <w:b/>
         </w:rPr>
-        <w:t>Spillkråka (§4)</w:t>
-      </w:r>
-      <w:r>
-        <w:t xml:space="preserve"> omfattas av bilaga 1 i EU:s fågeldirektiv och är typisk art för </w:t>
+        <w:t xml:space="preserve">1.3.1 </w:t>
+      </w:r>
+      <w:r>
+        <w:t>Tillämpliga lagar och föreskrifter för brukandet av skogen följs.</w:t>
+      </w:r>
+    </w:p>
+    <w:p>
+      <w:pPr>
+        <w:pStyle w:val="ListBullet"/>
+      </w:pPr>
+      <w:r>
+        <w:rPr>
+          <w:b/>
+          <w:i/>
+        </w:rPr>
+        <w:t xml:space="preserve">Kommentar: </w:t>
+      </w:r>
+      <w:r>
+        <w:t>I den avverkningsanmälda skogen har fridlysta arter sina livsmiljöer och växtplatser. Att skada de fridlysta arternas livsmiljöer, växtplatser eller ekologiska funktion är inte tillåtet enligt artskyddsförordningen.</w:t>
       </w:r>
       <w:r>
         <w:rPr>
           <w:i/>
         </w:rPr>
-        <w:t xml:space="preserve">9010 Taiga </w:t>
-      </w:r>
-      <w:r>
-        <w:t>och</w:t>
+        <w:t xml:space="preserve"> EU:s medlemsländer och skogsbolag är skyldiga att agera i enlighet med EU:s fågeldirektiv där det uttryckligen står att direktivet gäller för fåglar samt för deras ägg, bon och </w:t>
+      </w:r>
+      <w:r>
+        <w:rPr>
+          <w:b/>
+          <w:i/>
+        </w:rPr>
+        <w:t xml:space="preserve">livsmiljöer </w:t>
+      </w:r>
+      <w:r>
+        <w:t>(artikel 1). Vidare att de åtgärder som vidtas inte får leda till en försämring av den nuvarande situationen beträffande bevarandet av de fågelarter som avses i artikel 1 (artikel 13).</w:t>
+      </w:r>
+    </w:p>
+    <w:p>
+      <w:r>
+        <w:rPr>
+          <w:b/>
+        </w:rPr>
+        <w:t xml:space="preserve">6.4 </w:t>
+      </w:r>
+      <w:r>
+        <w:t>Certifikatsinnehavaren ska skydda sällsynta arter och hotade arter samt deras livsmiljöer inom skogsbruksenheten. Det ska ske genom avsättningar, andra skyddade områden och genom att skapa konnektivitet och/eller genom andra direkta åtgärder som gynnar dessa arters överlevnad och livskraft. Åtgärderna ska stå i förhållande till brukandets skala, intensitet och risk, samt till sällsynta och hotade arters bevarandestatus och ekologiska krav. Certifikatsinnehavaren ska beakta den geografiska spridningen och ekologiska krav hos sällsynta och hotade arter utanför skogsbruksenhetens gränser när beslut om åtgärder inom skogsbruksenheten ska fattas.</w:t>
+      </w:r>
+    </w:p>
+    <w:p>
+      <w:r>
+        <w:rPr>
+          <w:b/>
+        </w:rPr>
+        <w:t xml:space="preserve">6.4.3 </w:t>
+      </w:r>
+      <w:r>
+        <w:t>Bevarandeåtgärder genomförs för de kända förekomster av rödlistade arter som påverkas av skogsbruk.</w:t>
+      </w:r>
+    </w:p>
+    <w:p>
+      <w:pPr>
+        <w:pStyle w:val="ListBullet"/>
+      </w:pPr>
+      <w:r>
+        <w:rPr>
+          <w:b/>
+          <w:i/>
+        </w:rPr>
+        <w:t xml:space="preserve">Kommentar: </w:t>
       </w:r>
       <w:r>
         <w:rPr>
           <w:i/>
         </w:rPr>
-        <w:t xml:space="preserve"> 9740 Skogsbevuxen myr</w:t>
-      </w:r>
-      <w:r>
-        <w:t>. Den behöver grova träd, främst tall, asp och bok som boträd. Skogsbruk med korta omloppstider och täta, homogena ungskogar utgör det största hotet. Spillkråka är en nyckelart i skogliga miljöer vars övergivna bohål utnyttjas av flera andra hålhäckande fågelarter och fladdermöss, däribland pärluggla (EN, §4), knipa (§4), salskrake (§4) och skogsduva (§4). Hökuggla (VU, §4) och slaguggla (§4) häckar ofta i högstubbar som brutits av i höjd med ett gammalt spillkråkebo (SLU Artdatabanken, 2026; Skogsstyrelsen, 2016).</w:t>
-      </w:r>
-    </w:p>
-    <w:p>
-      <w:r>
-        <w:rPr>
-          <w:b/>
-        </w:rPr>
-        <w:t>Tjäder (§4)</w:t>
-      </w:r>
-      <w:r>
-        <w:t xml:space="preserve"> omfattas av bilaga 1 och 2 EU:s fågeldirektiv och är typisk art för </w:t>
-      </w:r>
-      <w:r>
-        <w:rPr>
-          <w:i/>
-        </w:rPr>
-        <w:t xml:space="preserve">9010 Taiga </w:t>
-      </w:r>
-      <w:r>
-        <w:t xml:space="preserve">och </w:t>
-      </w:r>
-      <w:r>
-        <w:rPr>
-          <w:i/>
-        </w:rPr>
-        <w:t>9740 Skogsbevuxen myr</w:t>
-      </w:r>
-      <w:r>
-        <w:t>. Tjädern är en utpräglad skogsfågel knuten till större sammanhängande barrskogsområden. Tupparna och hönorna utnyttjar till viss del olika miljöer, och habitatvalet varierar dessutom mellan olika delar av året. För att det ska finnas livskraftiga tjäderbestånd krävs funktionella skogslandskap med en blandning av uppvuxen, gles och luckig skog, täta sumpskogar, myrar och andra små våtmarker. Arten försvinner när skogen fragmenteras och den sammanlagda arealen hyggen och andra öppna områden blir för stor. Ett småskaligt och försiktigt virkesuttag genom hyggesfria metoder kan i vissa fall vara möjligt i området inom 200 m från lekcentrum. Längre ut från lekcentrum, inom 200–500 m bör den avverkade ytan inte överskrida 1 hektar för att undvika alltför stora och snabba förändringar (Skogsstyrelsen, 2019; SLU Artdatabanken, 2024).</w:t>
-      </w:r>
-    </w:p>
-    <w:p>
-      <w:r>
-        <w:rPr>
-          <w:b/>
-        </w:rPr>
-        <w:t>Tretåig hackspett (NT, §4)</w:t>
-      </w:r>
-      <w:r>
-        <w:t xml:space="preserve"> är rödlistad som nära hotad och ingår i bilaga 1 i EU:s fågeldirektiv. Tretåig hackspett är för sin överlevnad beroende av kontinuerlig tillförsel av äldre döende och död ved, som sker genom naturliga självgallringsprocesser i äldre grannaturskogar och barrblandade naturskogar. Om en skog genom skogsbruk gallras eller glesas ur så upphör och uteblir i stort sett den naturliga självgallringsprocessen för mycket lång tid framöver vilket omöjliggör upprätthållandet av den kontinuerliga ekologiska funktionen i ett område. Det finns studier som visar att naturskogens självgallringsprocess som den tretåiga hackspetten är beroende av, inte kan ersättas med efterlämnad hänsyn i skogsbruket (Imbeau &amp; Desrochers, 2002). Storleken på häckningsreviret varierar med skogstypen, förekomsten av död ved och graden av fragmentering, men är i allmänhet i storleksordningen 25–100 hektar. Vintertid krävs ofta betydligt större områden och det finns studier som antyder att arten behöver minst 100 hektar äldre skog. I områden med låg bonitet kan det behövas över 200 hektar lämpligt habitat för att ett par ska kunna reproducera sig. Områden med dokumenterad permanent förekomst i naturskogsmiljöer har vanligen så stora naturvärden att skogsbruk är olämpligt. Tretåig hackspett är typisk art för </w:t>
-      </w:r>
-      <w:r>
-        <w:rPr>
-          <w:i/>
-        </w:rPr>
-        <w:t xml:space="preserve">9010 Taiga, 9740 Skogsbevuxen myr, 9030 Landhöjningsskog </w:t>
-      </w:r>
-      <w:r>
-        <w:t xml:space="preserve">och </w:t>
-      </w:r>
-      <w:r>
-        <w:rPr>
-          <w:i/>
-        </w:rPr>
-        <w:t>9040 Fjällbjörkskog</w:t>
-      </w:r>
-      <w:r>
-        <w:t xml:space="preserve"> (Skogsstyrelsen, 2016; SLU Artdatabanken, 2024).</w:t>
-      </w:r>
-    </w:p>
-    <w:p>
-      <w:r>
-        <w:t>I BILAGA 1 finns mer detaljerad information om ekologi samt krav på livsmiljö hos fridlysta arter.</w:t>
+        <w:t>I det avverkningsanmälda skogsområdet har 8 naturvårdsarter varav 3 rödlistade arter sina livsmiljöer och växtplatser.</w:t>
       </w:r>
     </w:p>
     <w:p>
@@ -374,7 +573,7 @@
         <w:pStyle w:val="Heading2"/>
       </w:pPr>
       <w:r>
-        <w:t>Övriga naturvårdsarter</w:t>
+        <w:t>Ur Chain of Custody Certification (FSC-STD-40-004 ver 3.0)</w:t>
       </w:r>
     </w:p>
     <w:p>
@@ -382,124 +581,144 @@
         <w:rPr>
           <w:b/>
         </w:rPr>
-        <w:t>Bronshjon</w:t>
-      </w:r>
-      <w:r>
-        <w:t xml:space="preserve"> är en skalbagge vars larvutveckling sker under grov bark på stammar av döda eller döende barrträd, främst gran, i mindre omfattning tall. Arten är knuten till äldre, naturskogslik granskog med inslag av torkande träd. Bronshjon är typisk art för </w:t>
+        <w:t xml:space="preserve">1.3 </w:t>
+      </w:r>
+      <w:r>
+        <w:t xml:space="preserve">The organization shall commit to the FSC values as defined in FSC-POL-01-004 Policy for the Association of Organizations with FSC. </w:t>
+      </w:r>
+    </w:p>
+    <w:p>
+      <w:pPr>
+        <w:pStyle w:val="Heading2"/>
+      </w:pPr>
+      <w:r>
+        <w:t>Ur FSC:s policy för associerade organisationer (FSC-POL-01-004)</w:t>
+      </w:r>
+    </w:p>
+    <w:p>
+      <w:r>
+        <w:t xml:space="preserve">Som “Chain of Custody”-certifierad organisation är skogsbolaget bunden av de fastställda reglerna i Del 1 Punkt 1 c) i Policy för organisationer associerade med FSC (FSC-POL-01-004 V2-0 EN + SVE version 2012-03-02): </w:t>
+      </w:r>
+    </w:p>
+    <w:p>
+      <w:pPr>
+        <w:pStyle w:val="ListNumber"/>
+      </w:pPr>
+      <w:r>
+        <w:t>De organisationer FSC kan acceptera association med får inte direkt eller indirekt ha några kopplingar till nedanstående, oacceptabla aktiviteter:</w:t>
+      </w:r>
+    </w:p>
+    <w:p>
+      <w:pPr>
+        <w:ind w:left="357"/>
+      </w:pPr>
+      <w:r>
+        <w:t>a) Olaglig skogsavverkning och handel med olagligt avverkat virke eller skogsprodukter</w:t>
+      </w:r>
+    </w:p>
+    <w:p>
+      <w:pPr>
+        <w:ind w:left="357"/>
+      </w:pPr>
+      <w:r>
+        <w:t>...</w:t>
+      </w:r>
+    </w:p>
+    <w:p>
+      <w:pPr>
+        <w:ind w:left="357"/>
+      </w:pPr>
+      <w:r>
+        <w:t>c) Skogsbruk som förstör höga naturvärden</w:t>
+      </w:r>
+    </w:p>
+    <w:p>
+      <w:pPr>
+        <w:ind w:left="357"/>
+      </w:pPr>
+      <w:r>
+        <w:t>d) Betydande omvandling av skog till plantager eller annan, icke skoglig, markanvändning</w:t>
+      </w:r>
+    </w:p>
+    <w:p>
+      <w:pPr>
+        <w:pStyle w:val="ListBullet"/>
+      </w:pPr>
+      <w:r>
+        <w:rPr>
+          <w:b/>
+          <w:i/>
+        </w:rPr>
+        <w:t xml:space="preserve">Kommentar: </w:t>
       </w:r>
       <w:r>
         <w:rPr>
           <w:i/>
         </w:rPr>
-        <w:t>9010 Taiga</w:t>
-      </w:r>
-      <w:r>
-        <w:t xml:space="preserve"> (SLU Artdatabanken, 2025).</w:t>
+        <w:t>Avverkning av skog med höga naturvärden samt skada på fridlysta arter strider både mot FSC Controlled Wood-standarden och FSC:s policy for associerade organisationer.</w:t>
       </w:r>
     </w:p>
     <w:p>
+      <w:pPr>
+        <w:pStyle w:val="Heading2"/>
+      </w:pPr>
+      <w:r>
+        <w:t>Ur FSC Controlled Wood (FSC-STD-40-005)</w:t>
+      </w:r>
+    </w:p>
+    <w:p>
+      <w:r>
+        <w:t>Virke som inte accepteras i FSC-märkta produkter (oacceptabelt ursprung) enligt FSC Controlled Wood (FSC-STD-40-005):</w:t>
+      </w:r>
+    </w:p>
+    <w:p>
+      <w:pPr>
+        <w:pStyle w:val="ListNumber"/>
+      </w:pPr>
+      <w:r>
+        <w:t>Illegalt avverkat virke.</w:t>
+      </w:r>
+    </w:p>
+    <w:p>
+      <w:pPr>
+        <w:pStyle w:val="ListNumber"/>
+      </w:pPr>
+      <w:r>
+        <w:t>...</w:t>
+      </w:r>
+    </w:p>
+    <w:p>
+      <w:pPr>
+        <w:pStyle w:val="ListNumber"/>
+      </w:pPr>
+      <w:r>
+        <w:t>Virke från avverkningar som hotar höga naturvärden.</w:t>
+      </w:r>
+    </w:p>
+    <w:p>
+      <w:pPr>
+        <w:pStyle w:val="ListNumber"/>
+      </w:pPr>
+      <w:r>
+        <w:t>Virke från skog som konverteras till plantager eller icke-skogligt bruk.</w:t>
+      </w:r>
+    </w:p>
+    <w:p>
+      <w:pPr>
+        <w:pStyle w:val="ListBullet"/>
+      </w:pPr>
       <w:r>
         <w:rPr>
           <w:b/>
+          <w:i/>
         </w:rPr>
-        <w:t>Mindre märgborre</w:t>
-      </w:r>
-      <w:r>
-        <w:t xml:space="preserve"> är en signalart för tallskog med höga naturvärden och betraktas tillsammans med skarptandad barkborre som nyckelarter för ett antal sällsynta åtgärdsprogramsarter som är beroende av deras gångsystem. Bland dessa kan nämnas avlång barkborre (VU), </w:t>
+        <w:t xml:space="preserve">Kommentar: </w:t>
       </w:r>
       <w:r>
         <w:rPr>
           <w:i/>
         </w:rPr>
-        <w:t>Corticeus longulus</w:t>
-      </w:r>
-      <w:r>
-        <w:t xml:space="preserve"> (VU), tallgångbagge (VU), cholodkovskys bastborre (NT) och tallbarksvartbagge (NT). Den mindre märgborrens måsvingeliknande gnaggångar är lätta att känna igen och hittas ofta på grova tallgrenar på marken. Rika förekomster av främst mindre märgborre men även skarptandad barkborre är en signal för artrikedom och inventeringar har visat att det är i skogar med en naturlig självgallring som det skapas förutsättningar för dessa arter samt de efterföljande åtgärdsprogramsarterna. Tallskogar med stark förekomst av mindre märgborre och skarptandad barkborre bör avsättas som reservat. Generellt bör hänsyn tas vid slutavverkning av talldominerad skog så att avverkningsrester som gren- och toppdelar lämnas. Mindre märgborre är typisk art för </w:t>
-      </w:r>
-      <w:r>
-        <w:rPr>
-          <w:i/>
-        </w:rPr>
-        <w:t>9060 Åsbarrskog</w:t>
-      </w:r>
-      <w:r>
-        <w:t xml:space="preserve"> (SLU Artdatabanken, 2026; Pettersson, 2014; Hedgren, 2012; Gunnarsson m fl., 1999).</w:t>
-      </w:r>
-    </w:p>
-    <w:p>
-      <w:r>
-        <w:rPr>
-          <w:b/>
-        </w:rPr>
-        <w:t xml:space="preserve">Motaggsvamp (NT) </w:t>
-      </w:r>
-      <w:r>
-        <w:t xml:space="preserve">bildar mykorrhiza med tall i tallskog och hittas huvudsakligen i äldre, glesare skogsbestånd och hällmarksimpediment. Arten hotas främst av skogsavverkning och tycks försvinna efter slutavverkning, markberedning och plantering. Motaggsvamp är typisk art för </w:t>
-      </w:r>
-      <w:r>
-        <w:rPr>
-          <w:i/>
-        </w:rPr>
-        <w:t>9010 Taiga</w:t>
-      </w:r>
-      <w:r>
-        <w:t xml:space="preserve"> (SLU Artdatabanken, 2024).</w:t>
-      </w:r>
-    </w:p>
-    <w:p>
-      <w:r>
-        <w:rPr>
-          <w:b/>
-        </w:rPr>
-        <w:t>Ullticka (NT)</w:t>
-      </w:r>
-      <w:r>
-        <w:t xml:space="preserve"> är knuten till restbestånd av barrnaturskog och förekommer med ett tydligt optimum i orörda eller måttligt påverkade gamla granskogar där det föreligger viss kontinuitet av grov död ved. Ullticka är en bra signalart inom hela sitt utbredningsområde och i södra Sverige är den sällsynt och en god signalart för skyddsvärda granskogsmiljöer. Den hotas av avverkning och fragmentering av naturskog och äldre granskog med lång trädkontinuitet. På ullticka kan ibland ulltickeporing (VU) påträffas - det är en sällsynt ticka som nyligen delats upp i de tre olika arterna ulltickeporing </w:t>
-      </w:r>
-      <w:r>
-        <w:rPr>
-          <w:i/>
-        </w:rPr>
-        <w:t xml:space="preserve">Skeletocutis brevispora </w:t>
-      </w:r>
-      <w:r>
-        <w:t>(VU)</w:t>
-      </w:r>
-      <w:r>
-        <w:rPr>
-          <w:i/>
-        </w:rPr>
-        <w:t>, Skeletocutis delicata</w:t>
-      </w:r>
-      <w:r>
-        <w:t xml:space="preserve"> (VU)</w:t>
-      </w:r>
-      <w:r>
-        <w:rPr>
-          <w:i/>
-        </w:rPr>
-        <w:t xml:space="preserve"> och Skeletocutis exilis</w:t>
-      </w:r>
-      <w:r>
-        <w:t xml:space="preserve"> (NT). Ullticka är typisk art för </w:t>
-      </w:r>
-      <w:r>
-        <w:rPr>
-          <w:i/>
-        </w:rPr>
-        <w:t xml:space="preserve">9010 Taiga, 9050 Näringsrik granskog </w:t>
-      </w:r>
-      <w:r>
-        <w:t xml:space="preserve">och </w:t>
-      </w:r>
-      <w:r>
-        <w:rPr>
-          <w:i/>
-        </w:rPr>
-        <w:t>9030 Landhöjningsskog</w:t>
-      </w:r>
-      <w:r>
-        <w:t xml:space="preserve"> (SLU Artdatabanken, 2026; Nitare &amp; Skogsstyrelsen, 2019; Miettinen &amp; Niemelä, 2018).</w:t>
+        <w:t>Avverkning av skog med höga naturvärden samt skada på fridlysta arter strider både mot FSC Controlled Wood-standarden och FSC:s policy for associerade organisationer.</w:t>
       </w:r>
     </w:p>
     <w:p>
@@ -507,7 +726,115 @@
         <w:pStyle w:val="Heading1"/>
       </w:pPr>
       <w:r>
-        <w:t>Certifiering</w:t>
+        <w:t>Ur PEFC-standarden gällande lagefterlevnad</w:t>
+      </w:r>
+    </w:p>
+    <w:p>
+      <w:r>
+        <w:t>PEFC-standarden förutsätter att tillämplig svensk lagstiftning följs. Det är utsedd tillsynsmyndighet som ansvarar för tillsyn av lagens efterlevnad. PEFC-standarden återger innehållet i vissa certifieringskritiska lag- och föreskriftskrav vilka ska ingå i granskning av PEFC-systemets efterlevnad.</w:t>
+      </w:r>
+    </w:p>
+    <w:p>
+      <w:pPr>
+        <w:pStyle w:val="ListBullet"/>
+      </w:pPr>
+      <w:r>
+        <w:rPr>
+          <w:b/>
+          <w:i/>
+        </w:rPr>
+        <w:t xml:space="preserve">Kommentar: </w:t>
+      </w:r>
+      <w:r>
+        <w:rPr>
+          <w:i/>
+        </w:rPr>
+        <w:t>I den avverkningsanmälda skogen har fridlysta arter sina livsmiljöer och växtplatser. Att skada de fridlysta arternas livsmiljöer, växtplatser eller ekologiska funktion är inte tillåtet enligt artskyddsförordningen</w:t>
+      </w:r>
+    </w:p>
+    <w:p>
+      <w:r>
+        <w:br w:type="page"/>
+      </w:r>
+    </w:p>
+    <w:p>
+      <w:pPr>
+        <w:pStyle w:val="Title"/>
+      </w:pPr>
+      <w:r>
+        <w:t>BILAGA 1 –</w:t>
+        <w:br/>
+        <w:t>Fridlysta och rödlistade arter</w:t>
+      </w:r>
+    </w:p>
+    <w:p>
+      <w:pPr>
+        <w:pStyle w:val="Heading1"/>
+      </w:pPr>
+      <w:r>
+        <w:t>Tretåig hackspett – ekologi samt krav på livsmiljön</w:t>
+      </w:r>
+    </w:p>
+    <w:p>
+      <w:r>
+        <w:t xml:space="preserve">Tretåig hackspett (NT) är fridlyst enligt §4 Artskyddsförordningen och finns med som prioriterad art i Skogsstyrelsen vägledning för skogsbruket (bilaga 4 till SVL). I vägledningen står bland annat att: </w:t>
+      </w:r>
+      <w:r>
+        <w:rPr>
+          <w:i/>
+        </w:rPr>
+        <w:t xml:space="preserve">“Tretåig hackspett har stora arealkrav och höga krav på sin livsmiljö. Omdaningen av naturskogar till kulturskogar medför en förlust av viktiga miljöer, något som förstärks av ökad fragmentering till följd av avverkningar.” </w:t>
+      </w:r>
+      <w:r>
+        <w:t xml:space="preserve">Vidare att: </w:t>
+      </w:r>
+      <w:r>
+        <w:rPr>
+          <w:i/>
+        </w:rPr>
+        <w:t>“Områden med dokumenterad permanent förekomst i naturskogsmiljöer har vanligen så stora naturvärden att skogsbruk är olämpligt”</w:t>
+      </w:r>
+      <w:r>
+        <w:t xml:space="preserve"> (SLU Artdatabanken, 2024; Skogsstyrelsen, 2016)</w:t>
+      </w:r>
+      <w:r>
+        <w:rPr>
+          <w:i/>
+        </w:rPr>
+        <w:t>.</w:t>
+      </w:r>
+    </w:p>
+    <w:p>
+      <w:r>
+        <w:t>Tretåig hackspett är beroende av större sammanhängande naturskogar med kontinuerlig tillgång och nybildning av död ved och fragmentering av livsmiljöerna utgör ett stort hot mot arten (se exempelvis Stachura-Skierczynska et al., 2009; Wesolowski et al., 2005; Butler et al., 2004; Pakkala et al., 2002; Amcoff et al., 1996; Virkkala, 1991). Det finns studier som visar att naturskogens självgallringsprocess som den tretåiga hackspetten är beroende av, inte kan ersättas med efterlämnad hänsyn i skogsbruket (Imbeau &amp; Desrochers, 2002).</w:t>
+      </w:r>
+    </w:p>
+    <w:p>
+      <w:r>
+        <w:t>Permanenta revir av tretåig hackspett karaktäriseras ofta av artens typiska ringformigt ordnade hackmärken på framför allt gamla granar. För att säkerställa att inte revir av tretåig hackspett drabbas av avverkningsplanerna bör en inventering göras i området både under häckningstid och under vintern, då arten utnyttjar betydligt större områden än under sommarens häckningsrevir. Storleken på häckningsreviret varierar med skogstypen, förekomsten av död ved och graden av fragmentering, men är i allmänhet i storleksordningen 25–100 hektar (SLU Artdatabanken, 2024; Skogsstyrelsen, 2016).</w:t>
+      </w:r>
+    </w:p>
+    <w:p>
+      <w:r>
+        <w:t xml:space="preserve">Förutom fridlysning enligt §4 Artskyddsförordningen är tretåig hackspett även förtecknad i EU:s fågeldirektiv bilaga 1. Den är typisk art för </w:t>
+      </w:r>
+      <w:r>
+        <w:rPr>
+          <w:i/>
+        </w:rPr>
+        <w:t xml:space="preserve">9010 Taiga, 9740 Skogsbevuxen myr, 9030 Landhöjningsskog </w:t>
+      </w:r>
+      <w:r>
+        <w:t xml:space="preserve">och </w:t>
+      </w:r>
+      <w:r>
+        <w:rPr>
+          <w:i/>
+        </w:rPr>
+        <w:t>9040 Fjällbjörkskog</w:t>
+      </w:r>
+      <w:r>
+        <w:t xml:space="preserve"> samt ingår i Natura 2000 och är förtecknad i Bernkonventionen bilaga II (strikt skyddade djurarter) (SLU Artdatabanken, 2024; Skogsstyrelsen, 2016).</w:t>
       </w:r>
     </w:p>
     <w:p>
@@ -515,100 +842,176 @@
         <w:pStyle w:val="Heading2"/>
       </w:pPr>
       <w:r>
-        <w:t>Ur FSC-standarden</w:t>
+        <w:t>Referenser – tretåig hackspett</w:t>
       </w:r>
     </w:p>
     <w:p>
       <w:r>
+        <w:t xml:space="preserve">Amcoff, M. &amp; Eriksson, P. 1996. </w:t>
+      </w:r>
+      <w:r>
         <w:rPr>
-          <w:b/>
+          <w:i/>
         </w:rPr>
-        <w:t xml:space="preserve">PRINCIP 1: LAGEFTERLEVNAD: </w:t>
-      </w:r>
-      <w:r>
-        <w:t>Certifikatsinnehavaren ska följa alla tillämpliga lagar, förordningar och nationellt ratificerade internationella avtal, konventioner och överenskommelser.</w:t>
+        <w:t xml:space="preserve">Förekomst av tretåig hackspett Picoides tridactylus på bestånds- och landskapsnivå. </w:t>
+      </w:r>
+      <w:r>
+        <w:t>Ornis Svecica 6: 107–119.</w:t>
       </w:r>
     </w:p>
     <w:p>
       <w:r>
+        <w:t xml:space="preserve">Butler, R., Angelstam, P., Ekelund, P. &amp; Schlaeffer, R. 2004. </w:t>
+      </w:r>
+      <w:r>
         <w:rPr>
-          <w:b/>
+          <w:i/>
         </w:rPr>
-        <w:t xml:space="preserve">1.3.1 </w:t>
-      </w:r>
-      <w:r>
-        <w:t>Tillämpliga lagar och föreskrifter för brukandet av skogen följs.</w:t>
+        <w:t xml:space="preserve">Dead wood threshold values for the three-toed woodpecker presence in boreal and sub-Alpine forest. </w:t>
+      </w:r>
+      <w:r>
+        <w:t>Biological conservation 119(3): 305–318.</w:t>
+      </w:r>
+    </w:p>
+    <w:p>
+      <w:r>
+        <w:t xml:space="preserve">Imbeau, L. &amp; Desrochers, A. 2002. </w:t>
+      </w:r>
+      <w:r>
+        <w:rPr>
+          <w:i/>
+        </w:rPr>
+        <w:t xml:space="preserve">Foraging Ecology and Use of Drumming Trees by Three-Toed Woodpeckers. </w:t>
+      </w:r>
+      <w:r>
+        <w:t>The Journal of Wildlife Management. Vol. 66, No. 1 (Jan., 2002), pp. 222–231.</w:t>
+      </w:r>
+    </w:p>
+    <w:p>
+      <w:r>
+        <w:t xml:space="preserve">Pakkala, T., Hanski, I. &amp; Tomppo, E. 2002. </w:t>
+      </w:r>
+      <w:r>
+        <w:rPr>
+          <w:i/>
+        </w:rPr>
+        <w:t xml:space="preserve">Spatial ecology of the three-toed woodpecker in managed forest landscapes. </w:t>
+      </w:r>
+      <w:r>
+        <w:t>Silva Fennica 36(1): 279–288.</w:t>
+      </w:r>
+    </w:p>
+    <w:p>
+      <w:r>
+        <w:t xml:space="preserve">Skogsstyrelsen, 2016. </w:t>
+      </w:r>
+      <w:r>
+        <w:rPr>
+          <w:i/>
+        </w:rPr>
+        <w:t>Vägledning för hänsyn till fåglar – Tretåig hackspett.</w:t>
+      </w:r>
+    </w:p>
+    <w:p>
+      <w:r>
+        <w:t xml:space="preserve">SLU Artdatabanken, 2024. </w:t>
+      </w:r>
+      <w:r>
+        <w:rPr>
+          <w:i/>
+        </w:rPr>
+        <w:t xml:space="preserve">Artfaktablad. Naturvård – artfakta. </w:t>
+      </w:r>
+      <w:r>
+        <w:t>SLU Artdatabanken, Uppsala.</w:t>
+      </w:r>
+    </w:p>
+    <w:p>
+      <w:r>
+        <w:t xml:space="preserve">Stachura-Skierczynska, K., Tumiel, T. &amp; Skierczynski, M. 2009. </w:t>
+      </w:r>
+      <w:r>
+        <w:rPr>
+          <w:i/>
+        </w:rPr>
+        <w:t xml:space="preserve">Habitat prediction model for three-toed woodpecker and its implications for the conservation of biologically valuable forests. </w:t>
+      </w:r>
+      <w:r>
+        <w:t>Forest Ecology and Management 258(5): 697–703.</w:t>
+      </w:r>
+    </w:p>
+    <w:p>
+      <w:r>
+        <w:t xml:space="preserve">Virkkala, R. 1991. </w:t>
+      </w:r>
+      <w:r>
+        <w:rPr>
+          <w:i/>
+        </w:rPr>
+        <w:t xml:space="preserve">Population trends of forest birds in a Finnish Lapland landscape of large habitat blocks – Consequences of stochastic environmental variation or regional habitat alteration. </w:t>
+      </w:r>
+      <w:r>
+        <w:t>Biological conservation 56(2): 223–240.</w:t>
+      </w:r>
+    </w:p>
+    <w:p>
+      <w:r>
+        <w:t xml:space="preserve">Wesolowski, T., Czeszczewik, D. &amp; Rowinski, P. 2005. </w:t>
+      </w:r>
+      <w:r>
+        <w:rPr>
+          <w:i/>
+        </w:rPr>
+        <w:t xml:space="preserve">Effects of forest management on Three-toed Woodpecker Picoides tridactylus distribution in the Bialowieza Forest (NE Poland): conservation implications. </w:t>
+      </w:r>
+      <w:r>
+        <w:t>Acta Ornithologica 40(1): 53–60.</w:t>
       </w:r>
     </w:p>
     <w:p>
       <w:pPr>
-        <w:pStyle w:val="ListBullet"/>
+        <w:pStyle w:val="Heading1"/>
       </w:pPr>
       <w:r>
-        <w:rPr>
-          <w:b/>
-          <w:i/>
-        </w:rPr>
-        <w:t xml:space="preserve">Kommentar: </w:t>
-      </w:r>
-      <w:r>
-        <w:t>I den avverkningsanmälda skogen har fridlysta arter sina livsmiljöer och växtplatser. Att skada de fridlysta arternas livsmiljöer, växtplatser eller ekologiska funktion är inte tillåtet enligt artskyddsförordningen.</w:t>
+        <w:t>Mindre märgborre – ekologi samt krav på livsmiljön</w:t>
+      </w:r>
+    </w:p>
+    <w:p>
+      <w:r>
+        <w:t xml:space="preserve">Mindre märgborre är en signalart för tallskog med höga naturvärden och kan lätt konstateras genom sina karaktäristiska måsvingeliknande gnagspår som ofta hittas på grova tallgrenar på marken. Mindre märgborre betraktas tillsammans med skarptandad barkborre som nyckelarter, eftersom en rad sällsynta efterföljande arter är beroende av deras gångsystem. Bland dessa kan nämnas åtgärdsprogramsarterna avlång barkborre (VU), </w:t>
       </w:r>
       <w:r>
         <w:rPr>
           <w:i/>
         </w:rPr>
-        <w:t xml:space="preserve"> EU:s medlemsländer och skogsbolag är skyldiga att agera i enlighet med EU:s fågeldirektiv där det uttryckligen står att direktivet gäller för fåglar samt för deras ägg, bon och </w:t>
-      </w:r>
-      <w:r>
-        <w:rPr>
-          <w:b/>
-          <w:i/>
-        </w:rPr>
-        <w:t xml:space="preserve">livsmiljöer </w:t>
-      </w:r>
-      <w:r>
-        <w:t>(artikel 1). Vidare att de åtgärder som vidtas inte får leda till en försämring av den nuvarande situationen beträffande bevarandet av de fågelarter som avses i artikel 1 (artikel 13).</w:t>
+        <w:t>Corticeus longulus</w:t>
+      </w:r>
+      <w:r>
+        <w:t xml:space="preserve"> (VU), tallgångbagge (VU), cholodkovskys bastborre (NT) och tallbarksvartbagge (NT) (Pettersson, 2014; Gunnarsson m fl., 1999).</w:t>
       </w:r>
     </w:p>
     <w:p>
       <w:r>
-        <w:rPr>
-          <w:b/>
-        </w:rPr>
-        <w:t xml:space="preserve">6.4 </w:t>
-      </w:r>
-      <w:r>
-        <w:t>Certifikatsinnehavaren ska skydda sällsynta arter och hotade arter samt deras livsmiljöer inom skogsbruksenheten. Det ska ske genom avsättningar, andra skyddade områden och genom att skapa konnektivitet och/eller genom andra direkta åtgärder som gynnar dessa arters överlevnad och livskraft. Åtgärderna ska stå i förhållande till brukandets skala, intensitet och risk, samt till sällsynta och hotade arters bevarandestatus och ekologiska krav. Certifikatsinnehavaren ska beakta den geografiska spridningen och ekologiska krav hos sällsynta och hotade arter utanför skogsbruksenhetens gränser när beslut om åtgärder inom skogsbruksenheten ska fattas.</w:t>
+        <w:t>Tallskogar tillhör de livsmiljöer som förändrats i stor skala, där många kvadratmil har omvandlats till unga produktionsskogar. I sådana skogar saknas förutsättningar för de ovannämnda sällsynta barkborrarna och alltmer kunskap tyder på att skogsbrukets omvandling av skogslandskapet, missgynnar åtgärdsprogrammets arter även inne i skyddade områden (Hedgren, 2012; Hedgren m.fl., 2010; Wikars m.fl., 2010; Wikars, 2009). Orsaken är sannolikt att dagens intensiva skogsbruk trivialiserar faunan på nydöda träd. Detta sker genom att generalister förökas upp i sådan grad i den brukade skogen att dessa även kommer att dominera i de för hållandevis små och fragmenterade områden som avsätts för naturvård (Appelqvist, 2005; Janzen, 1983; Ås, 1999).</w:t>
       </w:r>
     </w:p>
     <w:p>
       <w:r>
-        <w:rPr>
-          <w:b/>
-        </w:rPr>
-        <w:t xml:space="preserve">6.4.3 </w:t>
-      </w:r>
-      <w:r>
-        <w:t>Bevarandeåtgärder genomförs för de kända förekomster av rödlistade arter som påverkas av skogsbruk.</w:t>
+        <w:t>Ett tydligt exempel på en generalist som gynnas av dagens skogsbruk är större märgborre på nydöd tall. Denna utvecklas förutom i vindfällen gärna i avverkningsavfall, inklusive avverkningsstubbar och röjningsstammar. Därmed har den större märgborren möjlighet att upprätthålla stora och stabila populationer på huvuddelen av landets skogsmark, vilket leder till en trivialisering av faunan. Större märgborre inverkar sannolikt direkt negativt på arter som tolvtandad barkborre (EN) och avlång barkborre (VU), och indirekt på de som är gynnade av blånadssvampar, dvs. följearter till framförallt mindre märgborre och skarptandad barkborre. De barkborrar som missgynnas av större märgborre är i mycket högre grad gynnade av tallar som dör genom självgallring, dvs. i normalfallet skog som inte används till skogsproduktion (Pettersson, 2014; Wikars, skriftl.).</w:t>
       </w:r>
     </w:p>
     <w:p>
-      <w:pPr>
-        <w:pStyle w:val="ListBullet"/>
-      </w:pPr>
-      <w:r>
-        <w:rPr>
-          <w:b/>
-          <w:i/>
-        </w:rPr>
-        <w:t xml:space="preserve">Kommentar: </w:t>
+      <w:r>
+        <w:t xml:space="preserve">Rika förekomster av främst mindre märgborre men även skarptandad barkborre är en signal för artrikedom och inventeringar har visat att det är i skogar med en naturlig självgallring som det skapas förutsättningar för dessa arter samt de efterföljande åtgärdsprogramsarterna (Pettersson, 2014; Hedgren, 2012). Tallskogar med stark förekomst av mindre märgborre och skarptandad barkborre bör avsättas som reservat. Generellt bör hänsyn tas vid slutavverkning av talldominerad skog så att avverkningsrester som gren- och toppdelar (s.k. GROT) lämnas. Mindre märgborre är typisk art för </w:t>
       </w:r>
       <w:r>
         <w:rPr>
           <w:i/>
         </w:rPr>
-        <w:t>I det avverkningsanmälda skogsområdet har 8 naturvårdsarter varav 3 rödlistade arter sina livsmiljöer och växtplatser.</w:t>
+        <w:t>9060 Åsbarrskog</w:t>
+      </w:r>
+      <w:r>
+        <w:t xml:space="preserve"> (Pettersson, 2014; SLU Artdatabanken, 2026).</w:t>
       </w:r>
     </w:p>
     <w:p>
@@ -616,18 +1019,183 @@
         <w:pStyle w:val="Heading2"/>
       </w:pPr>
       <w:r>
-        <w:t>Ur Chain of Custody Certification (FSC-STD-40-004 ver 3.0)</w:t>
+        <w:t>Referenser – mindre märgborre</w:t>
       </w:r>
     </w:p>
     <w:p>
       <w:r>
+        <w:t xml:space="preserve">Appelqvist, T., 2005. </w:t>
+      </w:r>
+      <w:r>
         <w:rPr>
-          <w:b/>
+          <w:i/>
         </w:rPr>
-        <w:t xml:space="preserve">1.3 </w:t>
-      </w:r>
-      <w:r>
-        <w:t xml:space="preserve">The organization shall commit to the FSC values as defined in FSC-POL-01-004 Policy for the Association of Organizations with FSC. </w:t>
+        <w:t>Naturvårdsbiologisk forskning. Underlag för områdesskydd i landskapet.</w:t>
+      </w:r>
+      <w:r>
+        <w:t xml:space="preserve"> Naturvårdsverket, Rapport 5452.</w:t>
+      </w:r>
+    </w:p>
+    <w:p>
+      <w:r>
+        <w:t xml:space="preserve">Gunnarsson, B., Pettersson, R. B., Hake, M. och Hultengren, S. &amp; Sjöberg, K., 1999. </w:t>
+      </w:r>
+      <w:r>
+        <w:rPr>
+          <w:i/>
+        </w:rPr>
+        <w:t xml:space="preserve">Spindlar och skalbaggar som indikatorer i barrskog. </w:t>
+      </w:r>
+      <w:r>
+        <w:t>Skog &amp; Forskning, Nr. 2/99, s. 46–51.</w:t>
+      </w:r>
+    </w:p>
+    <w:p>
+      <w:r>
+        <w:t xml:space="preserve">Hedgren, O., 2012. </w:t>
+      </w:r>
+      <w:r>
+        <w:rPr>
+          <w:i/>
+        </w:rPr>
+        <w:t>Hotade insekter på tallved i Dalarna.</w:t>
+      </w:r>
+      <w:r>
+        <w:t xml:space="preserve"> Länsstyrelsen Dalarna, Naturvårdsenheten. Rapport 2012:16.</w:t>
+      </w:r>
+    </w:p>
+    <w:p>
+      <w:r>
+        <w:t xml:space="preserve">Hedgren, O. 2010. </w:t>
+      </w:r>
+      <w:r>
+        <w:rPr>
+          <w:i/>
+        </w:rPr>
+        <w:t>Vedinsekter i tallskog och på brandfält i Värmland.</w:t>
+      </w:r>
+      <w:r>
+        <w:t xml:space="preserve"> Länsstyrelsen Värmland, Stencil, 39 s.</w:t>
+      </w:r>
+    </w:p>
+    <w:p>
+      <w:r>
+        <w:t xml:space="preserve">Janzen, D. H., 1983. </w:t>
+      </w:r>
+      <w:r>
+        <w:rPr>
+          <w:i/>
+        </w:rPr>
+        <w:t>No park is an island: Increase in interference from outside as park size decreases</w:t>
+      </w:r>
+      <w:r>
+        <w:t>. Oikos 41: 402–410.</w:t>
+      </w:r>
+    </w:p>
+    <w:p>
+      <w:r>
+        <w:t xml:space="preserve">Jonsell, M., Weslien, J. &amp; Ehn ström, B., 1998. </w:t>
+      </w:r>
+      <w:r>
+        <w:rPr>
+          <w:i/>
+        </w:rPr>
+        <w:t>Substrate requirements of red-listed saproxylic invertebrates in Sweden</w:t>
+      </w:r>
+      <w:r>
+        <w:t>. Biodiversity and Conserv. 7: 749–764.</w:t>
+      </w:r>
+    </w:p>
+    <w:p>
+      <w:r>
+        <w:t xml:space="preserve">Pettersson, R. B., 2014). </w:t>
+      </w:r>
+      <w:r>
+        <w:rPr>
+          <w:i/>
+        </w:rPr>
+        <w:t>Åtgärdsprogram för skalbaggar på nyligen död tall, 2014–2018.</w:t>
+      </w:r>
+      <w:r>
+        <w:t xml:space="preserve"> Rapport 6599. Bromma: Naturvårdsverket.</w:t>
+      </w:r>
+    </w:p>
+    <w:p>
+      <w:r>
+        <w:t xml:space="preserve">SLU Artdatabanken, 2026. </w:t>
+      </w:r>
+      <w:r>
+        <w:rPr>
+          <w:i/>
+        </w:rPr>
+        <w:t xml:space="preserve">Artfaktablad. Naturvård – artfakta. </w:t>
+      </w:r>
+      <w:r>
+        <w:t>SLU Artdatabanken, Uppsala.</w:t>
+      </w:r>
+    </w:p>
+    <w:p>
+      <w:r>
+        <w:t xml:space="preserve">Wikars, L.-O., Hansson, J. &amp; Hedgren, O., 2010. </w:t>
+      </w:r>
+      <w:r>
+        <w:rPr>
+          <w:i/>
+        </w:rPr>
+        <w:t>Inventering av vedlevande skalbaggar – tallskogar i Örebro län.</w:t>
+      </w:r>
+      <w:r>
+        <w:t xml:space="preserve"> Länsstyrelsen i Örebro län, publ.nr. 2010:2.</w:t>
+      </w:r>
+    </w:p>
+    <w:p>
+      <w:r>
+        <w:t xml:space="preserve">Wikars, L.-O., 2009. </w:t>
+      </w:r>
+      <w:r>
+        <w:rPr>
+          <w:i/>
+        </w:rPr>
+        <w:t>Vedskalbaggar i Hamra nationalpark, Gävleborgs län.</w:t>
+      </w:r>
+      <w:r>
+        <w:t xml:space="preserve"> Länsstyrelsen Gävleborg, Rapport 2009:14.</w:t>
+      </w:r>
+    </w:p>
+    <w:p>
+      <w:pPr>
+        <w:pStyle w:val="Heading1"/>
+      </w:pPr>
+      <w:r>
+        <w:t>Spillkråka – ekologi samt krav på livsmiljön</w:t>
+      </w:r>
+    </w:p>
+    <w:p>
+      <w:r>
+        <w:t xml:space="preserve">Spillkråka (§4) ingår i bilaga 1 EU:s fågeldirektiv och är typisk art för </w:t>
+      </w:r>
+      <w:r>
+        <w:rPr>
+          <w:i/>
+        </w:rPr>
+        <w:t xml:space="preserve">9010 Taiga </w:t>
+      </w:r>
+      <w:r>
+        <w:t>och</w:t>
+      </w:r>
+      <w:r>
+        <w:rPr>
+          <w:i/>
+        </w:rPr>
+        <w:t xml:space="preserve"> 9740 Skogsbevuxen myr</w:t>
+      </w:r>
+      <w:r>
+        <w:t>. Den lever i både barr- och blandskog liksom i ren lövskog. De tätaste populationerna tenderar att finnas i äldre, variationsrik blandskog med gott om död ved och gamla träd. Varje par utnyttjar 400–1000 hektar skog beroende på skogens kvalitet. Skogsbruk med korta omloppstider och täta, homogena ungskogar utgör det största hotet (SLU Artdatabanken, 2026).</w:t>
+      </w:r>
+    </w:p>
+    <w:p>
+      <w:r>
+        <w:t>Spillkråka är en nyckelart i skogliga miljöer vars övergivna bohål utnyttjas av flera andra hålhäckande fågelarter och fladdermöss, däribland pärluggla (EN, §4), knipa (§4), salskrake (§4) och skogsduva (§4). Hökuggla (VU, §4) och slaguggla (§4) häckar ofta i högstubbar som brutits av i höjd med ett gammalt spillkråkebo (Skogsstyrelsen, 2016).</w:t>
       </w:r>
     </w:p>
     <w:p>
@@ -635,70 +1203,71 @@
         <w:pStyle w:val="Heading2"/>
       </w:pPr>
       <w:r>
-        <w:t>Ur FSC:s policy för associerade organisationer (FSC-POL-01-004)</w:t>
+        <w:t>Referenser – spillkråka</w:t>
       </w:r>
     </w:p>
     <w:p>
       <w:r>
-        <w:t xml:space="preserve">Som “Chain of Custody”-certifierad organisation är skogsbolaget bunden av de fastställda reglerna i Del 1 Punkt 1 c) i Policy för organisationer associerade med FSC (FSC-POL-01-004 V2-0 EN + SVE version 2012-03-02): </w:t>
+        <w:t xml:space="preserve">Skogsstyrelsen, 2016. </w:t>
+      </w:r>
+      <w:r>
+        <w:rPr>
+          <w:i/>
+        </w:rPr>
+        <w:t xml:space="preserve">Vägledning för hänsyn till spillkråka. </w:t>
+      </w:r>
+      <w:r>
+        <w:t>Vägledningar och kunskapsstöd artskydd – Skogsstyrelsen.</w:t>
+      </w:r>
+    </w:p>
+    <w:p>
+      <w:r>
+        <w:t xml:space="preserve">SLU Artdatabanken, 2026. </w:t>
+      </w:r>
+      <w:r>
+        <w:rPr>
+          <w:i/>
+        </w:rPr>
+        <w:t xml:space="preserve">Artfaktablad. Naturvård – artfakta. </w:t>
+      </w:r>
+      <w:r>
+        <w:t>SLU Artdatabanken, Uppsala.</w:t>
       </w:r>
     </w:p>
     <w:p>
       <w:pPr>
-        <w:pStyle w:val="ListNumber"/>
+        <w:pStyle w:val="Heading1"/>
       </w:pPr>
       <w:r>
-        <w:t>De organisationer FSC kan acceptera association med får inte direkt eller indirekt ha några kopplingar till nedanstående, oacceptabla aktiviteter:</w:t>
+        <w:t>Tjäder – ekologi samt krav på livsmiljön</w:t>
       </w:r>
     </w:p>
     <w:p>
-      <w:pPr>
-        <w:ind w:left="357"/>
-      </w:pPr>
-      <w:r>
-        <w:t>a) Olaglig skogsavverkning och handel med olagligt avverkat virke eller skogsprodukter</w:t>
-      </w:r>
-    </w:p>
-    <w:p>
-      <w:pPr>
-        <w:ind w:left="357"/>
-      </w:pPr>
-      <w:r>
-        <w:t>...</w:t>
-      </w:r>
-    </w:p>
-    <w:p>
-      <w:pPr>
-        <w:ind w:left="357"/>
-      </w:pPr>
-      <w:r>
-        <w:t>c) Skogsbruk som förstör höga naturvärden</w:t>
-      </w:r>
-    </w:p>
-    <w:p>
-      <w:pPr>
-        <w:ind w:left="357"/>
-      </w:pPr>
-      <w:r>
-        <w:t>d) Betydande omvandling av skog till plantager eller annan, icke skoglig, markanvändning</w:t>
-      </w:r>
-    </w:p>
-    <w:p>
-      <w:pPr>
-        <w:pStyle w:val="ListBullet"/>
-      </w:pPr>
-      <w:r>
-        <w:rPr>
-          <w:b/>
-          <w:i/>
-        </w:rPr>
-        <w:t xml:space="preserve">Kommentar: </w:t>
+      <w:r>
+        <w:t xml:space="preserve">Tjäder (§4) omfattas av bilaga 1 och 2 EU:s fågeldirektiv och är typisk art för </w:t>
       </w:r>
       <w:r>
         <w:rPr>
           <w:i/>
         </w:rPr>
-        <w:t>Avverkning av skog med höga naturvärden samt skada på fridlysta arter strider både mot FSC Controlled Wood-standarden och FSC:s policy for associerade organisationer.</w:t>
+        <w:t xml:space="preserve">9010 Taiga </w:t>
+      </w:r>
+      <w:r>
+        <w:t xml:space="preserve">och </w:t>
+      </w:r>
+      <w:r>
+        <w:rPr>
+          <w:i/>
+        </w:rPr>
+        <w:t>9740 Skogsbevuxen myr</w:t>
+      </w:r>
+      <w:r>
+        <w:t>. Tjädern är en utpräglad skogsfågel knuten till större sammanhängande barrskogsområden. Tupparna och hönorna utnyttjar till viss del olika miljöer, och habitatvalet varierar dessutom mellan olika delar av året. För att det ska finnas livskraftiga tjäderbestånd krävs funktionella skogslandskap med en blandning av uppvuxen, gles och luckig skog, täta sumpskogar, myrar och andra små våtmarker (Skogsstyrelsen, 2019; SLU Artdatabanken 2024).</w:t>
+      </w:r>
+    </w:p>
+    <w:p>
+      <w:r>
+        <w:t>Arten försvinner när skogen fragmenteras och den sammanlagda arealen hyggen och andra öppna områden blir för stor. Ett småskaligt och försiktigt virkesuttag genom hyggesfria metoder kan i vissa fall vara möjligt i området inom 200 m från lekcentrum. Längre ut från lekcentrum, inom 200–500 m bör den avverkade ytan inte överskrida 1 hektar för att undvika alltför stora och snabba förändringar (Skogsstyrelsen, 2019).</w:t>
       </w:r>
     </w:p>
     <w:p>
@@ -706,265 +1275,23 @@
         <w:pStyle w:val="Heading2"/>
       </w:pPr>
       <w:r>
-        <w:t>Ur FSC Controlled Wood (FSC-STD-40-005)</w:t>
+        <w:t>Referenser – tjäder</w:t>
       </w:r>
     </w:p>
     <w:p>
       <w:r>
-        <w:t>Virke som inte accepteras i FSC-märkta produkter (oacceptabelt ursprung) enligt FSC Controlled Wood (FSC-STD-40-005):</w:t>
-      </w:r>
-    </w:p>
-    <w:p>
-      <w:pPr>
-        <w:pStyle w:val="ListNumber"/>
-      </w:pPr>
-      <w:r>
-        <w:t>Illegalt avverkat virke.</w:t>
-      </w:r>
-    </w:p>
-    <w:p>
-      <w:pPr>
-        <w:pStyle w:val="ListNumber"/>
-      </w:pPr>
-      <w:r>
-        <w:t>...</w:t>
-      </w:r>
-    </w:p>
-    <w:p>
-      <w:pPr>
-        <w:pStyle w:val="ListNumber"/>
-      </w:pPr>
-      <w:r>
-        <w:t>Virke från avverkningar som hotar höga naturvärden.</w:t>
-      </w:r>
-    </w:p>
-    <w:p>
-      <w:pPr>
-        <w:pStyle w:val="ListNumber"/>
-      </w:pPr>
-      <w:r>
-        <w:t>Virke från skog som konverteras till plantager eller icke-skogligt bruk.</w:t>
-      </w:r>
-    </w:p>
-    <w:p>
-      <w:pPr>
-        <w:pStyle w:val="ListBullet"/>
-      </w:pPr>
-      <w:r>
-        <w:rPr>
-          <w:b/>
-          <w:i/>
-        </w:rPr>
-        <w:t xml:space="preserve">Kommentar: </w:t>
+        <w:t xml:space="preserve">Skogsstyrelsen, 2019. </w:t>
       </w:r>
       <w:r>
         <w:rPr>
           <w:i/>
         </w:rPr>
-        <w:t>Avverkning av skog med höga naturvärden samt skada på fridlysta arter strider både mot FSC Controlled Wood-standarden och FSC:s policy for associerade organisationer.</w:t>
+        <w:t>Vägledning för hänsyn till fåglar – tjäder.</w:t>
       </w:r>
     </w:p>
     <w:p>
-      <w:pPr>
-        <w:pStyle w:val="Heading1"/>
-      </w:pPr>
-      <w:r>
-        <w:t>Ur PEFC-standarden gällande lagefterlevnad</w:t>
-      </w:r>
-    </w:p>
-    <w:p>
-      <w:r>
-        <w:t>PEFC-standarden förutsätter att tillämplig svensk lagstiftning följs. Det är utsedd tillsynsmyndighet som ansvarar för tillsyn av lagens efterlevnad. PEFC-standarden återger innehållet i vissa certifieringskritiska lag- och föreskriftskrav vilka ska ingå i granskning av PEFC-systemets efterlevnad.</w:t>
-      </w:r>
-    </w:p>
-    <w:p>
-      <w:pPr>
-        <w:pStyle w:val="ListBullet"/>
-      </w:pPr>
-      <w:r>
-        <w:rPr>
-          <w:b/>
-          <w:i/>
-        </w:rPr>
-        <w:t xml:space="preserve">Kommentar: </w:t>
-      </w:r>
-      <w:r>
-        <w:rPr>
-          <w:i/>
-        </w:rPr>
-        <w:t>I den avverkningsanmälda skogen har fridlysta arter sina livsmiljöer och växtplatser. Att skada de fridlysta arternas livsmiljöer, växtplatser eller ekologiska funktion är inte tillåtet enligt artskyddsförordningen</w:t>
-      </w:r>
-    </w:p>
-    <w:p>
-      <w:r>
-        <w:br w:type="page"/>
-      </w:r>
-    </w:p>
-    <w:p>
-      <w:pPr>
-        <w:pStyle w:val="Title"/>
-      </w:pPr>
-      <w:r>
-        <w:t>BILAGA 1 –</w:t>
-        <w:br/>
-        <w:t>Fridlysta och rödlistade arter</w:t>
-      </w:r>
-    </w:p>
-    <w:p>
-      <w:pPr>
-        <w:pStyle w:val="Heading1"/>
-      </w:pPr>
-      <w:r>
-        <w:t>Mindre märgborre – ekologi samt krav på livsmiljön</w:t>
-      </w:r>
-    </w:p>
-    <w:p>
-      <w:r>
-        <w:t xml:space="preserve">Mindre märgborre är en signalart för tallskog med höga naturvärden och kan lätt konstateras genom sina karaktäristiska måsvingeliknande gnagspår som ofta hittas på grova tallgrenar på marken. Mindre märgborre betraktas tillsammans med skarptandad barkborre som nyckelarter, eftersom en rad sällsynta efterföljande arter är beroende av deras gångsystem. Bland dessa kan nämnas åtgärdsprogramsarterna avlång barkborre (VU), </w:t>
-      </w:r>
-      <w:r>
-        <w:rPr>
-          <w:i/>
-        </w:rPr>
-        <w:t>Corticeus longulus</w:t>
-      </w:r>
-      <w:r>
-        <w:t xml:space="preserve"> (VU), tallgångbagge (VU), cholodkovskys bastborre (NT) och tallbarksvartbagge (NT) (Pettersson, 2014; Gunnarsson m fl., 1999).</w:t>
-      </w:r>
-    </w:p>
-    <w:p>
-      <w:r>
-        <w:t>Tallskogar tillhör de livsmiljöer som förändrats i stor skala, där många kvadratmil har omvandlats till unga produktionsskogar. I sådana skogar saknas förutsättningar för de ovannämnda sällsynta barkborrarna och alltmer kunskap tyder på att skogsbrukets omvandling av skogslandskapet, missgynnar åtgärdsprogrammets arter även inne i skyddade områden (Hedgren, 2012; Hedgren m.fl., 2010; Wikars m.fl., 2010; Wikars, 2009). Orsaken är sannolikt att dagens intensiva skogsbruk trivialiserar faunan på nydöda träd. Detta sker genom att generalister förökas upp i sådan grad i den brukade skogen att dessa även kommer att dominera i de för hållandevis små och fragmenterade områden som avsätts för naturvård (Appelqvist, 2005; Janzen, 1983; Ås, 1999).</w:t>
-      </w:r>
-    </w:p>
-    <w:p>
-      <w:r>
-        <w:t>Ett tydligt exempel på en generalist som gynnas av dagens skogsbruk är större märgborre på nydöd tall. Denna utvecklas förutom i vindfällen gärna i avverkningsavfall, inklusive avverkningsstubbar och röjningsstammar. Därmed har den större märgborren möjlighet att upprätthålla stora och stabila populationer på huvuddelen av landets skogsmark, vilket leder till en trivialisering av faunan. Större märgborre inverkar sannolikt direkt negativt på arter som tolvtandad barkborre (EN) och avlång barkborre (VU), och indirekt på de som är gynnade av blånadssvampar, dvs. följearter till framförallt mindre märgborre och skarptandad barkborre. De barkborrar som missgynnas av större märgborre är i mycket högre grad gynnade av tallar som dör genom självgallring, dvs. i normalfallet skog som inte används till skogsproduktion (Pettersson, 2014; Wikars, skriftl.).</w:t>
-      </w:r>
-    </w:p>
-    <w:p>
-      <w:r>
-        <w:t xml:space="preserve">Rika förekomster av främst mindre märgborre men även skarptandad barkborre är en signal för artrikedom och inventeringar har visat att det är i skogar med en naturlig självgallring som det skapas förutsättningar för dessa arter samt de efterföljande åtgärdsprogramsarterna (Pettersson, 2014; Hedgren, 2012). Tallskogar med stark förekomst av mindre märgborre och skarptandad barkborre bör avsättas som reservat. Generellt bör hänsyn tas vid slutavverkning av talldominerad skog så att avverkningsrester som gren- och toppdelar (s.k. GROT) lämnas. Mindre märgborre är typisk art för </w:t>
-      </w:r>
-      <w:r>
-        <w:rPr>
-          <w:i/>
-        </w:rPr>
-        <w:t>9060 Åsbarrskog</w:t>
-      </w:r>
-      <w:r>
-        <w:t xml:space="preserve"> (Pettersson, 2014; SLU Artdatabanken, 2026).</w:t>
-      </w:r>
-    </w:p>
-    <w:p>
-      <w:pPr>
-        <w:pStyle w:val="Heading2"/>
-      </w:pPr>
-      <w:r>
-        <w:t>Referenser – mindre märgborre</w:t>
-      </w:r>
-    </w:p>
-    <w:p>
-      <w:r>
-        <w:t xml:space="preserve">Appelqvist, T., 2005. </w:t>
-      </w:r>
-      <w:r>
-        <w:rPr>
-          <w:i/>
-        </w:rPr>
-        <w:t>Naturvårdsbiologisk forskning. Underlag för områdesskydd i landskapet.</w:t>
-      </w:r>
-      <w:r>
-        <w:t xml:space="preserve"> Naturvårdsverket, Rapport 5452.</w:t>
-      </w:r>
-    </w:p>
-    <w:p>
-      <w:r>
-        <w:t xml:space="preserve">Gunnarsson, B., Pettersson, R. B., Hake, M. och Hultengren, S. &amp; Sjöberg, K., 1999. </w:t>
-      </w:r>
-      <w:r>
-        <w:rPr>
-          <w:i/>
-        </w:rPr>
-        <w:t xml:space="preserve">Spindlar och skalbaggar som indikatorer i barrskog. </w:t>
-      </w:r>
-      <w:r>
-        <w:t>Skog &amp; Forskning, Nr. 2/99, s. 46–51.</w:t>
-      </w:r>
-    </w:p>
-    <w:p>
-      <w:r>
-        <w:t xml:space="preserve">Hedgren, O., 2012. </w:t>
-      </w:r>
-      <w:r>
-        <w:rPr>
-          <w:i/>
-        </w:rPr>
-        <w:t>Hotade insekter på tallved i Dalarna.</w:t>
-      </w:r>
-      <w:r>
-        <w:t xml:space="preserve"> Länsstyrelsen Dalarna, Naturvårdsenheten. Rapport 2012:16.</w:t>
-      </w:r>
-    </w:p>
-    <w:p>
-      <w:r>
-        <w:t xml:space="preserve">Hedgren, O. 2010. </w:t>
-      </w:r>
-      <w:r>
-        <w:rPr>
-          <w:i/>
-        </w:rPr>
-        <w:t>Vedinsekter i tallskog och på brandfält i Värmland.</w:t>
-      </w:r>
-      <w:r>
-        <w:t xml:space="preserve"> Länsstyrelsen Värmland, Stencil, 39 s.</w:t>
-      </w:r>
-    </w:p>
-    <w:p>
-      <w:r>
-        <w:t xml:space="preserve">Janzen, D. H., 1983. </w:t>
-      </w:r>
-      <w:r>
-        <w:rPr>
-          <w:i/>
-        </w:rPr>
-        <w:t>No park is an island: Increase in interference from outside as park size decreases</w:t>
-      </w:r>
-      <w:r>
-        <w:t>. Oikos 41: 402–410.</w:t>
-      </w:r>
-    </w:p>
-    <w:p>
-      <w:r>
-        <w:t xml:space="preserve">Jonsell, M., Weslien, J. &amp; Ehn ström, B., 1998. </w:t>
-      </w:r>
-      <w:r>
-        <w:rPr>
-          <w:i/>
-        </w:rPr>
-        <w:t>Substrate requirements of red-listed saproxylic invertebrates in Sweden</w:t>
-      </w:r>
-      <w:r>
-        <w:t>. Biodiversity and Conserv. 7: 749–764.</w:t>
-      </w:r>
-    </w:p>
-    <w:p>
-      <w:r>
-        <w:t xml:space="preserve">Pettersson, R. B., 2014). </w:t>
-      </w:r>
-      <w:r>
-        <w:rPr>
-          <w:i/>
-        </w:rPr>
-        <w:t>Åtgärdsprogram för skalbaggar på nyligen död tall, 2014–2018.</w:t>
-      </w:r>
-      <w:r>
-        <w:t xml:space="preserve"> Rapport 6599. Bromma: Naturvårdsverket.</w:t>
-      </w:r>
-    </w:p>
-    <w:p>
-      <w:r>
-        <w:t xml:space="preserve">SLU Artdatabanken, 2026. </w:t>
+      <w:r>
+        <w:t xml:space="preserve">SLU Artdatabanken, 2024. </w:t>
       </w:r>
       <w:r>
         <w:rPr>
@@ -973,377 +1300,7 @@
         <w:t xml:space="preserve">Artfaktablad. Naturvård – artfakta. </w:t>
       </w:r>
       <w:r>
-        <w:t>SLU Artdatabanken, Uppsala.</w:t>
-      </w:r>
-    </w:p>
-    <w:p>
-      <w:r>
-        <w:t xml:space="preserve">Wikars, L.-O., Hansson, J. &amp; Hedgren, O., 2010. </w:t>
-      </w:r>
-      <w:r>
-        <w:rPr>
-          <w:i/>
-        </w:rPr>
-        <w:t>Inventering av vedlevande skalbaggar – tallskogar i Örebro län.</w:t>
-      </w:r>
-      <w:r>
-        <w:t xml:space="preserve"> Länsstyrelsen i Örebro län, publ.nr. 2010:2.</w:t>
-      </w:r>
-    </w:p>
-    <w:p>
-      <w:r>
-        <w:t xml:space="preserve">Wikars, L.-O., 2009. </w:t>
-      </w:r>
-      <w:r>
-        <w:rPr>
-          <w:i/>
-        </w:rPr>
-        <w:t>Vedskalbaggar i Hamra nationalpark, Gävleborgs län.</w:t>
-      </w:r>
-      <w:r>
-        <w:t xml:space="preserve"> Länsstyrelsen Gävleborg, Rapport 2009:14.</w:t>
-      </w:r>
-    </w:p>
-    <w:p>
-      <w:pPr>
-        <w:pStyle w:val="Heading1"/>
-      </w:pPr>
-      <w:r>
-        <w:t>Spillkråka – ekologi samt krav på livsmiljön</w:t>
-      </w:r>
-    </w:p>
-    <w:p>
-      <w:r>
-        <w:t xml:space="preserve">Spillkråka (§4) ingår i bilaga 1 EU:s fågeldirektiv och är typisk art för </w:t>
-      </w:r>
-      <w:r>
-        <w:rPr>
-          <w:i/>
-        </w:rPr>
-        <w:t xml:space="preserve">9010 Taiga </w:t>
-      </w:r>
-      <w:r>
-        <w:t>och</w:t>
-      </w:r>
-      <w:r>
-        <w:rPr>
-          <w:i/>
-        </w:rPr>
-        <w:t xml:space="preserve"> 9740 Skogsbevuxen myr</w:t>
-      </w:r>
-      <w:r>
-        <w:t>. Den lever i både barr- och blandskog liksom i ren lövskog. De tätaste populationerna tenderar att finnas i äldre, variationsrik blandskog med gott om död ved och gamla träd. Varje par utnyttjar 400–1000 hektar skog beroende på skogens kvalitet. Skogsbruk med korta omloppstider och täta, homogena ungskogar utgör det största hotet (SLU Artdatabanken, 2026).</w:t>
-      </w:r>
-    </w:p>
-    <w:p>
-      <w:r>
-        <w:t>Spillkråka är en nyckelart i skogliga miljöer vars övergivna bohål utnyttjas av flera andra hålhäckande fågelarter och fladdermöss, däribland pärluggla (EN, §4), knipa (§4), salskrake (§4) och skogsduva (§4). Hökuggla (VU, §4) och slaguggla (§4) häckar ofta i högstubbar som brutits av i höjd med ett gammalt spillkråkebo (Skogsstyrelsen, 2016).</w:t>
-      </w:r>
-    </w:p>
-    <w:p>
-      <w:pPr>
-        <w:pStyle w:val="Heading2"/>
-      </w:pPr>
-      <w:r>
-        <w:t>Referenser – spillkråka</w:t>
-      </w:r>
-    </w:p>
-    <w:p>
-      <w:r>
-        <w:t xml:space="preserve">Skogsstyrelsen, 2016. </w:t>
-      </w:r>
-      <w:r>
-        <w:rPr>
-          <w:i/>
-        </w:rPr>
-        <w:t xml:space="preserve">Vägledning för hänsyn till spillkråka. </w:t>
-      </w:r>
-      <w:r>
-        <w:t>Vägledningar och kunskapsstöd artskydd – Skogsstyrelsen.</w:t>
-      </w:r>
-    </w:p>
-    <w:p>
-      <w:r>
-        <w:t xml:space="preserve">SLU Artdatabanken, 2026. </w:t>
-      </w:r>
-      <w:r>
-        <w:rPr>
-          <w:i/>
-        </w:rPr>
-        <w:t xml:space="preserve">Artfaktablad. Naturvård – artfakta. </w:t>
-      </w:r>
-      <w:r>
-        <w:t>SLU Artdatabanken, Uppsala.</w:t>
-      </w:r>
-    </w:p>
-    <w:p>
-      <w:pPr>
-        <w:pStyle w:val="Heading1"/>
-      </w:pPr>
-      <w:r>
-        <w:t>Tjäder – ekologi samt krav på livsmiljön</w:t>
-      </w:r>
-    </w:p>
-    <w:p>
-      <w:r>
-        <w:t xml:space="preserve">Tjäder (§4) omfattas av bilaga 1 och 2 EU:s fågeldirektiv och är typisk art för </w:t>
-      </w:r>
-      <w:r>
-        <w:rPr>
-          <w:i/>
-        </w:rPr>
-        <w:t xml:space="preserve">9010 Taiga </w:t>
-      </w:r>
-      <w:r>
-        <w:t xml:space="preserve">och </w:t>
-      </w:r>
-      <w:r>
-        <w:rPr>
-          <w:i/>
-        </w:rPr>
-        <w:t>9740 Skogsbevuxen myr</w:t>
-      </w:r>
-      <w:r>
-        <w:t>. Tjädern är en utpräglad skogsfågel knuten till större sammanhängande barrskogsområden. Tupparna och hönorna utnyttjar till viss del olika miljöer, och habitatvalet varierar dessutom mellan olika delar av året. För att det ska finnas livskraftiga tjäderbestånd krävs funktionella skogslandskap med en blandning av uppvuxen, gles och luckig skog, täta sumpskogar, myrar och andra små våtmarker (Skogsstyrelsen, 2019; SLU Artdatabanken 2024).</w:t>
-      </w:r>
-    </w:p>
-    <w:p>
-      <w:r>
-        <w:t>Arten försvinner när skogen fragmenteras och den sammanlagda arealen hyggen och andra öppna områden blir för stor. Ett småskaligt och försiktigt virkesuttag genom hyggesfria metoder kan i vissa fall vara möjligt i området inom 200 m från lekcentrum. Längre ut från lekcentrum, inom 200–500 m bör den avverkade ytan inte överskrida 1 hektar för att undvika alltför stora och snabba förändringar (Skogsstyrelsen, 2019).</w:t>
-      </w:r>
-    </w:p>
-    <w:p>
-      <w:pPr>
-        <w:pStyle w:val="Heading2"/>
-      </w:pPr>
-      <w:r>
-        <w:t>Referenser – tjäder</w:t>
-      </w:r>
-    </w:p>
-    <w:p>
-      <w:r>
-        <w:t xml:space="preserve">Skogsstyrelsen, 2019. </w:t>
-      </w:r>
-      <w:r>
-        <w:rPr>
-          <w:i/>
-        </w:rPr>
-        <w:t>Vägledning för hänsyn till fåglar – tjäder.</w:t>
-      </w:r>
-    </w:p>
-    <w:p>
-      <w:r>
-        <w:t xml:space="preserve">SLU Artdatabanken, 2024. </w:t>
-      </w:r>
-      <w:r>
-        <w:rPr>
-          <w:i/>
-        </w:rPr>
-        <w:t xml:space="preserve">Artfaktablad. Naturvård – artfakta. </w:t>
-      </w:r>
-      <w:r>
         <w:t>SLU Artdatabanken, Uppsala</w:t>
-      </w:r>
-    </w:p>
-    <w:p>
-      <w:pPr>
-        <w:pStyle w:val="Heading1"/>
-      </w:pPr>
-      <w:r>
-        <w:t>Tretåig hackspett – ekologi samt krav på livsmiljön</w:t>
-      </w:r>
-    </w:p>
-    <w:p>
-      <w:r>
-        <w:t xml:space="preserve">Tretåig hackspett (NT) är fridlyst enligt §4 Artskyddsförordningen och finns med som prioriterad art i Skogsstyrelsen vägledning för skogsbruket (bilaga 4 till SVL). I vägledningen står bland annat att: </w:t>
-      </w:r>
-      <w:r>
-        <w:rPr>
-          <w:i/>
-        </w:rPr>
-        <w:t xml:space="preserve">“Tretåig hackspett har stora arealkrav och höga krav på sin livsmiljö. Omdaningen av naturskogar till kulturskogar medför en förlust av viktiga miljöer, något som förstärks av ökad fragmentering till följd av avverkningar.” </w:t>
-      </w:r>
-      <w:r>
-        <w:t xml:space="preserve">Vidare att: </w:t>
-      </w:r>
-      <w:r>
-        <w:rPr>
-          <w:i/>
-        </w:rPr>
-        <w:t>“Områden med dokumenterad permanent förekomst i naturskogsmiljöer har vanligen så stora naturvärden att skogsbruk är olämpligt”</w:t>
-      </w:r>
-      <w:r>
-        <w:t xml:space="preserve"> (SLU Artdatabanken, 2024; Skogsstyrelsen, 2016)</w:t>
-      </w:r>
-      <w:r>
-        <w:rPr>
-          <w:i/>
-        </w:rPr>
-        <w:t>.</w:t>
-      </w:r>
-    </w:p>
-    <w:p>
-      <w:r>
-        <w:t>Tretåig hackspett är beroende av större sammanhängande naturskogar med kontinuerlig tillgång och nybildning av död ved och fragmentering av livsmiljöerna utgör ett stort hot mot arten (se exempelvis Stachura-Skierczynska et al., 2009; Wesolowski et al., 2005; Butler et al., 2004; Pakkala et al., 2002; Amcoff et al., 1996; Virkkala, 1991). Det finns studier som visar att naturskogens självgallringsprocess som den tretåiga hackspetten är beroende av, inte kan ersättas med efterlämnad hänsyn i skogsbruket (Imbeau &amp; Desrochers, 2002).</w:t>
-      </w:r>
-    </w:p>
-    <w:p>
-      <w:r>
-        <w:t>Permanenta revir av tretåig hackspett karaktäriseras ofta av artens typiska ringformigt ordnade hackmärken på framför allt gamla granar. För att säkerställa att inte revir av tretåig hackspett drabbas av avverkningsplanerna bör en inventering göras i området både under häckningstid och under vintern, då arten utnyttjar betydligt större områden än under sommarens häckningsrevir. Storleken på häckningsreviret varierar med skogstypen, förekomsten av död ved och graden av fragmentering, men är i allmänhet i storleksordningen 25–100 hektar (SLU Artdatabanken, 2024; Skogsstyrelsen, 2016).</w:t>
-      </w:r>
-    </w:p>
-    <w:p>
-      <w:r>
-        <w:t xml:space="preserve">Förutom fridlysning enligt §4 Artskyddsförordningen är tretåig hackspett även förtecknad i EU:s fågeldirektiv bilaga 1. Den är typisk art för </w:t>
-      </w:r>
-      <w:r>
-        <w:rPr>
-          <w:i/>
-        </w:rPr>
-        <w:t xml:space="preserve">9010 Taiga, 9740 Skogsbevuxen myr, 9030 Landhöjningsskog </w:t>
-      </w:r>
-      <w:r>
-        <w:t xml:space="preserve">och </w:t>
-      </w:r>
-      <w:r>
-        <w:rPr>
-          <w:i/>
-        </w:rPr>
-        <w:t>9040 Fjällbjörkskog</w:t>
-      </w:r>
-      <w:r>
-        <w:t xml:space="preserve"> samt ingår i Natura 2000 och är förtecknad i Bernkonventionen bilaga II (strikt skyddade djurarter) (SLU Artdatabanken, 2024; Skogsstyrelsen, 2016).</w:t>
-      </w:r>
-    </w:p>
-    <w:p>
-      <w:pPr>
-        <w:pStyle w:val="Heading2"/>
-      </w:pPr>
-      <w:r>
-        <w:t>Referenser – tretåig hackspett</w:t>
-      </w:r>
-    </w:p>
-    <w:p>
-      <w:r>
-        <w:t xml:space="preserve">Amcoff, M. &amp; Eriksson, P. 1996. </w:t>
-      </w:r>
-      <w:r>
-        <w:rPr>
-          <w:i/>
-        </w:rPr>
-        <w:t xml:space="preserve">Förekomst av tretåig hackspett Picoides tridactylus på bestånds- och landskapsnivå. </w:t>
-      </w:r>
-      <w:r>
-        <w:t>Ornis Svecica 6: 107–119.</w:t>
-      </w:r>
-    </w:p>
-    <w:p>
-      <w:r>
-        <w:t xml:space="preserve">Butler, R., Angelstam, P., Ekelund, P. &amp; Schlaeffer, R. 2004. </w:t>
-      </w:r>
-      <w:r>
-        <w:rPr>
-          <w:i/>
-        </w:rPr>
-        <w:t xml:space="preserve">Dead wood threshold values for the three-toed woodpecker presence in boreal and sub-Alpine forest. </w:t>
-      </w:r>
-      <w:r>
-        <w:t>Biological conservation 119(3): 305–318.</w:t>
-      </w:r>
-    </w:p>
-    <w:p>
-      <w:r>
-        <w:t xml:space="preserve">Imbeau, L. &amp; Desrochers, A. 2002. </w:t>
-      </w:r>
-      <w:r>
-        <w:rPr>
-          <w:i/>
-        </w:rPr>
-        <w:t xml:space="preserve">Foraging Ecology and Use of Drumming Trees by Three-Toed Woodpeckers. </w:t>
-      </w:r>
-      <w:r>
-        <w:t>The Journal of Wildlife Management. Vol. 66, No. 1 (Jan., 2002), pp. 222–231.</w:t>
-      </w:r>
-    </w:p>
-    <w:p>
-      <w:r>
-        <w:t xml:space="preserve">Pakkala, T., Hanski, I. &amp; Tomppo, E. 2002. </w:t>
-      </w:r>
-      <w:r>
-        <w:rPr>
-          <w:i/>
-        </w:rPr>
-        <w:t xml:space="preserve">Spatial ecology of the three-toed woodpecker in managed forest landscapes. </w:t>
-      </w:r>
-      <w:r>
-        <w:t>Silva Fennica 36(1): 279–288.</w:t>
-      </w:r>
-    </w:p>
-    <w:p>
-      <w:r>
-        <w:t xml:space="preserve">Skogsstyrelsen, 2016. </w:t>
-      </w:r>
-      <w:r>
-        <w:rPr>
-          <w:i/>
-        </w:rPr>
-        <w:t>Vägledning för hänsyn till fåglar – Tretåig hackspett.</w:t>
-      </w:r>
-    </w:p>
-    <w:p>
-      <w:r>
-        <w:t xml:space="preserve">SLU Artdatabanken, 2024. </w:t>
-      </w:r>
-      <w:r>
-        <w:rPr>
-          <w:i/>
-        </w:rPr>
-        <w:t xml:space="preserve">Artfaktablad. Naturvård – artfakta. </w:t>
-      </w:r>
-      <w:r>
-        <w:t>SLU Artdatabanken, Uppsala.</w:t>
-      </w:r>
-    </w:p>
-    <w:p>
-      <w:r>
-        <w:t xml:space="preserve">Stachura-Skierczynska, K., Tumiel, T. &amp; Skierczynski, M. 2009. </w:t>
-      </w:r>
-      <w:r>
-        <w:rPr>
-          <w:i/>
-        </w:rPr>
-        <w:t xml:space="preserve">Habitat prediction model for three-toed woodpecker and its implications for the conservation of biologically valuable forests. </w:t>
-      </w:r>
-      <w:r>
-        <w:t>Forest Ecology and Management 258(5): 697–703.</w:t>
-      </w:r>
-    </w:p>
-    <w:p>
-      <w:r>
-        <w:t xml:space="preserve">Virkkala, R. 1991. </w:t>
-      </w:r>
-      <w:r>
-        <w:rPr>
-          <w:i/>
-        </w:rPr>
-        <w:t xml:space="preserve">Population trends of forest birds in a Finnish Lapland landscape of large habitat blocks – Consequences of stochastic environmental variation or regional habitat alteration. </w:t>
-      </w:r>
-      <w:r>
-        <w:t>Biological conservation 56(2): 223–240.</w:t>
-      </w:r>
-    </w:p>
-    <w:p>
-      <w:r>
-        <w:t xml:space="preserve">Wesolowski, T., Czeszczewik, D. &amp; Rowinski, P. 2005. </w:t>
-      </w:r>
-      <w:r>
-        <w:rPr>
-          <w:i/>
-        </w:rPr>
-        <w:t xml:space="preserve">Effects of forest management on Three-toed Woodpecker Picoides tridactylus distribution in the Bialowieza Forest (NE Poland): conservation implications. </w:t>
-      </w:r>
-      <w:r>
-        <w:t>Acta Ornithologica 40(1): 53–60.</w:t>
       </w:r>
     </w:p>
     <w:sectPr>
@@ -1474,7 +1431,7 @@
     <w:r>
       <w:tab/>
       <w:tab/>
-      <w:t>2026-06-20</w:t>
+      <w:t>2026-06-21</w:t>
       <w:br/>
       <w:br/>
     </w:r>

--- a/klagomål/A 25610-2026 FSC-klagomål.docx
+++ b/klagomål/A 25610-2026 FSC-klagomål.docx
@@ -1431,7 +1431,7 @@
     <w:r>
       <w:tab/>
       <w:tab/>
-      <w:t>2026-06-21</w:t>
+      <w:t>2026-06-22</w:t>
       <w:br/>
       <w:br/>
     </w:r>

--- a/klagomål/A 25610-2026 FSC-klagomål.docx
+++ b/klagomål/A 25610-2026 FSC-klagomål.docx
@@ -1431,7 +1431,7 @@
     <w:r>
       <w:tab/>
       <w:tab/>
-      <w:t>2026-06-22</w:t>
+      <w:t>2026-06-23</w:t>
       <w:br/>
       <w:br/>
     </w:r>

--- a/klagomål/A 25610-2026 FSC-klagomål.docx
+++ b/klagomål/A 25610-2026 FSC-klagomål.docx
@@ -1431,7 +1431,7 @@
     <w:r>
       <w:tab/>
       <w:tab/>
-      <w:t>2026-06-23</w:t>
+      <w:t>2026-06-24</w:t>
       <w:br/>
       <w:br/>
     </w:r>

--- a/klagomål/A 25610-2026 FSC-klagomål.docx
+++ b/klagomål/A 25610-2026 FSC-klagomål.docx
@@ -1431,7 +1431,7 @@
     <w:r>
       <w:tab/>
       <w:tab/>
-      <w:t>2026-06-24</w:t>
+      <w:t>2026-06-25</w:t>
       <w:br/>
       <w:br/>
     </w:r>

--- a/klagomål/A 25610-2026 FSC-klagomål.docx
+++ b/klagomål/A 25610-2026 FSC-klagomål.docx
@@ -1431,7 +1431,7 @@
     <w:r>
       <w:tab/>
       <w:tab/>
-      <w:t>2026-06-25</w:t>
+      <w:t>2026-06-26</w:t>
       <w:br/>
       <w:br/>
     </w:r>

--- a/klagomål/A 25610-2026 FSC-klagomål.docx
+++ b/klagomål/A 25610-2026 FSC-klagomål.docx
@@ -1431,7 +1431,7 @@
     <w:r>
       <w:tab/>
       <w:tab/>
-      <w:t>2026-06-26</w:t>
+      <w:t>2026-06-27</w:t>
       <w:br/>
       <w:br/>
     </w:r>

--- a/klagomål/A 25610-2026 FSC-klagomål.docx
+++ b/klagomål/A 25610-2026 FSC-klagomål.docx
@@ -1431,7 +1431,7 @@
     <w:r>
       <w:tab/>
       <w:tab/>
-      <w:t>2026-06-27</w:t>
+      <w:t>2026-06-28</w:t>
       <w:br/>
       <w:br/>
     </w:r>

--- a/klagomål/A 25610-2026 FSC-klagomål.docx
+++ b/klagomål/A 25610-2026 FSC-klagomål.docx
@@ -1431,7 +1431,7 @@
     <w:r>
       <w:tab/>
       <w:tab/>
-      <w:t>2026-06-28</w:t>
+      <w:t>2026-06-29</w:t>
       <w:br/>
       <w:br/>
     </w:r>

--- a/klagomål/A 25610-2026 FSC-klagomål.docx
+++ b/klagomål/A 25610-2026 FSC-klagomål.docx
@@ -1431,7 +1431,7 @@
     <w:r>
       <w:tab/>
       <w:tab/>
-      <w:t>2026-06-29</w:t>
+      <w:t>2026-06-30</w:t>
       <w:br/>
       <w:br/>
     </w:r>

--- a/klagomål/A 25610-2026 FSC-klagomål.docx
+++ b/klagomål/A 25610-2026 FSC-klagomål.docx
@@ -1431,7 +1431,7 @@
     <w:r>
       <w:tab/>
       <w:tab/>
-      <w:t>2026-06-30</w:t>
+      <w:t>2026-07-01</w:t>
       <w:br/>
       <w:br/>
     </w:r>

--- a/klagomål/A 25610-2026 FSC-klagomål.docx
+++ b/klagomål/A 25610-2026 FSC-klagomål.docx
@@ -1431,7 +1431,7 @@
     <w:r>
       <w:tab/>
       <w:tab/>
-      <w:t>2026-07-01</w:t>
+      <w:t>2026-07-02</w:t>
       <w:br/>
       <w:br/>
     </w:r>

--- a/klagomål/A 25610-2026 FSC-klagomål.docx
+++ b/klagomål/A 25610-2026 FSC-klagomål.docx
@@ -1431,7 +1431,7 @@
     <w:r>
       <w:tab/>
       <w:tab/>
-      <w:t>2026-07-13</w:t>
+      <w:t>2026-07-14</w:t>
       <w:br/>
       <w:br/>
     </w:r>

--- a/klagomål/A 25610-2026 FSC-klagomål.docx
+++ b/klagomål/A 25610-2026 FSC-klagomål.docx
@@ -1431,7 +1431,7 @@
     <w:r>
       <w:tab/>
       <w:tab/>
-      <w:t>2026-07-14</w:t>
+      <w:t>2026-07-15</w:t>
       <w:br/>
       <w:br/>
     </w:r>

--- a/klagomål/A 25610-2026 FSC-klagomål.docx
+++ b/klagomål/A 25610-2026 FSC-klagomål.docx
@@ -1431,7 +1431,7 @@
     <w:r>
       <w:tab/>
       <w:tab/>
-      <w:t>2026-07-15</w:t>
+      <w:t>2026-07-16</w:t>
       <w:br/>
       <w:br/>
     </w:r>

--- a/klagomål/A 25610-2026 FSC-klagomål.docx
+++ b/klagomål/A 25610-2026 FSC-klagomål.docx
@@ -1431,7 +1431,7 @@
     <w:r>
       <w:tab/>
       <w:tab/>
-      <w:t>2026-07-16</w:t>
+      <w:t>2026-07-17</w:t>
       <w:br/>
       <w:br/>
     </w:r>

--- a/klagomål/A 25610-2026 FSC-klagomål.docx
+++ b/klagomål/A 25610-2026 FSC-klagomål.docx
@@ -1431,7 +1431,7 @@
     <w:r>
       <w:tab/>
       <w:tab/>
-      <w:t>2026-07-17</w:t>
+      <w:t>2026-07-18</w:t>
       <w:br/>
       <w:br/>
     </w:r>

--- a/klagomål/A 25610-2026 FSC-klagomål.docx
+++ b/klagomål/A 25610-2026 FSC-klagomål.docx
@@ -1431,7 +1431,7 @@
     <w:r>
       <w:tab/>
       <w:tab/>
-      <w:t>2026-07-18</w:t>
+      <w:t>2026-07-19</w:t>
       <w:br/>
       <w:br/>
     </w:r>

--- a/klagomål/A 25610-2026 FSC-klagomål.docx
+++ b/klagomål/A 25610-2026 FSC-klagomål.docx
@@ -1431,7 +1431,7 @@
     <w:r>
       <w:tab/>
       <w:tab/>
-      <w:t>2026-07-19</w:t>
+      <w:t>2026-07-20</w:t>
       <w:br/>
       <w:br/>
     </w:r>

--- a/klagomål/A 25610-2026 FSC-klagomål.docx
+++ b/klagomål/A 25610-2026 FSC-klagomål.docx
@@ -1431,7 +1431,7 @@
     <w:r>
       <w:tab/>
       <w:tab/>
-      <w:t>2026-07-20</w:t>
+      <w:t>2026-07-21</w:t>
       <w:br/>
       <w:br/>
     </w:r>

--- a/klagomål/A 25610-2026 FSC-klagomål.docx
+++ b/klagomål/A 25610-2026 FSC-klagomål.docx
@@ -1431,7 +1431,7 @@
     <w:r>
       <w:tab/>
       <w:tab/>
-      <w:t>2026-07-21</w:t>
+      <w:t>2026-07-22</w:t>
       <w:br/>
       <w:br/>
     </w:r>

--- a/klagomål/A 25610-2026 FSC-klagomål.docx
+++ b/klagomål/A 25610-2026 FSC-klagomål.docx
@@ -1431,7 +1431,7 @@
     <w:r>
       <w:tab/>
       <w:tab/>
-      <w:t>2026-07-22</w:t>
+      <w:t>2026-07-23</w:t>
       <w:br/>
       <w:br/>
     </w:r>

--- a/klagomål/A 25610-2026 FSC-klagomål.docx
+++ b/klagomål/A 25610-2026 FSC-klagomål.docx
@@ -1431,7 +1431,7 @@
     <w:r>
       <w:tab/>
       <w:tab/>
-      <w:t>2026-07-23</w:t>
+      <w:t>2026-07-24</w:t>
       <w:br/>
       <w:br/>
     </w:r>

--- a/klagomål/A 25610-2026 FSC-klagomål.docx
+++ b/klagomål/A 25610-2026 FSC-klagomål.docx
@@ -1431,7 +1431,7 @@
     <w:r>
       <w:tab/>
       <w:tab/>
-      <w:t>2026-07-24</w:t>
+      <w:t>2026-07-25</w:t>
       <w:br/>
       <w:br/>
     </w:r>

--- a/klagomål/A 25610-2026 FSC-klagomål.docx
+++ b/klagomål/A 25610-2026 FSC-klagomål.docx
@@ -1431,7 +1431,7 @@
     <w:r>
       <w:tab/>
       <w:tab/>
-      <w:t>2026-07-25</w:t>
+      <w:t>2026-07-26</w:t>
       <w:br/>
       <w:br/>
     </w:r>

--- a/klagomål/A 25610-2026 FSC-klagomål.docx
+++ b/klagomål/A 25610-2026 FSC-klagomål.docx
@@ -1431,7 +1431,7 @@
     <w:r>
       <w:tab/>
       <w:tab/>
-      <w:t>2026-07-26</w:t>
+      <w:t>2026-07-27</w:t>
       <w:br/>
       <w:br/>
     </w:r>

--- a/klagomål/A 25610-2026 FSC-klagomål.docx
+++ b/klagomål/A 25610-2026 FSC-klagomål.docx
@@ -1431,7 +1431,7 @@
     <w:r>
       <w:tab/>
       <w:tab/>
-      <w:t>2026-07-27</w:t>
+      <w:t>2026-07-28</w:t>
       <w:br/>
       <w:br/>
     </w:r>

--- a/klagomål/A 25610-2026 FSC-klagomål.docx
+++ b/klagomål/A 25610-2026 FSC-klagomål.docx
@@ -1431,7 +1431,7 @@
     <w:r>
       <w:tab/>
       <w:tab/>
-      <w:t>2026-07-28</w:t>
+      <w:t>2026-07-29</w:t>
       <w:br/>
       <w:br/>
     </w:r>

--- a/klagomål/A 25610-2026 FSC-klagomål.docx
+++ b/klagomål/A 25610-2026 FSC-klagomål.docx
@@ -1431,7 +1431,7 @@
     <w:r>
       <w:tab/>
       <w:tab/>
-      <w:t>2026-07-29</w:t>
+      <w:t>2026-07-30</w:t>
       <w:br/>
       <w:br/>
     </w:r>

--- a/klagomål/A 25610-2026 FSC-klagomål.docx
+++ b/klagomål/A 25610-2026 FSC-klagomål.docx
@@ -1431,7 +1431,7 @@
     <w:r>
       <w:tab/>
       <w:tab/>
-      <w:t>2026-07-30</w:t>
+      <w:t>2026-07-31</w:t>
       <w:br/>
       <w:br/>
     </w:r>

--- a/klagomål/A 25610-2026 FSC-klagomål.docx
+++ b/klagomål/A 25610-2026 FSC-klagomål.docx
@@ -1431,7 +1431,7 @@
     <w:r>
       <w:tab/>
       <w:tab/>
-      <w:t>2026-07-31</w:t>
+      <w:t>2026-08-01</w:t>
       <w:br/>
       <w:br/>
     </w:r>

--- a/klagomål/A 25610-2026 FSC-klagomål.docx
+++ b/klagomål/A 25610-2026 FSC-klagomål.docx
@@ -1431,7 +1431,7 @@
     <w:r>
       <w:tab/>
       <w:tab/>
-      <w:t>2026-08-01</w:t>
+      <w:t>2026-08-02</w:t>
       <w:br/>
       <w:br/>
     </w:r>

--- a/klagomål/A 25610-2026 FSC-klagomål.docx
+++ b/klagomål/A 25610-2026 FSC-klagomål.docx
@@ -1431,7 +1431,7 @@
     <w:r>
       <w:tab/>
       <w:tab/>
-      <w:t>2026-08-02</w:t>
+      <w:t>2026-08-03</w:t>
       <w:br/>
       <w:br/>
     </w:r>

--- a/klagomål/A 25610-2026 FSC-klagomål.docx
+++ b/klagomål/A 25610-2026 FSC-klagomål.docx
@@ -1431,7 +1431,7 @@
     <w:r>
       <w:tab/>
       <w:tab/>
-      <w:t>2026-08-03</w:t>
+      <w:t>2026-08-05</w:t>
       <w:br/>
       <w:br/>
     </w:r>

--- a/klagomål/A 25610-2026 FSC-klagomål.docx
+++ b/klagomål/A 25610-2026 FSC-klagomål.docx
@@ -1431,7 +1431,7 @@
     <w:r>
       <w:tab/>
       <w:tab/>
-      <w:t>2026-08-05</w:t>
+      <w:t>2026-08-07</w:t>
       <w:br/>
       <w:br/>
     </w:r>

--- a/klagomål/A 25610-2026 FSC-klagomål.docx
+++ b/klagomål/A 25610-2026 FSC-klagomål.docx
@@ -1431,7 +1431,7 @@
     <w:r>
       <w:tab/>
       <w:tab/>
-      <w:t>2026-08-07</w:t>
+      <w:t>2026-08-08</w:t>
       <w:br/>
       <w:br/>
     </w:r>
